--- a/Artifacts/Documents/Architecture Document - Smart Cart.docx
+++ b/Artifacts/Documents/Architecture Document - Smart Cart.docx
@@ -2,16 +2,96 @@
 <file path=word/document.xml><?xml version="1.0" encoding="utf-8"?>
 <w:document xmlns:wpc="http://schemas.microsoft.com/office/word/2010/wordprocessingCanvas" xmlns:mc="http://schemas.openxmlformats.org/markup-compatibility/2006" xmlns:o="urn:schemas-microsoft-com:office:office" xmlns:r="http://schemas.openxmlformats.org/officeDocument/2006/relationships" xmlns:m="http://schemas.openxmlformats.org/officeDocument/2006/math" xmlns:v="urn:schemas-microsoft-com:vml" xmlns:wp14="http://schemas.microsoft.com/office/word/2010/wordprocessingDrawing" xmlns:wp="http://schemas.openxmlformats.org/drawingml/2006/wordprocessingDrawing" xmlns:w10="urn:schemas-microsoft-com:office:word" xmlns:w="http://schemas.openxmlformats.org/wordprocessingml/2006/main" xmlns:w14="http://schemas.microsoft.com/office/word/2010/wordml" xmlns:w15="http://schemas.microsoft.com/office/word/2012/wordml" xmlns:wpg="http://schemas.microsoft.com/office/word/2010/wordprocessingGroup" xmlns:wpi="http://schemas.microsoft.com/office/word/2010/wordprocessingInk" xmlns:wne="http://schemas.microsoft.com/office/word/2006/wordml" xmlns:wps="http://schemas.microsoft.com/office/word/2010/wordprocessingShape" mc:Ignorable="w14 w15 wp14">
   <w:body>
+    <w:p>
+      <w:pPr>
+        <w:rPr>
+          <w:rFonts w:asciiTheme="majorHAnsi" w:eastAsia="Times New Roman" w:hAnsiTheme="majorHAnsi" w:cstheme="majorHAnsi"/>
+          <w:lang w:eastAsia="en-IN"/>
+        </w:rPr>
+      </w:pPr>
+    </w:p>
+    <w:p>
+      <w:pPr>
+        <w:rPr>
+          <w:rFonts w:asciiTheme="majorHAnsi" w:eastAsia="Times New Roman" w:hAnsiTheme="majorHAnsi" w:cstheme="majorHAnsi"/>
+          <w:lang w:eastAsia="en-IN"/>
+        </w:rPr>
+      </w:pPr>
+    </w:p>
+    <w:p>
+      <w:pPr>
+        <w:rPr>
+          <w:rFonts w:asciiTheme="majorHAnsi" w:eastAsia="Times New Roman" w:hAnsiTheme="majorHAnsi" w:cstheme="majorHAnsi"/>
+          <w:sz w:val="56"/>
+          <w:lang w:eastAsia="en-IN"/>
+        </w:rPr>
+      </w:pPr>
+    </w:p>
+    <w:p>
+      <w:pPr>
+        <w:tabs>
+          <w:tab w:val="left" w:pos="3552"/>
+        </w:tabs>
+        <w:jc w:val="center"/>
+        <w:rPr>
+          <w:rFonts w:asciiTheme="majorHAnsi" w:eastAsia="Times New Roman" w:hAnsiTheme="majorHAnsi" w:cstheme="majorHAnsi"/>
+          <w:sz w:val="56"/>
+          <w:u w:val="single"/>
+          <w:lang w:eastAsia="en-IN"/>
+        </w:rPr>
+      </w:pPr>
+      <w:r>
+        <w:rPr>
+          <w:rFonts w:asciiTheme="majorHAnsi" w:eastAsia="Times New Roman" w:hAnsiTheme="majorHAnsi" w:cstheme="majorHAnsi"/>
+          <w:sz w:val="56"/>
+          <w:u w:val="single"/>
+          <w:lang w:eastAsia="en-IN"/>
+        </w:rPr>
+        <w:t>ARCHITECTURE DOCUMENT</w:t>
+      </w:r>
+    </w:p>
+    <w:p>
+      <w:pPr>
+        <w:tabs>
+          <w:tab w:val="left" w:pos="3552"/>
+        </w:tabs>
+        <w:jc w:val="center"/>
+        <w:rPr>
+          <w:rFonts w:asciiTheme="majorHAnsi" w:eastAsia="Times New Roman" w:hAnsiTheme="majorHAnsi" w:cstheme="majorHAnsi"/>
+          <w:sz w:val="56"/>
+          <w:lang w:eastAsia="en-IN"/>
+        </w:rPr>
+      </w:pPr>
+      <w:r>
+        <w:rPr>
+          <w:rFonts w:asciiTheme="majorHAnsi" w:eastAsia="Times New Roman" w:hAnsiTheme="majorHAnsi" w:cstheme="majorHAnsi"/>
+          <w:sz w:val="56"/>
+          <w:lang w:eastAsia="en-IN"/>
+        </w:rPr>
+        <w:t>Smart cart application</w:t>
+      </w:r>
+    </w:p>
+    <w:p>
+      <w:pPr>
+        <w:rPr>
+          <w:rFonts w:asciiTheme="majorHAnsi" w:eastAsia="Times New Roman" w:hAnsiTheme="majorHAnsi" w:cstheme="majorHAnsi"/>
+          <w:lang w:eastAsia="en-IN"/>
+        </w:rPr>
+      </w:pPr>
+      <w:r>
+        <w:rPr>
+          <w:rFonts w:asciiTheme="majorHAnsi" w:eastAsia="Times New Roman" w:hAnsiTheme="majorHAnsi" w:cstheme="majorHAnsi"/>
+          <w:lang w:eastAsia="en-IN"/>
+        </w:rPr>
+        <w:br w:type="page"/>
+      </w:r>
+    </w:p>
     <w:sdt>
       <w:sdtPr>
         <w:rPr>
-          <w:rFonts w:asciiTheme="minorHAnsi" w:eastAsiaTheme="minorHAnsi" w:hAnsiTheme="minorHAnsi" w:cstheme="minorBidi"/>
-          <w:color w:val="auto"/>
-          <w:sz w:val="22"/>
-          <w:szCs w:val="22"/>
-          <w:lang w:val="en-IN"/>
-        </w:rPr>
-        <w:id w:val="217866286"/>
+          <w:rFonts w:cstheme="majorHAnsi"/>
+        </w:rPr>
+        <w:id w:val="1293562633"/>
         <w:docPartObj>
           <w:docPartGallery w:val="Table of Contents"/>
           <w:docPartUnique/>
@@ -19,17 +99,28 @@
       </w:sdtPr>
       <w:sdtEndPr>
         <w:rPr>
+          <w:rFonts w:eastAsiaTheme="minorHAnsi"/>
           <w:b/>
           <w:bCs/>
           <w:noProof/>
+          <w:color w:val="auto"/>
+          <w:sz w:val="22"/>
+          <w:szCs w:val="22"/>
+          <w:lang w:val="en-IN"/>
         </w:rPr>
       </w:sdtEndPr>
       <w:sdtContent>
         <w:p>
           <w:pPr>
             <w:pStyle w:val="TOCHeading"/>
+            <w:rPr>
+              <w:rFonts w:cstheme="majorHAnsi"/>
+            </w:rPr>
           </w:pPr>
           <w:r>
+            <w:rPr>
+              <w:rFonts w:cstheme="majorHAnsi"/>
+            </w:rPr>
             <w:t>Contents</w:t>
           </w:r>
         </w:p>
@@ -41,13 +132,14 @@
               <w:tab w:val="right" w:leader="dot" w:pos="9016"/>
             </w:tabs>
             <w:rPr>
-              <w:rFonts w:eastAsiaTheme="minorEastAsia"/>
+              <w:rFonts w:asciiTheme="majorHAnsi" w:eastAsiaTheme="minorEastAsia" w:hAnsiTheme="majorHAnsi" w:cstheme="majorHAnsi"/>
               <w:noProof/>
               <w:lang w:eastAsia="en-IN"/>
             </w:rPr>
           </w:pPr>
           <w:r>
             <w:rPr>
+              <w:rFonts w:asciiTheme="majorHAnsi" w:hAnsiTheme="majorHAnsi" w:cstheme="majorHAnsi"/>
               <w:b/>
               <w:bCs/>
               <w:noProof/>
@@ -56,6 +148,7 @@
           </w:r>
           <w:r>
             <w:rPr>
+              <w:rFonts w:asciiTheme="majorHAnsi" w:hAnsiTheme="majorHAnsi" w:cstheme="majorHAnsi"/>
               <w:b/>
               <w:bCs/>
               <w:noProof/>
@@ -64,17 +157,18 @@
           </w:r>
           <w:r>
             <w:rPr>
+              <w:rFonts w:asciiTheme="majorHAnsi" w:hAnsiTheme="majorHAnsi" w:cstheme="majorHAnsi"/>
               <w:b/>
               <w:bCs/>
               <w:noProof/>
             </w:rPr>
             <w:fldChar w:fldCharType="separate"/>
           </w:r>
-          <w:hyperlink w:anchor="_Toc219109839" w:history="1">
+          <w:hyperlink w:anchor="_Toc219160206" w:history="1">
             <w:r>
               <w:rPr>
                 <w:rStyle w:val="Hyperlink"/>
-                <w:rFonts w:eastAsia="Times New Roman"/>
+                <w:rFonts w:asciiTheme="majorHAnsi" w:eastAsia="Times New Roman" w:hAnsiTheme="majorHAnsi" w:cstheme="majorHAnsi"/>
                 <w:noProof/>
                 <w:lang w:eastAsia="en-IN"/>
               </w:rPr>
@@ -82,7 +176,7 @@
             </w:r>
             <w:r>
               <w:rPr>
-                <w:rFonts w:eastAsiaTheme="minorEastAsia"/>
+                <w:rFonts w:asciiTheme="majorHAnsi" w:eastAsiaTheme="minorEastAsia" w:hAnsiTheme="majorHAnsi" w:cstheme="majorHAnsi"/>
                 <w:noProof/>
                 <w:lang w:eastAsia="en-IN"/>
               </w:rPr>
@@ -91,7 +185,7 @@
             <w:r>
               <w:rPr>
                 <w:rStyle w:val="Hyperlink"/>
-                <w:rFonts w:eastAsia="Times New Roman"/>
+                <w:rFonts w:asciiTheme="majorHAnsi" w:eastAsia="Times New Roman" w:hAnsiTheme="majorHAnsi" w:cstheme="majorHAnsi"/>
                 <w:noProof/>
                 <w:lang w:eastAsia="en-IN"/>
               </w:rPr>
@@ -99,6 +193,7 @@
             </w:r>
             <w:r>
               <w:rPr>
+                <w:rFonts w:asciiTheme="majorHAnsi" w:hAnsiTheme="majorHAnsi" w:cstheme="majorHAnsi"/>
                 <w:noProof/>
                 <w:webHidden/>
               </w:rPr>
@@ -106,6 +201,7 @@
             </w:r>
             <w:r>
               <w:rPr>
+                <w:rFonts w:asciiTheme="majorHAnsi" w:hAnsiTheme="majorHAnsi" w:cstheme="majorHAnsi"/>
                 <w:noProof/>
                 <w:webHidden/>
               </w:rPr>
@@ -113,19 +209,22 @@
             </w:r>
             <w:r>
               <w:rPr>
-                <w:noProof/>
-                <w:webHidden/>
-              </w:rPr>
-              <w:instrText xml:space="preserve"> PAGEREF _Toc219109839 \h </w:instrText>
-            </w:r>
-            <w:r>
-              <w:rPr>
-                <w:noProof/>
-                <w:webHidden/>
-              </w:rPr>
-            </w:r>
-            <w:r>
-              <w:rPr>
+                <w:rFonts w:asciiTheme="majorHAnsi" w:hAnsiTheme="majorHAnsi" w:cstheme="majorHAnsi"/>
+                <w:noProof/>
+                <w:webHidden/>
+              </w:rPr>
+              <w:instrText xml:space="preserve"> PAGEREF _Toc219160206 \h </w:instrText>
+            </w:r>
+            <w:r>
+              <w:rPr>
+                <w:rFonts w:asciiTheme="majorHAnsi" w:hAnsiTheme="majorHAnsi" w:cstheme="majorHAnsi"/>
+                <w:noProof/>
+                <w:webHidden/>
+              </w:rPr>
+            </w:r>
+            <w:r>
+              <w:rPr>
+                <w:rFonts w:asciiTheme="majorHAnsi" w:hAnsiTheme="majorHAnsi" w:cstheme="majorHAnsi"/>
                 <w:noProof/>
                 <w:webHidden/>
               </w:rPr>
@@ -133,13 +232,15 @@
             </w:r>
             <w:r>
               <w:rPr>
-                <w:noProof/>
-                <w:webHidden/>
-              </w:rPr>
-              <w:t>1</w:t>
-            </w:r>
-            <w:r>
-              <w:rPr>
+                <w:rFonts w:asciiTheme="majorHAnsi" w:hAnsiTheme="majorHAnsi" w:cstheme="majorHAnsi"/>
+                <w:noProof/>
+                <w:webHidden/>
+              </w:rPr>
+              <w:t>3</w:t>
+            </w:r>
+            <w:r>
+              <w:rPr>
+                <w:rFonts w:asciiTheme="majorHAnsi" w:hAnsiTheme="majorHAnsi" w:cstheme="majorHAnsi"/>
                 <w:noProof/>
                 <w:webHidden/>
               </w:rPr>
@@ -155,16 +256,16 @@
               <w:tab w:val="right" w:leader="dot" w:pos="9016"/>
             </w:tabs>
             <w:rPr>
-              <w:rFonts w:eastAsiaTheme="minorEastAsia"/>
+              <w:rFonts w:asciiTheme="majorHAnsi" w:eastAsiaTheme="minorEastAsia" w:hAnsiTheme="majorHAnsi" w:cstheme="majorHAnsi"/>
               <w:noProof/>
               <w:lang w:eastAsia="en-IN"/>
             </w:rPr>
           </w:pPr>
-          <w:hyperlink w:anchor="_Toc219109840" w:history="1">
+          <w:hyperlink w:anchor="_Toc219160207" w:history="1">
             <w:r>
               <w:rPr>
                 <w:rStyle w:val="Hyperlink"/>
-                <w:rFonts w:eastAsia="Times New Roman"/>
+                <w:rFonts w:asciiTheme="majorHAnsi" w:eastAsia="Times New Roman" w:hAnsiTheme="majorHAnsi" w:cstheme="majorHAnsi"/>
                 <w:noProof/>
                 <w:lang w:eastAsia="en-IN"/>
               </w:rPr>
@@ -172,7 +273,7 @@
             </w:r>
             <w:r>
               <w:rPr>
-                <w:rFonts w:eastAsiaTheme="minorEastAsia"/>
+                <w:rFonts w:asciiTheme="majorHAnsi" w:eastAsiaTheme="minorEastAsia" w:hAnsiTheme="majorHAnsi" w:cstheme="majorHAnsi"/>
                 <w:noProof/>
                 <w:lang w:eastAsia="en-IN"/>
               </w:rPr>
@@ -181,7 +282,7 @@
             <w:r>
               <w:rPr>
                 <w:rStyle w:val="Hyperlink"/>
-                <w:rFonts w:eastAsia="Times New Roman"/>
+                <w:rFonts w:asciiTheme="majorHAnsi" w:eastAsia="Times New Roman" w:hAnsiTheme="majorHAnsi" w:cstheme="majorHAnsi"/>
                 <w:noProof/>
                 <w:lang w:eastAsia="en-IN"/>
               </w:rPr>
@@ -189,6 +290,7 @@
             </w:r>
             <w:r>
               <w:rPr>
+                <w:rFonts w:asciiTheme="majorHAnsi" w:hAnsiTheme="majorHAnsi" w:cstheme="majorHAnsi"/>
                 <w:noProof/>
                 <w:webHidden/>
               </w:rPr>
@@ -196,6 +298,7 @@
             </w:r>
             <w:r>
               <w:rPr>
+                <w:rFonts w:asciiTheme="majorHAnsi" w:hAnsiTheme="majorHAnsi" w:cstheme="majorHAnsi"/>
                 <w:noProof/>
                 <w:webHidden/>
               </w:rPr>
@@ -203,19 +306,22 @@
             </w:r>
             <w:r>
               <w:rPr>
-                <w:noProof/>
-                <w:webHidden/>
-              </w:rPr>
-              <w:instrText xml:space="preserve"> PAGEREF _Toc219109840 \h </w:instrText>
-            </w:r>
-            <w:r>
-              <w:rPr>
-                <w:noProof/>
-                <w:webHidden/>
-              </w:rPr>
-            </w:r>
-            <w:r>
-              <w:rPr>
+                <w:rFonts w:asciiTheme="majorHAnsi" w:hAnsiTheme="majorHAnsi" w:cstheme="majorHAnsi"/>
+                <w:noProof/>
+                <w:webHidden/>
+              </w:rPr>
+              <w:instrText xml:space="preserve"> PAGEREF _Toc219160207 \h </w:instrText>
+            </w:r>
+            <w:r>
+              <w:rPr>
+                <w:rFonts w:asciiTheme="majorHAnsi" w:hAnsiTheme="majorHAnsi" w:cstheme="majorHAnsi"/>
+                <w:noProof/>
+                <w:webHidden/>
+              </w:rPr>
+            </w:r>
+            <w:r>
+              <w:rPr>
+                <w:rFonts w:asciiTheme="majorHAnsi" w:hAnsiTheme="majorHAnsi" w:cstheme="majorHAnsi"/>
                 <w:noProof/>
                 <w:webHidden/>
               </w:rPr>
@@ -223,13 +329,15 @@
             </w:r>
             <w:r>
               <w:rPr>
-                <w:noProof/>
-                <w:webHidden/>
-              </w:rPr>
-              <w:t>1</w:t>
-            </w:r>
-            <w:r>
-              <w:rPr>
+                <w:rFonts w:asciiTheme="majorHAnsi" w:hAnsiTheme="majorHAnsi" w:cstheme="majorHAnsi"/>
+                <w:noProof/>
+                <w:webHidden/>
+              </w:rPr>
+              <w:t>3</w:t>
+            </w:r>
+            <w:r>
+              <w:rPr>
+                <w:rFonts w:asciiTheme="majorHAnsi" w:hAnsiTheme="majorHAnsi" w:cstheme="majorHAnsi"/>
                 <w:noProof/>
                 <w:webHidden/>
               </w:rPr>
@@ -245,16 +353,16 @@
               <w:tab w:val="right" w:leader="dot" w:pos="9016"/>
             </w:tabs>
             <w:rPr>
-              <w:rFonts w:eastAsiaTheme="minorEastAsia"/>
+              <w:rFonts w:asciiTheme="majorHAnsi" w:eastAsiaTheme="minorEastAsia" w:hAnsiTheme="majorHAnsi" w:cstheme="majorHAnsi"/>
               <w:noProof/>
               <w:lang w:eastAsia="en-IN"/>
             </w:rPr>
           </w:pPr>
-          <w:hyperlink w:anchor="_Toc219109841" w:history="1">
+          <w:hyperlink w:anchor="_Toc219160208" w:history="1">
             <w:r>
               <w:rPr>
                 <w:rStyle w:val="Hyperlink"/>
-                <w:rFonts w:eastAsia="Times New Roman"/>
+                <w:rFonts w:asciiTheme="majorHAnsi" w:eastAsia="Times New Roman" w:hAnsiTheme="majorHAnsi" w:cstheme="majorHAnsi"/>
                 <w:noProof/>
                 <w:lang w:eastAsia="en-IN"/>
               </w:rPr>
@@ -262,7 +370,7 @@
             </w:r>
             <w:r>
               <w:rPr>
-                <w:rFonts w:eastAsiaTheme="minorEastAsia"/>
+                <w:rFonts w:asciiTheme="majorHAnsi" w:eastAsiaTheme="minorEastAsia" w:hAnsiTheme="majorHAnsi" w:cstheme="majorHAnsi"/>
                 <w:noProof/>
                 <w:lang w:eastAsia="en-IN"/>
               </w:rPr>
@@ -271,7 +379,7 @@
             <w:r>
               <w:rPr>
                 <w:rStyle w:val="Hyperlink"/>
-                <w:rFonts w:eastAsia="Times New Roman"/>
+                <w:rFonts w:asciiTheme="majorHAnsi" w:eastAsia="Times New Roman" w:hAnsiTheme="majorHAnsi" w:cstheme="majorHAnsi"/>
                 <w:noProof/>
                 <w:lang w:eastAsia="en-IN"/>
               </w:rPr>
@@ -279,6 +387,7 @@
             </w:r>
             <w:r>
               <w:rPr>
+                <w:rFonts w:asciiTheme="majorHAnsi" w:hAnsiTheme="majorHAnsi" w:cstheme="majorHAnsi"/>
                 <w:noProof/>
                 <w:webHidden/>
               </w:rPr>
@@ -286,6 +395,7 @@
             </w:r>
             <w:r>
               <w:rPr>
+                <w:rFonts w:asciiTheme="majorHAnsi" w:hAnsiTheme="majorHAnsi" w:cstheme="majorHAnsi"/>
                 <w:noProof/>
                 <w:webHidden/>
               </w:rPr>
@@ -293,19 +403,22 @@
             </w:r>
             <w:r>
               <w:rPr>
-                <w:noProof/>
-                <w:webHidden/>
-              </w:rPr>
-              <w:instrText xml:space="preserve"> PAGEREF _Toc219109841 \h </w:instrText>
-            </w:r>
-            <w:r>
-              <w:rPr>
-                <w:noProof/>
-                <w:webHidden/>
-              </w:rPr>
-            </w:r>
-            <w:r>
-              <w:rPr>
+                <w:rFonts w:asciiTheme="majorHAnsi" w:hAnsiTheme="majorHAnsi" w:cstheme="majorHAnsi"/>
+                <w:noProof/>
+                <w:webHidden/>
+              </w:rPr>
+              <w:instrText xml:space="preserve"> PAGEREF _Toc219160208 \h </w:instrText>
+            </w:r>
+            <w:r>
+              <w:rPr>
+                <w:rFonts w:asciiTheme="majorHAnsi" w:hAnsiTheme="majorHAnsi" w:cstheme="majorHAnsi"/>
+                <w:noProof/>
+                <w:webHidden/>
+              </w:rPr>
+            </w:r>
+            <w:r>
+              <w:rPr>
+                <w:rFonts w:asciiTheme="majorHAnsi" w:hAnsiTheme="majorHAnsi" w:cstheme="majorHAnsi"/>
                 <w:noProof/>
                 <w:webHidden/>
               </w:rPr>
@@ -313,13 +426,15 @@
             </w:r>
             <w:r>
               <w:rPr>
-                <w:noProof/>
-                <w:webHidden/>
-              </w:rPr>
-              <w:t>1</w:t>
-            </w:r>
-            <w:r>
-              <w:rPr>
+                <w:rFonts w:asciiTheme="majorHAnsi" w:hAnsiTheme="majorHAnsi" w:cstheme="majorHAnsi"/>
+                <w:noProof/>
+                <w:webHidden/>
+              </w:rPr>
+              <w:t>3</w:t>
+            </w:r>
+            <w:r>
+              <w:rPr>
+                <w:rFonts w:asciiTheme="majorHAnsi" w:hAnsiTheme="majorHAnsi" w:cstheme="majorHAnsi"/>
                 <w:noProof/>
                 <w:webHidden/>
               </w:rPr>
@@ -335,16 +450,16 @@
               <w:tab w:val="right" w:leader="dot" w:pos="9016"/>
             </w:tabs>
             <w:rPr>
-              <w:rFonts w:eastAsiaTheme="minorEastAsia"/>
+              <w:rFonts w:asciiTheme="majorHAnsi" w:eastAsiaTheme="minorEastAsia" w:hAnsiTheme="majorHAnsi" w:cstheme="majorHAnsi"/>
               <w:noProof/>
               <w:lang w:eastAsia="en-IN"/>
             </w:rPr>
           </w:pPr>
-          <w:hyperlink w:anchor="_Toc219109842" w:history="1">
+          <w:hyperlink w:anchor="_Toc219160209" w:history="1">
             <w:r>
               <w:rPr>
                 <w:rStyle w:val="Hyperlink"/>
-                <w:rFonts w:eastAsia="Times New Roman"/>
+                <w:rFonts w:asciiTheme="majorHAnsi" w:eastAsia="Times New Roman" w:hAnsiTheme="majorHAnsi" w:cstheme="majorHAnsi"/>
                 <w:noProof/>
                 <w:lang w:eastAsia="en-IN"/>
               </w:rPr>
@@ -352,7 +467,7 @@
             </w:r>
             <w:r>
               <w:rPr>
-                <w:rFonts w:eastAsiaTheme="minorEastAsia"/>
+                <w:rFonts w:asciiTheme="majorHAnsi" w:eastAsiaTheme="minorEastAsia" w:hAnsiTheme="majorHAnsi" w:cstheme="majorHAnsi"/>
                 <w:noProof/>
                 <w:lang w:eastAsia="en-IN"/>
               </w:rPr>
@@ -361,7 +476,7 @@
             <w:r>
               <w:rPr>
                 <w:rStyle w:val="Hyperlink"/>
-                <w:rFonts w:eastAsia="Times New Roman"/>
+                <w:rFonts w:asciiTheme="majorHAnsi" w:eastAsia="Times New Roman" w:hAnsiTheme="majorHAnsi" w:cstheme="majorHAnsi"/>
                 <w:noProof/>
                 <w:lang w:eastAsia="en-IN"/>
               </w:rPr>
@@ -369,6 +484,7 @@
             </w:r>
             <w:r>
               <w:rPr>
+                <w:rFonts w:asciiTheme="majorHAnsi" w:hAnsiTheme="majorHAnsi" w:cstheme="majorHAnsi"/>
                 <w:noProof/>
                 <w:webHidden/>
               </w:rPr>
@@ -376,6 +492,7 @@
             </w:r>
             <w:r>
               <w:rPr>
+                <w:rFonts w:asciiTheme="majorHAnsi" w:hAnsiTheme="majorHAnsi" w:cstheme="majorHAnsi"/>
                 <w:noProof/>
                 <w:webHidden/>
               </w:rPr>
@@ -383,19 +500,22 @@
             </w:r>
             <w:r>
               <w:rPr>
-                <w:noProof/>
-                <w:webHidden/>
-              </w:rPr>
-              <w:instrText xml:space="preserve"> PAGEREF _Toc219109842 \h </w:instrText>
-            </w:r>
-            <w:r>
-              <w:rPr>
-                <w:noProof/>
-                <w:webHidden/>
-              </w:rPr>
-            </w:r>
-            <w:r>
-              <w:rPr>
+                <w:rFonts w:asciiTheme="majorHAnsi" w:hAnsiTheme="majorHAnsi" w:cstheme="majorHAnsi"/>
+                <w:noProof/>
+                <w:webHidden/>
+              </w:rPr>
+              <w:instrText xml:space="preserve"> PAGEREF _Toc219160209 \h </w:instrText>
+            </w:r>
+            <w:r>
+              <w:rPr>
+                <w:rFonts w:asciiTheme="majorHAnsi" w:hAnsiTheme="majorHAnsi" w:cstheme="majorHAnsi"/>
+                <w:noProof/>
+                <w:webHidden/>
+              </w:rPr>
+            </w:r>
+            <w:r>
+              <w:rPr>
+                <w:rFonts w:asciiTheme="majorHAnsi" w:hAnsiTheme="majorHAnsi" w:cstheme="majorHAnsi"/>
                 <w:noProof/>
                 <w:webHidden/>
               </w:rPr>
@@ -403,13 +523,15 @@
             </w:r>
             <w:r>
               <w:rPr>
-                <w:noProof/>
-                <w:webHidden/>
-              </w:rPr>
-              <w:t>2</w:t>
-            </w:r>
-            <w:r>
-              <w:rPr>
+                <w:rFonts w:asciiTheme="majorHAnsi" w:hAnsiTheme="majorHAnsi" w:cstheme="majorHAnsi"/>
+                <w:noProof/>
+                <w:webHidden/>
+              </w:rPr>
+              <w:t>3</w:t>
+            </w:r>
+            <w:r>
+              <w:rPr>
+                <w:rFonts w:asciiTheme="majorHAnsi" w:hAnsiTheme="majorHAnsi" w:cstheme="majorHAnsi"/>
                 <w:noProof/>
                 <w:webHidden/>
               </w:rPr>
@@ -425,16 +547,16 @@
               <w:tab w:val="right" w:leader="dot" w:pos="9016"/>
             </w:tabs>
             <w:rPr>
-              <w:rFonts w:eastAsiaTheme="minorEastAsia"/>
+              <w:rFonts w:asciiTheme="majorHAnsi" w:eastAsiaTheme="minorEastAsia" w:hAnsiTheme="majorHAnsi" w:cstheme="majorHAnsi"/>
               <w:noProof/>
               <w:lang w:eastAsia="en-IN"/>
             </w:rPr>
           </w:pPr>
-          <w:hyperlink w:anchor="_Toc219109843" w:history="1">
+          <w:hyperlink w:anchor="_Toc219160210" w:history="1">
             <w:r>
               <w:rPr>
                 <w:rStyle w:val="Hyperlink"/>
-                <w:rFonts w:eastAsia="Times New Roman"/>
+                <w:rFonts w:asciiTheme="majorHAnsi" w:eastAsia="Times New Roman" w:hAnsiTheme="majorHAnsi" w:cstheme="majorHAnsi"/>
                 <w:noProof/>
                 <w:lang w:eastAsia="en-IN"/>
               </w:rPr>
@@ -442,7 +564,7 @@
             </w:r>
             <w:r>
               <w:rPr>
-                <w:rFonts w:eastAsiaTheme="minorEastAsia"/>
+                <w:rFonts w:asciiTheme="majorHAnsi" w:eastAsiaTheme="minorEastAsia" w:hAnsiTheme="majorHAnsi" w:cstheme="majorHAnsi"/>
                 <w:noProof/>
                 <w:lang w:eastAsia="en-IN"/>
               </w:rPr>
@@ -451,7 +573,7 @@
             <w:r>
               <w:rPr>
                 <w:rStyle w:val="Hyperlink"/>
-                <w:rFonts w:eastAsia="Times New Roman"/>
+                <w:rFonts w:asciiTheme="majorHAnsi" w:eastAsia="Times New Roman" w:hAnsiTheme="majorHAnsi" w:cstheme="majorHAnsi"/>
                 <w:noProof/>
                 <w:lang w:eastAsia="en-IN"/>
               </w:rPr>
@@ -459,6 +581,7 @@
             </w:r>
             <w:r>
               <w:rPr>
+                <w:rFonts w:asciiTheme="majorHAnsi" w:hAnsiTheme="majorHAnsi" w:cstheme="majorHAnsi"/>
                 <w:noProof/>
                 <w:webHidden/>
               </w:rPr>
@@ -466,6 +589,7 @@
             </w:r>
             <w:r>
               <w:rPr>
+                <w:rFonts w:asciiTheme="majorHAnsi" w:hAnsiTheme="majorHAnsi" w:cstheme="majorHAnsi"/>
                 <w:noProof/>
                 <w:webHidden/>
               </w:rPr>
@@ -473,19 +597,22 @@
             </w:r>
             <w:r>
               <w:rPr>
-                <w:noProof/>
-                <w:webHidden/>
-              </w:rPr>
-              <w:instrText xml:space="preserve"> PAGEREF _Toc219109843 \h </w:instrText>
-            </w:r>
-            <w:r>
-              <w:rPr>
-                <w:noProof/>
-                <w:webHidden/>
-              </w:rPr>
-            </w:r>
-            <w:r>
-              <w:rPr>
+                <w:rFonts w:asciiTheme="majorHAnsi" w:hAnsiTheme="majorHAnsi" w:cstheme="majorHAnsi"/>
+                <w:noProof/>
+                <w:webHidden/>
+              </w:rPr>
+              <w:instrText xml:space="preserve"> PAGEREF _Toc219160210 \h </w:instrText>
+            </w:r>
+            <w:r>
+              <w:rPr>
+                <w:rFonts w:asciiTheme="majorHAnsi" w:hAnsiTheme="majorHAnsi" w:cstheme="majorHAnsi"/>
+                <w:noProof/>
+                <w:webHidden/>
+              </w:rPr>
+            </w:r>
+            <w:r>
+              <w:rPr>
+                <w:rFonts w:asciiTheme="majorHAnsi" w:hAnsiTheme="majorHAnsi" w:cstheme="majorHAnsi"/>
                 <w:noProof/>
                 <w:webHidden/>
               </w:rPr>
@@ -493,13 +620,15 @@
             </w:r>
             <w:r>
               <w:rPr>
-                <w:noProof/>
-                <w:webHidden/>
-              </w:rPr>
-              <w:t>2</w:t>
-            </w:r>
-            <w:r>
-              <w:rPr>
+                <w:rFonts w:asciiTheme="majorHAnsi" w:hAnsiTheme="majorHAnsi" w:cstheme="majorHAnsi"/>
+                <w:noProof/>
+                <w:webHidden/>
+              </w:rPr>
+              <w:t>3</w:t>
+            </w:r>
+            <w:r>
+              <w:rPr>
+                <w:rFonts w:asciiTheme="majorHAnsi" w:hAnsiTheme="majorHAnsi" w:cstheme="majorHAnsi"/>
                 <w:noProof/>
                 <w:webHidden/>
               </w:rPr>
@@ -515,22 +644,23 @@
               <w:tab w:val="right" w:leader="dot" w:pos="9016"/>
             </w:tabs>
             <w:rPr>
-              <w:rFonts w:eastAsiaTheme="minorEastAsia"/>
+              <w:rFonts w:asciiTheme="majorHAnsi" w:eastAsiaTheme="minorEastAsia" w:hAnsiTheme="majorHAnsi" w:cstheme="majorHAnsi"/>
               <w:noProof/>
               <w:lang w:eastAsia="en-IN"/>
             </w:rPr>
           </w:pPr>
-          <w:hyperlink w:anchor="_Toc219109844" w:history="1">
+          <w:hyperlink w:anchor="_Toc219160211" w:history="1">
             <w:r>
               <w:rPr>
                 <w:rStyle w:val="Hyperlink"/>
+                <w:rFonts w:asciiTheme="majorHAnsi" w:hAnsiTheme="majorHAnsi" w:cstheme="majorHAnsi"/>
                 <w:noProof/>
               </w:rPr>
               <w:t>5.1</w:t>
             </w:r>
             <w:r>
               <w:rPr>
-                <w:rFonts w:eastAsiaTheme="minorEastAsia"/>
+                <w:rFonts w:asciiTheme="majorHAnsi" w:eastAsiaTheme="minorEastAsia" w:hAnsiTheme="majorHAnsi" w:cstheme="majorHAnsi"/>
                 <w:noProof/>
                 <w:lang w:eastAsia="en-IN"/>
               </w:rPr>
@@ -539,12 +669,14 @@
             <w:r>
               <w:rPr>
                 <w:rStyle w:val="Hyperlink"/>
-                <w:noProof/>
-              </w:rPr>
-              <w:t>Components</w:t>
-            </w:r>
-            <w:r>
-              <w:rPr>
+                <w:rFonts w:asciiTheme="majorHAnsi" w:hAnsiTheme="majorHAnsi" w:cstheme="majorHAnsi"/>
+                <w:noProof/>
+              </w:rPr>
+              <w:t>Technical Components</w:t>
+            </w:r>
+            <w:r>
+              <w:rPr>
+                <w:rFonts w:asciiTheme="majorHAnsi" w:hAnsiTheme="majorHAnsi" w:cstheme="majorHAnsi"/>
                 <w:noProof/>
                 <w:webHidden/>
               </w:rPr>
@@ -552,6 +684,7 @@
             </w:r>
             <w:r>
               <w:rPr>
+                <w:rFonts w:asciiTheme="majorHAnsi" w:hAnsiTheme="majorHAnsi" w:cstheme="majorHAnsi"/>
                 <w:noProof/>
                 <w:webHidden/>
               </w:rPr>
@@ -559,19 +692,22 @@
             </w:r>
             <w:r>
               <w:rPr>
-                <w:noProof/>
-                <w:webHidden/>
-              </w:rPr>
-              <w:instrText xml:space="preserve"> PAGEREF _Toc219109844 \h </w:instrText>
-            </w:r>
-            <w:r>
-              <w:rPr>
-                <w:noProof/>
-                <w:webHidden/>
-              </w:rPr>
-            </w:r>
-            <w:r>
-              <w:rPr>
+                <w:rFonts w:asciiTheme="majorHAnsi" w:hAnsiTheme="majorHAnsi" w:cstheme="majorHAnsi"/>
+                <w:noProof/>
+                <w:webHidden/>
+              </w:rPr>
+              <w:instrText xml:space="preserve"> PAGEREF _Toc219160211 \h </w:instrText>
+            </w:r>
+            <w:r>
+              <w:rPr>
+                <w:rFonts w:asciiTheme="majorHAnsi" w:hAnsiTheme="majorHAnsi" w:cstheme="majorHAnsi"/>
+                <w:noProof/>
+                <w:webHidden/>
+              </w:rPr>
+            </w:r>
+            <w:r>
+              <w:rPr>
+                <w:rFonts w:asciiTheme="majorHAnsi" w:hAnsiTheme="majorHAnsi" w:cstheme="majorHAnsi"/>
                 <w:noProof/>
                 <w:webHidden/>
               </w:rPr>
@@ -579,13 +715,15 @@
             </w:r>
             <w:r>
               <w:rPr>
-                <w:noProof/>
-                <w:webHidden/>
-              </w:rPr>
-              <w:t>2</w:t>
-            </w:r>
-            <w:r>
-              <w:rPr>
+                <w:rFonts w:asciiTheme="majorHAnsi" w:hAnsiTheme="majorHAnsi" w:cstheme="majorHAnsi"/>
+                <w:noProof/>
+                <w:webHidden/>
+              </w:rPr>
+              <w:t>3</w:t>
+            </w:r>
+            <w:r>
+              <w:rPr>
+                <w:rFonts w:asciiTheme="majorHAnsi" w:hAnsiTheme="majorHAnsi" w:cstheme="majorHAnsi"/>
                 <w:noProof/>
                 <w:webHidden/>
               </w:rPr>
@@ -601,22 +739,23 @@
               <w:tab w:val="right" w:leader="dot" w:pos="9016"/>
             </w:tabs>
             <w:rPr>
-              <w:rFonts w:eastAsiaTheme="minorEastAsia"/>
+              <w:rFonts w:asciiTheme="majorHAnsi" w:eastAsiaTheme="minorEastAsia" w:hAnsiTheme="majorHAnsi" w:cstheme="majorHAnsi"/>
               <w:noProof/>
               <w:lang w:eastAsia="en-IN"/>
             </w:rPr>
           </w:pPr>
-          <w:hyperlink w:anchor="_Toc219109845" w:history="1">
+          <w:hyperlink w:anchor="_Toc219160212" w:history="1">
             <w:r>
               <w:rPr>
                 <w:rStyle w:val="Hyperlink"/>
+                <w:rFonts w:asciiTheme="majorHAnsi" w:hAnsiTheme="majorHAnsi" w:cstheme="majorHAnsi"/>
                 <w:noProof/>
               </w:rPr>
               <w:t>5.2</w:t>
             </w:r>
             <w:r>
               <w:rPr>
-                <w:rFonts w:eastAsiaTheme="minorEastAsia"/>
+                <w:rFonts w:asciiTheme="majorHAnsi" w:eastAsiaTheme="minorEastAsia" w:hAnsiTheme="majorHAnsi" w:cstheme="majorHAnsi"/>
                 <w:noProof/>
                 <w:lang w:eastAsia="en-IN"/>
               </w:rPr>
@@ -625,12 +764,14 @@
             <w:r>
               <w:rPr>
                 <w:rStyle w:val="Hyperlink"/>
-                <w:noProof/>
-              </w:rPr>
-              <w:t>Architecture Diagram (Logical View)</w:t>
-            </w:r>
-            <w:r>
-              <w:rPr>
+                <w:rFonts w:asciiTheme="majorHAnsi" w:hAnsiTheme="majorHAnsi" w:cstheme="majorHAnsi"/>
+                <w:noProof/>
+              </w:rPr>
+              <w:t>Architecture Diagram</w:t>
+            </w:r>
+            <w:r>
+              <w:rPr>
+                <w:rFonts w:asciiTheme="majorHAnsi" w:hAnsiTheme="majorHAnsi" w:cstheme="majorHAnsi"/>
                 <w:noProof/>
                 <w:webHidden/>
               </w:rPr>
@@ -638,6 +779,7 @@
             </w:r>
             <w:r>
               <w:rPr>
+                <w:rFonts w:asciiTheme="majorHAnsi" w:hAnsiTheme="majorHAnsi" w:cstheme="majorHAnsi"/>
                 <w:noProof/>
                 <w:webHidden/>
               </w:rPr>
@@ -645,19 +787,22 @@
             </w:r>
             <w:r>
               <w:rPr>
-                <w:noProof/>
-                <w:webHidden/>
-              </w:rPr>
-              <w:instrText xml:space="preserve"> PAGEREF _Toc219109845 \h </w:instrText>
-            </w:r>
-            <w:r>
-              <w:rPr>
-                <w:noProof/>
-                <w:webHidden/>
-              </w:rPr>
-            </w:r>
-            <w:r>
-              <w:rPr>
+                <w:rFonts w:asciiTheme="majorHAnsi" w:hAnsiTheme="majorHAnsi" w:cstheme="majorHAnsi"/>
+                <w:noProof/>
+                <w:webHidden/>
+              </w:rPr>
+              <w:instrText xml:space="preserve"> PAGEREF _Toc219160212 \h </w:instrText>
+            </w:r>
+            <w:r>
+              <w:rPr>
+                <w:rFonts w:asciiTheme="majorHAnsi" w:hAnsiTheme="majorHAnsi" w:cstheme="majorHAnsi"/>
+                <w:noProof/>
+                <w:webHidden/>
+              </w:rPr>
+            </w:r>
+            <w:r>
+              <w:rPr>
+                <w:rFonts w:asciiTheme="majorHAnsi" w:hAnsiTheme="majorHAnsi" w:cstheme="majorHAnsi"/>
                 <w:noProof/>
                 <w:webHidden/>
               </w:rPr>
@@ -665,13 +810,300 @@
             </w:r>
             <w:r>
               <w:rPr>
-                <w:noProof/>
-                <w:webHidden/>
-              </w:rPr>
-              <w:t>2</w:t>
-            </w:r>
-            <w:r>
-              <w:rPr>
+                <w:rFonts w:asciiTheme="majorHAnsi" w:hAnsiTheme="majorHAnsi" w:cstheme="majorHAnsi"/>
+                <w:noProof/>
+                <w:webHidden/>
+              </w:rPr>
+              <w:t>4</w:t>
+            </w:r>
+            <w:r>
+              <w:rPr>
+                <w:rFonts w:asciiTheme="majorHAnsi" w:hAnsiTheme="majorHAnsi" w:cstheme="majorHAnsi"/>
+                <w:noProof/>
+                <w:webHidden/>
+              </w:rPr>
+              <w:fldChar w:fldCharType="end"/>
+            </w:r>
+          </w:hyperlink>
+        </w:p>
+        <w:p>
+          <w:pPr>
+            <w:pStyle w:val="TOC3"/>
+            <w:tabs>
+              <w:tab w:val="left" w:pos="1320"/>
+              <w:tab w:val="right" w:leader="dot" w:pos="9016"/>
+            </w:tabs>
+            <w:rPr>
+              <w:rFonts w:asciiTheme="majorHAnsi" w:eastAsiaTheme="minorEastAsia" w:hAnsiTheme="majorHAnsi" w:cstheme="majorHAnsi"/>
+              <w:noProof/>
+              <w:lang w:eastAsia="en-IN"/>
+            </w:rPr>
+          </w:pPr>
+          <w:hyperlink w:anchor="_Toc219160213" w:history="1">
+            <w:r>
+              <w:rPr>
+                <w:rStyle w:val="Hyperlink"/>
+                <w:rFonts w:asciiTheme="majorHAnsi" w:hAnsiTheme="majorHAnsi" w:cstheme="majorHAnsi"/>
+                <w:noProof/>
+              </w:rPr>
+              <w:t>5.2.1</w:t>
+            </w:r>
+            <w:r>
+              <w:rPr>
+                <w:rFonts w:asciiTheme="majorHAnsi" w:eastAsiaTheme="minorEastAsia" w:hAnsiTheme="majorHAnsi" w:cstheme="majorHAnsi"/>
+                <w:noProof/>
+                <w:lang w:eastAsia="en-IN"/>
+              </w:rPr>
+              <w:tab/>
+            </w:r>
+            <w:r>
+              <w:rPr>
+                <w:rStyle w:val="Hyperlink"/>
+                <w:rFonts w:asciiTheme="majorHAnsi" w:hAnsiTheme="majorHAnsi" w:cstheme="majorHAnsi"/>
+                <w:noProof/>
+              </w:rPr>
+              <w:t>Logical View</w:t>
+            </w:r>
+            <w:r>
+              <w:rPr>
+                <w:rFonts w:asciiTheme="majorHAnsi" w:hAnsiTheme="majorHAnsi" w:cstheme="majorHAnsi"/>
+                <w:noProof/>
+                <w:webHidden/>
+              </w:rPr>
+              <w:tab/>
+            </w:r>
+            <w:r>
+              <w:rPr>
+                <w:rFonts w:asciiTheme="majorHAnsi" w:hAnsiTheme="majorHAnsi" w:cstheme="majorHAnsi"/>
+                <w:noProof/>
+                <w:webHidden/>
+              </w:rPr>
+              <w:fldChar w:fldCharType="begin"/>
+            </w:r>
+            <w:r>
+              <w:rPr>
+                <w:rFonts w:asciiTheme="majorHAnsi" w:hAnsiTheme="majorHAnsi" w:cstheme="majorHAnsi"/>
+                <w:noProof/>
+                <w:webHidden/>
+              </w:rPr>
+              <w:instrText xml:space="preserve"> PAGEREF _Toc219160213 \h </w:instrText>
+            </w:r>
+            <w:r>
+              <w:rPr>
+                <w:rFonts w:asciiTheme="majorHAnsi" w:hAnsiTheme="majorHAnsi" w:cstheme="majorHAnsi"/>
+                <w:noProof/>
+                <w:webHidden/>
+              </w:rPr>
+            </w:r>
+            <w:r>
+              <w:rPr>
+                <w:rFonts w:asciiTheme="majorHAnsi" w:hAnsiTheme="majorHAnsi" w:cstheme="majorHAnsi"/>
+                <w:noProof/>
+                <w:webHidden/>
+              </w:rPr>
+              <w:fldChar w:fldCharType="separate"/>
+            </w:r>
+            <w:r>
+              <w:rPr>
+                <w:rFonts w:asciiTheme="majorHAnsi" w:hAnsiTheme="majorHAnsi" w:cstheme="majorHAnsi"/>
+                <w:noProof/>
+                <w:webHidden/>
+              </w:rPr>
+              <w:t>4</w:t>
+            </w:r>
+            <w:r>
+              <w:rPr>
+                <w:rFonts w:asciiTheme="majorHAnsi" w:hAnsiTheme="majorHAnsi" w:cstheme="majorHAnsi"/>
+                <w:noProof/>
+                <w:webHidden/>
+              </w:rPr>
+              <w:fldChar w:fldCharType="end"/>
+            </w:r>
+          </w:hyperlink>
+        </w:p>
+        <w:p>
+          <w:pPr>
+            <w:pStyle w:val="TOC3"/>
+            <w:tabs>
+              <w:tab w:val="left" w:pos="1320"/>
+              <w:tab w:val="right" w:leader="dot" w:pos="9016"/>
+            </w:tabs>
+            <w:rPr>
+              <w:rFonts w:asciiTheme="majorHAnsi" w:eastAsiaTheme="minorEastAsia" w:hAnsiTheme="majorHAnsi" w:cstheme="majorHAnsi"/>
+              <w:noProof/>
+              <w:lang w:eastAsia="en-IN"/>
+            </w:rPr>
+          </w:pPr>
+          <w:hyperlink w:anchor="_Toc219160214" w:history="1">
+            <w:r>
+              <w:rPr>
+                <w:rStyle w:val="Hyperlink"/>
+                <w:rFonts w:asciiTheme="majorHAnsi" w:hAnsiTheme="majorHAnsi" w:cstheme="majorHAnsi"/>
+                <w:noProof/>
+              </w:rPr>
+              <w:t>5.2.2</w:t>
+            </w:r>
+            <w:r>
+              <w:rPr>
+                <w:rFonts w:asciiTheme="majorHAnsi" w:eastAsiaTheme="minorEastAsia" w:hAnsiTheme="majorHAnsi" w:cstheme="majorHAnsi"/>
+                <w:noProof/>
+                <w:lang w:eastAsia="en-IN"/>
+              </w:rPr>
+              <w:tab/>
+            </w:r>
+            <w:r>
+              <w:rPr>
+                <w:rStyle w:val="Hyperlink"/>
+                <w:rFonts w:asciiTheme="majorHAnsi" w:hAnsiTheme="majorHAnsi" w:cstheme="majorHAnsi"/>
+                <w:noProof/>
+              </w:rPr>
+              <w:t>Components View</w:t>
+            </w:r>
+            <w:r>
+              <w:rPr>
+                <w:rFonts w:asciiTheme="majorHAnsi" w:hAnsiTheme="majorHAnsi" w:cstheme="majorHAnsi"/>
+                <w:noProof/>
+                <w:webHidden/>
+              </w:rPr>
+              <w:tab/>
+            </w:r>
+            <w:r>
+              <w:rPr>
+                <w:rFonts w:asciiTheme="majorHAnsi" w:hAnsiTheme="majorHAnsi" w:cstheme="majorHAnsi"/>
+                <w:noProof/>
+                <w:webHidden/>
+              </w:rPr>
+              <w:fldChar w:fldCharType="begin"/>
+            </w:r>
+            <w:r>
+              <w:rPr>
+                <w:rFonts w:asciiTheme="majorHAnsi" w:hAnsiTheme="majorHAnsi" w:cstheme="majorHAnsi"/>
+                <w:noProof/>
+                <w:webHidden/>
+              </w:rPr>
+              <w:instrText xml:space="preserve"> PAGEREF _Toc219160214 \h </w:instrText>
+            </w:r>
+            <w:r>
+              <w:rPr>
+                <w:rFonts w:asciiTheme="majorHAnsi" w:hAnsiTheme="majorHAnsi" w:cstheme="majorHAnsi"/>
+                <w:noProof/>
+                <w:webHidden/>
+              </w:rPr>
+            </w:r>
+            <w:r>
+              <w:rPr>
+                <w:rFonts w:asciiTheme="majorHAnsi" w:hAnsiTheme="majorHAnsi" w:cstheme="majorHAnsi"/>
+                <w:noProof/>
+                <w:webHidden/>
+              </w:rPr>
+              <w:fldChar w:fldCharType="separate"/>
+            </w:r>
+            <w:r>
+              <w:rPr>
+                <w:rFonts w:asciiTheme="majorHAnsi" w:hAnsiTheme="majorHAnsi" w:cstheme="majorHAnsi"/>
+                <w:noProof/>
+                <w:webHidden/>
+              </w:rPr>
+              <w:t>4</w:t>
+            </w:r>
+            <w:r>
+              <w:rPr>
+                <w:rFonts w:asciiTheme="majorHAnsi" w:hAnsiTheme="majorHAnsi" w:cstheme="majorHAnsi"/>
+                <w:noProof/>
+                <w:webHidden/>
+              </w:rPr>
+              <w:fldChar w:fldCharType="end"/>
+            </w:r>
+          </w:hyperlink>
+        </w:p>
+        <w:p>
+          <w:pPr>
+            <w:pStyle w:val="TOC3"/>
+            <w:tabs>
+              <w:tab w:val="left" w:pos="1320"/>
+              <w:tab w:val="right" w:leader="dot" w:pos="9016"/>
+            </w:tabs>
+            <w:rPr>
+              <w:rFonts w:asciiTheme="majorHAnsi" w:eastAsiaTheme="minorEastAsia" w:hAnsiTheme="majorHAnsi" w:cstheme="majorHAnsi"/>
+              <w:noProof/>
+              <w:lang w:eastAsia="en-IN"/>
+            </w:rPr>
+          </w:pPr>
+          <w:hyperlink w:anchor="_Toc219160215" w:history="1">
+            <w:r>
+              <w:rPr>
+                <w:rStyle w:val="Hyperlink"/>
+                <w:rFonts w:asciiTheme="majorHAnsi" w:hAnsiTheme="majorHAnsi" w:cstheme="majorHAnsi"/>
+                <w:noProof/>
+              </w:rPr>
+              <w:t>5.2.3</w:t>
+            </w:r>
+            <w:r>
+              <w:rPr>
+                <w:rFonts w:asciiTheme="majorHAnsi" w:eastAsiaTheme="minorEastAsia" w:hAnsiTheme="majorHAnsi" w:cstheme="majorHAnsi"/>
+                <w:noProof/>
+                <w:lang w:eastAsia="en-IN"/>
+              </w:rPr>
+              <w:tab/>
+            </w:r>
+            <w:r>
+              <w:rPr>
+                <w:rStyle w:val="Hyperlink"/>
+                <w:rFonts w:asciiTheme="majorHAnsi" w:hAnsiTheme="majorHAnsi" w:cstheme="majorHAnsi"/>
+                <w:noProof/>
+              </w:rPr>
+              <w:t>Sequence/Dataflow diagram</w:t>
+            </w:r>
+            <w:r>
+              <w:rPr>
+                <w:rFonts w:asciiTheme="majorHAnsi" w:hAnsiTheme="majorHAnsi" w:cstheme="majorHAnsi"/>
+                <w:noProof/>
+                <w:webHidden/>
+              </w:rPr>
+              <w:tab/>
+            </w:r>
+            <w:r>
+              <w:rPr>
+                <w:rFonts w:asciiTheme="majorHAnsi" w:hAnsiTheme="majorHAnsi" w:cstheme="majorHAnsi"/>
+                <w:noProof/>
+                <w:webHidden/>
+              </w:rPr>
+              <w:fldChar w:fldCharType="begin"/>
+            </w:r>
+            <w:r>
+              <w:rPr>
+                <w:rFonts w:asciiTheme="majorHAnsi" w:hAnsiTheme="majorHAnsi" w:cstheme="majorHAnsi"/>
+                <w:noProof/>
+                <w:webHidden/>
+              </w:rPr>
+              <w:instrText xml:space="preserve"> PAGEREF _Toc219160215 \h </w:instrText>
+            </w:r>
+            <w:r>
+              <w:rPr>
+                <w:rFonts w:asciiTheme="majorHAnsi" w:hAnsiTheme="majorHAnsi" w:cstheme="majorHAnsi"/>
+                <w:noProof/>
+                <w:webHidden/>
+              </w:rPr>
+            </w:r>
+            <w:r>
+              <w:rPr>
+                <w:rFonts w:asciiTheme="majorHAnsi" w:hAnsiTheme="majorHAnsi" w:cstheme="majorHAnsi"/>
+                <w:noProof/>
+                <w:webHidden/>
+              </w:rPr>
+              <w:fldChar w:fldCharType="separate"/>
+            </w:r>
+            <w:r>
+              <w:rPr>
+                <w:rFonts w:asciiTheme="majorHAnsi" w:hAnsiTheme="majorHAnsi" w:cstheme="majorHAnsi"/>
+                <w:noProof/>
+                <w:webHidden/>
+              </w:rPr>
+              <w:t>5</w:t>
+            </w:r>
+            <w:r>
+              <w:rPr>
+                <w:rFonts w:asciiTheme="majorHAnsi" w:hAnsiTheme="majorHAnsi" w:cstheme="majorHAnsi"/>
                 <w:noProof/>
                 <w:webHidden/>
               </w:rPr>
@@ -687,22 +1119,23 @@
               <w:tab w:val="right" w:leader="dot" w:pos="9016"/>
             </w:tabs>
             <w:rPr>
-              <w:rFonts w:eastAsiaTheme="minorEastAsia"/>
+              <w:rFonts w:asciiTheme="majorHAnsi" w:eastAsiaTheme="minorEastAsia" w:hAnsiTheme="majorHAnsi" w:cstheme="majorHAnsi"/>
               <w:noProof/>
               <w:lang w:eastAsia="en-IN"/>
             </w:rPr>
           </w:pPr>
-          <w:hyperlink w:anchor="_Toc219109846" w:history="1">
+          <w:hyperlink w:anchor="_Toc219160216" w:history="1">
             <w:r>
               <w:rPr>
                 <w:rStyle w:val="Hyperlink"/>
+                <w:rFonts w:asciiTheme="majorHAnsi" w:hAnsiTheme="majorHAnsi" w:cstheme="majorHAnsi"/>
                 <w:noProof/>
               </w:rPr>
               <w:t>5.3</w:t>
             </w:r>
             <w:r>
               <w:rPr>
-                <w:rFonts w:eastAsiaTheme="minorEastAsia"/>
+                <w:rFonts w:asciiTheme="majorHAnsi" w:eastAsiaTheme="minorEastAsia" w:hAnsiTheme="majorHAnsi" w:cstheme="majorHAnsi"/>
                 <w:noProof/>
                 <w:lang w:eastAsia="en-IN"/>
               </w:rPr>
@@ -711,12 +1144,14 @@
             <w:r>
               <w:rPr>
                 <w:rStyle w:val="Hyperlink"/>
-                <w:noProof/>
-              </w:rPr>
-              <w:t>Backend Architecture</w:t>
-            </w:r>
-            <w:r>
-              <w:rPr>
+                <w:rFonts w:asciiTheme="majorHAnsi" w:hAnsiTheme="majorHAnsi" w:cstheme="majorHAnsi"/>
+                <w:noProof/>
+              </w:rPr>
+              <w:t>Database Design</w:t>
+            </w:r>
+            <w:r>
+              <w:rPr>
+                <w:rFonts w:asciiTheme="majorHAnsi" w:hAnsiTheme="majorHAnsi" w:cstheme="majorHAnsi"/>
                 <w:noProof/>
                 <w:webHidden/>
               </w:rPr>
@@ -724,6 +1159,7 @@
             </w:r>
             <w:r>
               <w:rPr>
+                <w:rFonts w:asciiTheme="majorHAnsi" w:hAnsiTheme="majorHAnsi" w:cstheme="majorHAnsi"/>
                 <w:noProof/>
                 <w:webHidden/>
               </w:rPr>
@@ -731,19 +1167,22 @@
             </w:r>
             <w:r>
               <w:rPr>
-                <w:noProof/>
-                <w:webHidden/>
-              </w:rPr>
-              <w:instrText xml:space="preserve"> PAGEREF _Toc219109846 \h </w:instrText>
-            </w:r>
-            <w:r>
-              <w:rPr>
-                <w:noProof/>
-                <w:webHidden/>
-              </w:rPr>
-            </w:r>
-            <w:r>
-              <w:rPr>
+                <w:rFonts w:asciiTheme="majorHAnsi" w:hAnsiTheme="majorHAnsi" w:cstheme="majorHAnsi"/>
+                <w:noProof/>
+                <w:webHidden/>
+              </w:rPr>
+              <w:instrText xml:space="preserve"> PAGEREF _Toc219160216 \h </w:instrText>
+            </w:r>
+            <w:r>
+              <w:rPr>
+                <w:rFonts w:asciiTheme="majorHAnsi" w:hAnsiTheme="majorHAnsi" w:cstheme="majorHAnsi"/>
+                <w:noProof/>
+                <w:webHidden/>
+              </w:rPr>
+            </w:r>
+            <w:r>
+              <w:rPr>
+                <w:rFonts w:asciiTheme="majorHAnsi" w:hAnsiTheme="majorHAnsi" w:cstheme="majorHAnsi"/>
                 <w:noProof/>
                 <w:webHidden/>
               </w:rPr>
@@ -751,99 +1190,15 @@
             </w:r>
             <w:r>
               <w:rPr>
-                <w:noProof/>
-                <w:webHidden/>
-              </w:rPr>
-              <w:t>3</w:t>
-            </w:r>
-            <w:r>
-              <w:rPr>
-                <w:noProof/>
-                <w:webHidden/>
-              </w:rPr>
-              <w:fldChar w:fldCharType="end"/>
-            </w:r>
-          </w:hyperlink>
-        </w:p>
-        <w:p>
-          <w:pPr>
-            <w:pStyle w:val="TOC2"/>
-            <w:tabs>
-              <w:tab w:val="left" w:pos="880"/>
-              <w:tab w:val="right" w:leader="dot" w:pos="9016"/>
-            </w:tabs>
-            <w:rPr>
-              <w:rFonts w:eastAsiaTheme="minorEastAsia"/>
-              <w:noProof/>
-              <w:lang w:eastAsia="en-IN"/>
-            </w:rPr>
-          </w:pPr>
-          <w:hyperlink w:anchor="_Toc219109847" w:history="1">
-            <w:r>
-              <w:rPr>
-                <w:rStyle w:val="Hyperlink"/>
-                <w:noProof/>
-              </w:rPr>
-              <w:t>5.4</w:t>
-            </w:r>
-            <w:r>
-              <w:rPr>
-                <w:rFonts w:eastAsiaTheme="minorEastAsia"/>
-                <w:noProof/>
-                <w:lang w:eastAsia="en-IN"/>
-              </w:rPr>
-              <w:tab/>
-            </w:r>
-            <w:r>
-              <w:rPr>
-                <w:rStyle w:val="Hyperlink"/>
-                <w:noProof/>
-              </w:rPr>
-              <w:t>Frontend Architecture</w:t>
-            </w:r>
-            <w:r>
-              <w:rPr>
-                <w:noProof/>
-                <w:webHidden/>
-              </w:rPr>
-              <w:tab/>
-            </w:r>
-            <w:r>
-              <w:rPr>
-                <w:noProof/>
-                <w:webHidden/>
-              </w:rPr>
-              <w:fldChar w:fldCharType="begin"/>
-            </w:r>
-            <w:r>
-              <w:rPr>
-                <w:noProof/>
-                <w:webHidden/>
-              </w:rPr>
-              <w:instrText xml:space="preserve"> PAGEREF _Toc219109847 \h </w:instrText>
-            </w:r>
-            <w:r>
-              <w:rPr>
-                <w:noProof/>
-                <w:webHidden/>
-              </w:rPr>
-            </w:r>
-            <w:r>
-              <w:rPr>
-                <w:noProof/>
-                <w:webHidden/>
-              </w:rPr>
-              <w:fldChar w:fldCharType="separate"/>
-            </w:r>
-            <w:r>
-              <w:rPr>
-                <w:noProof/>
-                <w:webHidden/>
-              </w:rPr>
-              <w:t>3</w:t>
-            </w:r>
-            <w:r>
-              <w:rPr>
+                <w:rFonts w:asciiTheme="majorHAnsi" w:hAnsiTheme="majorHAnsi" w:cstheme="majorHAnsi"/>
+                <w:noProof/>
+                <w:webHidden/>
+              </w:rPr>
+              <w:t>8</w:t>
+            </w:r>
+            <w:r>
+              <w:rPr>
+                <w:rFonts w:asciiTheme="majorHAnsi" w:hAnsiTheme="majorHAnsi" w:cstheme="majorHAnsi"/>
                 <w:noProof/>
                 <w:webHidden/>
               </w:rPr>
@@ -859,16 +1214,16 @@
               <w:tab w:val="right" w:leader="dot" w:pos="9016"/>
             </w:tabs>
             <w:rPr>
-              <w:rFonts w:eastAsiaTheme="minorEastAsia"/>
+              <w:rFonts w:asciiTheme="majorHAnsi" w:eastAsiaTheme="minorEastAsia" w:hAnsiTheme="majorHAnsi" w:cstheme="majorHAnsi"/>
               <w:noProof/>
               <w:lang w:eastAsia="en-IN"/>
             </w:rPr>
           </w:pPr>
-          <w:hyperlink w:anchor="_Toc219109848" w:history="1">
+          <w:hyperlink w:anchor="_Toc219160217" w:history="1">
             <w:r>
               <w:rPr>
                 <w:rStyle w:val="Hyperlink"/>
-                <w:rFonts w:eastAsia="Times New Roman"/>
+                <w:rFonts w:asciiTheme="majorHAnsi" w:eastAsia="Times New Roman" w:hAnsiTheme="majorHAnsi" w:cstheme="majorHAnsi"/>
                 <w:noProof/>
                 <w:lang w:eastAsia="en-IN"/>
               </w:rPr>
@@ -876,7 +1231,7 @@
             </w:r>
             <w:r>
               <w:rPr>
-                <w:rFonts w:eastAsiaTheme="minorEastAsia"/>
+                <w:rFonts w:asciiTheme="majorHAnsi" w:eastAsiaTheme="minorEastAsia" w:hAnsiTheme="majorHAnsi" w:cstheme="majorHAnsi"/>
                 <w:noProof/>
                 <w:lang w:eastAsia="en-IN"/>
               </w:rPr>
@@ -885,14 +1240,15 @@
             <w:r>
               <w:rPr>
                 <w:rStyle w:val="Hyperlink"/>
-                <w:rFonts w:eastAsia="Times New Roman"/>
+                <w:rFonts w:asciiTheme="majorHAnsi" w:eastAsia="Times New Roman" w:hAnsiTheme="majorHAnsi" w:cstheme="majorHAnsi"/>
                 <w:noProof/>
                 <w:lang w:eastAsia="en-IN"/>
               </w:rPr>
-              <w:t>Data Flow Diagrams</w:t>
-            </w:r>
-            <w:r>
-              <w:rPr>
+              <w:t>Security</w:t>
+            </w:r>
+            <w:r>
+              <w:rPr>
+                <w:rFonts w:asciiTheme="majorHAnsi" w:hAnsiTheme="majorHAnsi" w:cstheme="majorHAnsi"/>
                 <w:noProof/>
                 <w:webHidden/>
               </w:rPr>
@@ -900,6 +1256,7 @@
             </w:r>
             <w:r>
               <w:rPr>
+                <w:rFonts w:asciiTheme="majorHAnsi" w:hAnsiTheme="majorHAnsi" w:cstheme="majorHAnsi"/>
                 <w:noProof/>
                 <w:webHidden/>
               </w:rPr>
@@ -907,19 +1264,22 @@
             </w:r>
             <w:r>
               <w:rPr>
-                <w:noProof/>
-                <w:webHidden/>
-              </w:rPr>
-              <w:instrText xml:space="preserve"> PAGEREF _Toc219109848 \h </w:instrText>
-            </w:r>
-            <w:r>
-              <w:rPr>
-                <w:noProof/>
-                <w:webHidden/>
-              </w:rPr>
-            </w:r>
-            <w:r>
-              <w:rPr>
+                <w:rFonts w:asciiTheme="majorHAnsi" w:hAnsiTheme="majorHAnsi" w:cstheme="majorHAnsi"/>
+                <w:noProof/>
+                <w:webHidden/>
+              </w:rPr>
+              <w:instrText xml:space="preserve"> PAGEREF _Toc219160217 \h </w:instrText>
+            </w:r>
+            <w:r>
+              <w:rPr>
+                <w:rFonts w:asciiTheme="majorHAnsi" w:hAnsiTheme="majorHAnsi" w:cstheme="majorHAnsi"/>
+                <w:noProof/>
+                <w:webHidden/>
+              </w:rPr>
+            </w:r>
+            <w:r>
+              <w:rPr>
+                <w:rFonts w:asciiTheme="majorHAnsi" w:hAnsiTheme="majorHAnsi" w:cstheme="majorHAnsi"/>
                 <w:noProof/>
                 <w:webHidden/>
               </w:rPr>
@@ -927,109 +1287,15 @@
             </w:r>
             <w:r>
               <w:rPr>
-                <w:noProof/>
-                <w:webHidden/>
-              </w:rPr>
-              <w:t>3</w:t>
-            </w:r>
-            <w:r>
-              <w:rPr>
-                <w:noProof/>
-                <w:webHidden/>
-              </w:rPr>
-              <w:fldChar w:fldCharType="end"/>
-            </w:r>
-          </w:hyperlink>
-        </w:p>
-        <w:p>
-          <w:pPr>
-            <w:pStyle w:val="TOC3"/>
-            <w:tabs>
-              <w:tab w:val="right" w:leader="dot" w:pos="9016"/>
-            </w:tabs>
-            <w:rPr>
-              <w:rFonts w:eastAsiaTheme="minorEastAsia"/>
-              <w:noProof/>
-              <w:lang w:eastAsia="en-IN"/>
-            </w:rPr>
-          </w:pPr>
-          <w:hyperlink w:anchor="_Toc219109849" w:history="1">
-            <w:r>
-              <w:rPr>
-                <w:rStyle w:val="Hyperlink"/>
-                <w:rFonts w:ascii="Times New Roman" w:eastAsia="Times New Roman" w:hAnsi="Times New Roman" w:cs="Times New Roman"/>
-                <w:b/>
-                <w:bCs/>
-                <w:noProof/>
-                <w:lang w:eastAsia="en-IN"/>
-              </w:rPr>
-              <w:t>Product</w:t>
-            </w:r>
-            <w:r>
-              <w:rPr>
-                <w:rStyle w:val="Hyperlink"/>
-                <w:rFonts w:ascii="Times New Roman" w:eastAsia="Times New Roman" w:hAnsi="Times New Roman" w:cs="Times New Roman"/>
-                <w:b/>
-                <w:bCs/>
-                <w:noProof/>
-                <w:lang w:eastAsia="en-IN"/>
-              </w:rPr>
-              <w:t xml:space="preserve"> </w:t>
-            </w:r>
-            <w:r>
-              <w:rPr>
-                <w:rStyle w:val="Hyperlink"/>
-                <w:rFonts w:ascii="Times New Roman" w:eastAsia="Times New Roman" w:hAnsi="Times New Roman" w:cs="Times New Roman"/>
-                <w:b/>
-                <w:bCs/>
-                <w:noProof/>
-                <w:lang w:eastAsia="en-IN"/>
-              </w:rPr>
-              <w:t>Search Flow</w:t>
-            </w:r>
-            <w:r>
-              <w:rPr>
-                <w:noProof/>
-                <w:webHidden/>
-              </w:rPr>
-              <w:tab/>
-            </w:r>
-            <w:r>
-              <w:rPr>
-                <w:noProof/>
-                <w:webHidden/>
-              </w:rPr>
-              <w:fldChar w:fldCharType="begin"/>
-            </w:r>
-            <w:r>
-              <w:rPr>
-                <w:noProof/>
-                <w:webHidden/>
-              </w:rPr>
-              <w:instrText xml:space="preserve"> PAGEREF _Toc219109849 \h </w:instrText>
-            </w:r>
-            <w:r>
-              <w:rPr>
-                <w:noProof/>
-                <w:webHidden/>
-              </w:rPr>
-            </w:r>
-            <w:r>
-              <w:rPr>
-                <w:noProof/>
-                <w:webHidden/>
-              </w:rPr>
-              <w:fldChar w:fldCharType="separate"/>
-            </w:r>
-            <w:r>
-              <w:rPr>
-                <w:noProof/>
-                <w:webHidden/>
-              </w:rPr>
-              <w:t>3</w:t>
-            </w:r>
-            <w:r>
-              <w:rPr>
+                <w:rFonts w:asciiTheme="majorHAnsi" w:hAnsiTheme="majorHAnsi" w:cstheme="majorHAnsi"/>
+                <w:noProof/>
+                <w:webHidden/>
+              </w:rPr>
+              <w:t>8</w:t>
+            </w:r>
+            <w:r>
+              <w:rPr>
+                <w:rFonts w:asciiTheme="majorHAnsi" w:hAnsiTheme="majorHAnsi" w:cstheme="majorHAnsi"/>
                 <w:noProof/>
                 <w:webHidden/>
               </w:rPr>
@@ -1045,16 +1311,16 @@
               <w:tab w:val="right" w:leader="dot" w:pos="9016"/>
             </w:tabs>
             <w:rPr>
-              <w:rFonts w:eastAsiaTheme="minorEastAsia"/>
+              <w:rFonts w:asciiTheme="majorHAnsi" w:eastAsiaTheme="minorEastAsia" w:hAnsiTheme="majorHAnsi" w:cstheme="majorHAnsi"/>
               <w:noProof/>
               <w:lang w:eastAsia="en-IN"/>
             </w:rPr>
           </w:pPr>
-          <w:hyperlink w:anchor="_Toc219109850" w:history="1">
+          <w:hyperlink w:anchor="_Toc219160218" w:history="1">
             <w:r>
               <w:rPr>
                 <w:rStyle w:val="Hyperlink"/>
-                <w:rFonts w:eastAsia="Times New Roman"/>
+                <w:rFonts w:asciiTheme="majorHAnsi" w:eastAsia="Times New Roman" w:hAnsiTheme="majorHAnsi" w:cstheme="majorHAnsi"/>
                 <w:noProof/>
                 <w:lang w:eastAsia="en-IN"/>
               </w:rPr>
@@ -1062,7 +1328,7 @@
             </w:r>
             <w:r>
               <w:rPr>
-                <w:rFonts w:eastAsiaTheme="minorEastAsia"/>
+                <w:rFonts w:asciiTheme="majorHAnsi" w:eastAsiaTheme="minorEastAsia" w:hAnsiTheme="majorHAnsi" w:cstheme="majorHAnsi"/>
                 <w:noProof/>
                 <w:lang w:eastAsia="en-IN"/>
               </w:rPr>
@@ -1071,14 +1337,15 @@
             <w:r>
               <w:rPr>
                 <w:rStyle w:val="Hyperlink"/>
-                <w:rFonts w:eastAsia="Times New Roman"/>
+                <w:rFonts w:asciiTheme="majorHAnsi" w:eastAsia="Times New Roman" w:hAnsiTheme="majorHAnsi" w:cstheme="majorHAnsi"/>
                 <w:noProof/>
                 <w:lang w:eastAsia="en-IN"/>
               </w:rPr>
-              <w:t>Database Design</w:t>
-            </w:r>
-            <w:r>
-              <w:rPr>
+              <w:t>Scalability</w:t>
+            </w:r>
+            <w:r>
+              <w:rPr>
+                <w:rFonts w:asciiTheme="majorHAnsi" w:hAnsiTheme="majorHAnsi" w:cstheme="majorHAnsi"/>
                 <w:noProof/>
                 <w:webHidden/>
               </w:rPr>
@@ -1086,6 +1353,7 @@
             </w:r>
             <w:r>
               <w:rPr>
+                <w:rFonts w:asciiTheme="majorHAnsi" w:hAnsiTheme="majorHAnsi" w:cstheme="majorHAnsi"/>
                 <w:noProof/>
                 <w:webHidden/>
               </w:rPr>
@@ -1093,19 +1361,22 @@
             </w:r>
             <w:r>
               <w:rPr>
-                <w:noProof/>
-                <w:webHidden/>
-              </w:rPr>
-              <w:instrText xml:space="preserve"> PAGEREF _Toc219109850 \h </w:instrText>
-            </w:r>
-            <w:r>
-              <w:rPr>
-                <w:noProof/>
-                <w:webHidden/>
-              </w:rPr>
-            </w:r>
-            <w:r>
-              <w:rPr>
+                <w:rFonts w:asciiTheme="majorHAnsi" w:hAnsiTheme="majorHAnsi" w:cstheme="majorHAnsi"/>
+                <w:noProof/>
+                <w:webHidden/>
+              </w:rPr>
+              <w:instrText xml:space="preserve"> PAGEREF _Toc219160218 \h </w:instrText>
+            </w:r>
+            <w:r>
+              <w:rPr>
+                <w:rFonts w:asciiTheme="majorHAnsi" w:hAnsiTheme="majorHAnsi" w:cstheme="majorHAnsi"/>
+                <w:noProof/>
+                <w:webHidden/>
+              </w:rPr>
+            </w:r>
+            <w:r>
+              <w:rPr>
+                <w:rFonts w:asciiTheme="majorHAnsi" w:hAnsiTheme="majorHAnsi" w:cstheme="majorHAnsi"/>
                 <w:noProof/>
                 <w:webHidden/>
               </w:rPr>
@@ -1113,13 +1384,15 @@
             </w:r>
             <w:r>
               <w:rPr>
-                <w:noProof/>
-                <w:webHidden/>
-              </w:rPr>
-              <w:t>3</w:t>
-            </w:r>
-            <w:r>
-              <w:rPr>
+                <w:rFonts w:asciiTheme="majorHAnsi" w:hAnsiTheme="majorHAnsi" w:cstheme="majorHAnsi"/>
+                <w:noProof/>
+                <w:webHidden/>
+              </w:rPr>
+              <w:t>9</w:t>
+            </w:r>
+            <w:r>
+              <w:rPr>
+                <w:rFonts w:asciiTheme="majorHAnsi" w:hAnsiTheme="majorHAnsi" w:cstheme="majorHAnsi"/>
                 <w:noProof/>
                 <w:webHidden/>
               </w:rPr>
@@ -1135,16 +1408,16 @@
               <w:tab w:val="right" w:leader="dot" w:pos="9016"/>
             </w:tabs>
             <w:rPr>
-              <w:rFonts w:eastAsiaTheme="minorEastAsia"/>
+              <w:rFonts w:asciiTheme="majorHAnsi" w:eastAsiaTheme="minorEastAsia" w:hAnsiTheme="majorHAnsi" w:cstheme="majorHAnsi"/>
               <w:noProof/>
               <w:lang w:eastAsia="en-IN"/>
             </w:rPr>
           </w:pPr>
-          <w:hyperlink w:anchor="_Toc219109851" w:history="1">
+          <w:hyperlink w:anchor="_Toc219160219" w:history="1">
             <w:r>
               <w:rPr>
                 <w:rStyle w:val="Hyperlink"/>
-                <w:rFonts w:eastAsia="Times New Roman"/>
+                <w:rFonts w:asciiTheme="majorHAnsi" w:eastAsia="Times New Roman" w:hAnsiTheme="majorHAnsi" w:cstheme="majorHAnsi"/>
                 <w:noProof/>
                 <w:lang w:eastAsia="en-IN"/>
               </w:rPr>
@@ -1152,7 +1425,7 @@
             </w:r>
             <w:r>
               <w:rPr>
-                <w:rFonts w:eastAsiaTheme="minorEastAsia"/>
+                <w:rFonts w:asciiTheme="majorHAnsi" w:eastAsiaTheme="minorEastAsia" w:hAnsiTheme="majorHAnsi" w:cstheme="majorHAnsi"/>
                 <w:noProof/>
                 <w:lang w:eastAsia="en-IN"/>
               </w:rPr>
@@ -1161,14 +1434,15 @@
             <w:r>
               <w:rPr>
                 <w:rStyle w:val="Hyperlink"/>
-                <w:rFonts w:eastAsia="Times New Roman"/>
+                <w:rFonts w:asciiTheme="majorHAnsi" w:eastAsia="Times New Roman" w:hAnsiTheme="majorHAnsi" w:cstheme="majorHAnsi"/>
                 <w:noProof/>
                 <w:lang w:eastAsia="en-IN"/>
               </w:rPr>
-              <w:t>Security</w:t>
-            </w:r>
-            <w:r>
-              <w:rPr>
+              <w:t>Deployment Architecture</w:t>
+            </w:r>
+            <w:r>
+              <w:rPr>
+                <w:rFonts w:asciiTheme="majorHAnsi" w:hAnsiTheme="majorHAnsi" w:cstheme="majorHAnsi"/>
                 <w:noProof/>
                 <w:webHidden/>
               </w:rPr>
@@ -1176,6 +1450,7 @@
             </w:r>
             <w:r>
               <w:rPr>
+                <w:rFonts w:asciiTheme="majorHAnsi" w:hAnsiTheme="majorHAnsi" w:cstheme="majorHAnsi"/>
                 <w:noProof/>
                 <w:webHidden/>
               </w:rPr>
@@ -1183,19 +1458,22 @@
             </w:r>
             <w:r>
               <w:rPr>
-                <w:noProof/>
-                <w:webHidden/>
-              </w:rPr>
-              <w:instrText xml:space="preserve"> PAGEREF _Toc219109851 \h </w:instrText>
-            </w:r>
-            <w:r>
-              <w:rPr>
-                <w:noProof/>
-                <w:webHidden/>
-              </w:rPr>
-            </w:r>
-            <w:r>
-              <w:rPr>
+                <w:rFonts w:asciiTheme="majorHAnsi" w:hAnsiTheme="majorHAnsi" w:cstheme="majorHAnsi"/>
+                <w:noProof/>
+                <w:webHidden/>
+              </w:rPr>
+              <w:instrText xml:space="preserve"> PAGEREF _Toc219160219 \h </w:instrText>
+            </w:r>
+            <w:r>
+              <w:rPr>
+                <w:rFonts w:asciiTheme="majorHAnsi" w:hAnsiTheme="majorHAnsi" w:cstheme="majorHAnsi"/>
+                <w:noProof/>
+                <w:webHidden/>
+              </w:rPr>
+            </w:r>
+            <w:r>
+              <w:rPr>
+                <w:rFonts w:asciiTheme="majorHAnsi" w:hAnsiTheme="majorHAnsi" w:cstheme="majorHAnsi"/>
                 <w:noProof/>
                 <w:webHidden/>
               </w:rPr>
@@ -1203,13 +1481,15 @@
             </w:r>
             <w:r>
               <w:rPr>
-                <w:noProof/>
-                <w:webHidden/>
-              </w:rPr>
-              <w:t>4</w:t>
-            </w:r>
-            <w:r>
-              <w:rPr>
+                <w:rFonts w:asciiTheme="majorHAnsi" w:hAnsiTheme="majorHAnsi" w:cstheme="majorHAnsi"/>
+                <w:noProof/>
+                <w:webHidden/>
+              </w:rPr>
+              <w:t>9</w:t>
+            </w:r>
+            <w:r>
+              <w:rPr>
+                <w:rFonts w:asciiTheme="majorHAnsi" w:hAnsiTheme="majorHAnsi" w:cstheme="majorHAnsi"/>
                 <w:noProof/>
                 <w:webHidden/>
               </w:rPr>
@@ -1225,16 +1505,16 @@
               <w:tab w:val="right" w:leader="dot" w:pos="9016"/>
             </w:tabs>
             <w:rPr>
-              <w:rFonts w:eastAsiaTheme="minorEastAsia"/>
+              <w:rFonts w:asciiTheme="majorHAnsi" w:eastAsiaTheme="minorEastAsia" w:hAnsiTheme="majorHAnsi" w:cstheme="majorHAnsi"/>
               <w:noProof/>
               <w:lang w:eastAsia="en-IN"/>
             </w:rPr>
           </w:pPr>
-          <w:hyperlink w:anchor="_Toc219109852" w:history="1">
+          <w:hyperlink w:anchor="_Toc219160220" w:history="1">
             <w:r>
               <w:rPr>
                 <w:rStyle w:val="Hyperlink"/>
-                <w:rFonts w:eastAsia="Times New Roman"/>
+                <w:rFonts w:asciiTheme="majorHAnsi" w:eastAsia="Times New Roman" w:hAnsiTheme="majorHAnsi" w:cstheme="majorHAnsi"/>
                 <w:noProof/>
                 <w:lang w:eastAsia="en-IN"/>
               </w:rPr>
@@ -1242,7 +1522,7 @@
             </w:r>
             <w:r>
               <w:rPr>
-                <w:rFonts w:eastAsiaTheme="minorEastAsia"/>
+                <w:rFonts w:asciiTheme="majorHAnsi" w:eastAsiaTheme="minorEastAsia" w:hAnsiTheme="majorHAnsi" w:cstheme="majorHAnsi"/>
                 <w:noProof/>
                 <w:lang w:eastAsia="en-IN"/>
               </w:rPr>
@@ -1251,14 +1531,15 @@
             <w:r>
               <w:rPr>
                 <w:rStyle w:val="Hyperlink"/>
-                <w:rFonts w:eastAsia="Times New Roman"/>
+                <w:rFonts w:asciiTheme="majorHAnsi" w:eastAsia="Times New Roman" w:hAnsiTheme="majorHAnsi" w:cstheme="majorHAnsi"/>
                 <w:noProof/>
                 <w:lang w:eastAsia="en-IN"/>
               </w:rPr>
-              <w:t>Scalability</w:t>
-            </w:r>
-            <w:r>
-              <w:rPr>
+              <w:t>Future Enhancements</w:t>
+            </w:r>
+            <w:r>
+              <w:rPr>
+                <w:rFonts w:asciiTheme="majorHAnsi" w:hAnsiTheme="majorHAnsi" w:cstheme="majorHAnsi"/>
                 <w:noProof/>
                 <w:webHidden/>
               </w:rPr>
@@ -1266,6 +1547,7 @@
             </w:r>
             <w:r>
               <w:rPr>
+                <w:rFonts w:asciiTheme="majorHAnsi" w:hAnsiTheme="majorHAnsi" w:cstheme="majorHAnsi"/>
                 <w:noProof/>
                 <w:webHidden/>
               </w:rPr>
@@ -1273,19 +1555,22 @@
             </w:r>
             <w:r>
               <w:rPr>
-                <w:noProof/>
-                <w:webHidden/>
-              </w:rPr>
-              <w:instrText xml:space="preserve"> PAGEREF _Toc219109852 \h </w:instrText>
-            </w:r>
-            <w:r>
-              <w:rPr>
-                <w:noProof/>
-                <w:webHidden/>
-              </w:rPr>
-            </w:r>
-            <w:r>
-              <w:rPr>
+                <w:rFonts w:asciiTheme="majorHAnsi" w:hAnsiTheme="majorHAnsi" w:cstheme="majorHAnsi"/>
+                <w:noProof/>
+                <w:webHidden/>
+              </w:rPr>
+              <w:instrText xml:space="preserve"> PAGEREF _Toc219160220 \h </w:instrText>
+            </w:r>
+            <w:r>
+              <w:rPr>
+                <w:rFonts w:asciiTheme="majorHAnsi" w:hAnsiTheme="majorHAnsi" w:cstheme="majorHAnsi"/>
+                <w:noProof/>
+                <w:webHidden/>
+              </w:rPr>
+            </w:r>
+            <w:r>
+              <w:rPr>
+                <w:rFonts w:asciiTheme="majorHAnsi" w:hAnsiTheme="majorHAnsi" w:cstheme="majorHAnsi"/>
                 <w:noProof/>
                 <w:webHidden/>
               </w:rPr>
@@ -1293,13 +1578,15 @@
             </w:r>
             <w:r>
               <w:rPr>
-                <w:noProof/>
-                <w:webHidden/>
-              </w:rPr>
-              <w:t>5</w:t>
-            </w:r>
-            <w:r>
-              <w:rPr>
+                <w:rFonts w:asciiTheme="majorHAnsi" w:hAnsiTheme="majorHAnsi" w:cstheme="majorHAnsi"/>
+                <w:noProof/>
+                <w:webHidden/>
+              </w:rPr>
+              <w:t>9</w:t>
+            </w:r>
+            <w:r>
+              <w:rPr>
+                <w:rFonts w:asciiTheme="majorHAnsi" w:hAnsiTheme="majorHAnsi" w:cstheme="majorHAnsi"/>
                 <w:noProof/>
                 <w:webHidden/>
               </w:rPr>
@@ -1315,16 +1602,16 @@
               <w:tab w:val="right" w:leader="dot" w:pos="9016"/>
             </w:tabs>
             <w:rPr>
-              <w:rFonts w:eastAsiaTheme="minorEastAsia"/>
+              <w:rFonts w:asciiTheme="majorHAnsi" w:eastAsiaTheme="minorEastAsia" w:hAnsiTheme="majorHAnsi" w:cstheme="majorHAnsi"/>
               <w:noProof/>
               <w:lang w:eastAsia="en-IN"/>
             </w:rPr>
           </w:pPr>
-          <w:hyperlink w:anchor="_Toc219109853" w:history="1">
+          <w:hyperlink w:anchor="_Toc219160221" w:history="1">
             <w:r>
               <w:rPr>
                 <w:rStyle w:val="Hyperlink"/>
-                <w:rFonts w:eastAsia="Times New Roman"/>
+                <w:rFonts w:asciiTheme="majorHAnsi" w:eastAsia="Times New Roman" w:hAnsiTheme="majorHAnsi" w:cstheme="majorHAnsi"/>
                 <w:noProof/>
                 <w:lang w:eastAsia="en-IN"/>
               </w:rPr>
@@ -1332,7 +1619,7 @@
             </w:r>
             <w:r>
               <w:rPr>
-                <w:rFonts w:eastAsiaTheme="minorEastAsia"/>
+                <w:rFonts w:asciiTheme="majorHAnsi" w:eastAsiaTheme="minorEastAsia" w:hAnsiTheme="majorHAnsi" w:cstheme="majorHAnsi"/>
                 <w:noProof/>
                 <w:lang w:eastAsia="en-IN"/>
               </w:rPr>
@@ -1341,14 +1628,15 @@
             <w:r>
               <w:rPr>
                 <w:rStyle w:val="Hyperlink"/>
-                <w:rFonts w:eastAsia="Times New Roman"/>
+                <w:rFonts w:asciiTheme="majorHAnsi" w:eastAsia="Times New Roman" w:hAnsiTheme="majorHAnsi" w:cstheme="majorHAnsi"/>
                 <w:noProof/>
                 <w:lang w:eastAsia="en-IN"/>
               </w:rPr>
-              <w:t>Deployment Architecture</w:t>
-            </w:r>
-            <w:r>
-              <w:rPr>
+              <w:t>Conclusion</w:t>
+            </w:r>
+            <w:r>
+              <w:rPr>
+                <w:rFonts w:asciiTheme="majorHAnsi" w:hAnsiTheme="majorHAnsi" w:cstheme="majorHAnsi"/>
                 <w:noProof/>
                 <w:webHidden/>
               </w:rPr>
@@ -1356,6 +1644,7 @@
             </w:r>
             <w:r>
               <w:rPr>
+                <w:rFonts w:asciiTheme="majorHAnsi" w:hAnsiTheme="majorHAnsi" w:cstheme="majorHAnsi"/>
                 <w:noProof/>
                 <w:webHidden/>
               </w:rPr>
@@ -1363,19 +1652,22 @@
             </w:r>
             <w:r>
               <w:rPr>
-                <w:noProof/>
-                <w:webHidden/>
-              </w:rPr>
-              <w:instrText xml:space="preserve"> PAGEREF _Toc219109853 \h </w:instrText>
-            </w:r>
-            <w:r>
-              <w:rPr>
-                <w:noProof/>
-                <w:webHidden/>
-              </w:rPr>
-            </w:r>
-            <w:r>
-              <w:rPr>
+                <w:rFonts w:asciiTheme="majorHAnsi" w:hAnsiTheme="majorHAnsi" w:cstheme="majorHAnsi"/>
+                <w:noProof/>
+                <w:webHidden/>
+              </w:rPr>
+              <w:instrText xml:space="preserve"> PAGEREF _Toc219160221 \h </w:instrText>
+            </w:r>
+            <w:r>
+              <w:rPr>
+                <w:rFonts w:asciiTheme="majorHAnsi" w:hAnsiTheme="majorHAnsi" w:cstheme="majorHAnsi"/>
+                <w:noProof/>
+                <w:webHidden/>
+              </w:rPr>
+            </w:r>
+            <w:r>
+              <w:rPr>
+                <w:rFonts w:asciiTheme="majorHAnsi" w:hAnsiTheme="majorHAnsi" w:cstheme="majorHAnsi"/>
                 <w:noProof/>
                 <w:webHidden/>
               </w:rPr>
@@ -1383,13 +1675,15 @@
             </w:r>
             <w:r>
               <w:rPr>
-                <w:noProof/>
-                <w:webHidden/>
-              </w:rPr>
-              <w:t>5</w:t>
-            </w:r>
-            <w:r>
-              <w:rPr>
+                <w:rFonts w:asciiTheme="majorHAnsi" w:hAnsiTheme="majorHAnsi" w:cstheme="majorHAnsi"/>
+                <w:noProof/>
+                <w:webHidden/>
+              </w:rPr>
+              <w:t>9</w:t>
+            </w:r>
+            <w:r>
+              <w:rPr>
+                <w:rFonts w:asciiTheme="majorHAnsi" w:hAnsiTheme="majorHAnsi" w:cstheme="majorHAnsi"/>
                 <w:noProof/>
                 <w:webHidden/>
               </w:rPr>
@@ -1399,187 +1693,13 @@
         </w:p>
         <w:p>
           <w:pPr>
-            <w:pStyle w:val="TOC1"/>
-            <w:tabs>
-              <w:tab w:val="left" w:pos="660"/>
-              <w:tab w:val="right" w:leader="dot" w:pos="9016"/>
-            </w:tabs>
             <w:rPr>
-              <w:rFonts w:eastAsiaTheme="minorEastAsia"/>
-              <w:noProof/>
-              <w:lang w:eastAsia="en-IN"/>
+              <w:rFonts w:asciiTheme="majorHAnsi" w:hAnsiTheme="majorHAnsi" w:cstheme="majorHAnsi"/>
             </w:rPr>
           </w:pPr>
-          <w:hyperlink w:anchor="_Toc219109854" w:history="1">
-            <w:r>
-              <w:rPr>
-                <w:rStyle w:val="Hyperlink"/>
-                <w:rFonts w:eastAsia="Times New Roman"/>
-                <w:noProof/>
-                <w:lang w:eastAsia="en-IN"/>
-              </w:rPr>
-              <w:t>11</w:t>
-            </w:r>
-            <w:r>
-              <w:rPr>
-                <w:rFonts w:eastAsiaTheme="minorEastAsia"/>
-                <w:noProof/>
-                <w:lang w:eastAsia="en-IN"/>
-              </w:rPr>
-              <w:tab/>
-            </w:r>
-            <w:r>
-              <w:rPr>
-                <w:rStyle w:val="Hyperlink"/>
-                <w:rFonts w:eastAsia="Times New Roman"/>
-                <w:noProof/>
-                <w:lang w:eastAsia="en-IN"/>
-              </w:rPr>
-              <w:t>Future Enhancements</w:t>
-            </w:r>
-            <w:r>
-              <w:rPr>
-                <w:noProof/>
-                <w:webHidden/>
-              </w:rPr>
-              <w:tab/>
-            </w:r>
-            <w:r>
-              <w:rPr>
-                <w:noProof/>
-                <w:webHidden/>
-              </w:rPr>
-              <w:fldChar w:fldCharType="begin"/>
-            </w:r>
-            <w:r>
-              <w:rPr>
-                <w:noProof/>
-                <w:webHidden/>
-              </w:rPr>
-              <w:instrText xml:space="preserve"> PAGEREF _Toc219109854 \h </w:instrText>
-            </w:r>
-            <w:r>
-              <w:rPr>
-                <w:noProof/>
-                <w:webHidden/>
-              </w:rPr>
-            </w:r>
-            <w:r>
-              <w:rPr>
-                <w:noProof/>
-                <w:webHidden/>
-              </w:rPr>
-              <w:fldChar w:fldCharType="separate"/>
-            </w:r>
-            <w:r>
-              <w:rPr>
-                <w:noProof/>
-                <w:webHidden/>
-              </w:rPr>
-              <w:t>5</w:t>
-            </w:r>
-            <w:r>
-              <w:rPr>
-                <w:noProof/>
-                <w:webHidden/>
-              </w:rPr>
-              <w:fldChar w:fldCharType="end"/>
-            </w:r>
-          </w:hyperlink>
-        </w:p>
-        <w:p>
-          <w:pPr>
-            <w:pStyle w:val="TOC1"/>
-            <w:tabs>
-              <w:tab w:val="left" w:pos="660"/>
-              <w:tab w:val="right" w:leader="dot" w:pos="9016"/>
-            </w:tabs>
-            <w:rPr>
-              <w:rFonts w:eastAsiaTheme="minorEastAsia"/>
-              <w:noProof/>
-              <w:lang w:eastAsia="en-IN"/>
-            </w:rPr>
-          </w:pPr>
-          <w:hyperlink w:anchor="_Toc219109855" w:history="1">
-            <w:r>
-              <w:rPr>
-                <w:rStyle w:val="Hyperlink"/>
-                <w:rFonts w:eastAsia="Times New Roman"/>
-                <w:noProof/>
-                <w:lang w:eastAsia="en-IN"/>
-              </w:rPr>
-              <w:t>12</w:t>
-            </w:r>
-            <w:r>
-              <w:rPr>
-                <w:rFonts w:eastAsiaTheme="minorEastAsia"/>
-                <w:noProof/>
-                <w:lang w:eastAsia="en-IN"/>
-              </w:rPr>
-              <w:tab/>
-            </w:r>
-            <w:r>
-              <w:rPr>
-                <w:rStyle w:val="Hyperlink"/>
-                <w:rFonts w:eastAsia="Times New Roman"/>
-                <w:noProof/>
-                <w:lang w:eastAsia="en-IN"/>
-              </w:rPr>
-              <w:t>Conclusion</w:t>
-            </w:r>
-            <w:r>
-              <w:rPr>
-                <w:noProof/>
-                <w:webHidden/>
-              </w:rPr>
-              <w:tab/>
-            </w:r>
-            <w:r>
-              <w:rPr>
-                <w:noProof/>
-                <w:webHidden/>
-              </w:rPr>
-              <w:fldChar w:fldCharType="begin"/>
-            </w:r>
-            <w:r>
-              <w:rPr>
-                <w:noProof/>
-                <w:webHidden/>
-              </w:rPr>
-              <w:instrText xml:space="preserve"> PAGEREF _Toc219109855 \h </w:instrText>
-            </w:r>
-            <w:r>
-              <w:rPr>
-                <w:noProof/>
-                <w:webHidden/>
-              </w:rPr>
-            </w:r>
-            <w:r>
-              <w:rPr>
-                <w:noProof/>
-                <w:webHidden/>
-              </w:rPr>
-              <w:fldChar w:fldCharType="separate"/>
-            </w:r>
-            <w:r>
-              <w:rPr>
-                <w:noProof/>
-                <w:webHidden/>
-              </w:rPr>
-              <w:t>5</w:t>
-            </w:r>
-            <w:r>
-              <w:rPr>
-                <w:noProof/>
-                <w:webHidden/>
-              </w:rPr>
-              <w:fldChar w:fldCharType="end"/>
-            </w:r>
-          </w:hyperlink>
-        </w:p>
-        <w:p>
           <w:r>
             <w:rPr>
+              <w:rFonts w:asciiTheme="majorHAnsi" w:hAnsiTheme="majorHAnsi" w:cstheme="majorHAnsi"/>
               <w:b/>
               <w:bCs/>
               <w:noProof/>
@@ -1592,42 +1712,70 @@
     <w:p>
       <w:pPr>
         <w:rPr>
-          <w:rFonts w:eastAsia="Times New Roman"/>
-          <w:lang w:eastAsia="en-IN"/>
-        </w:rPr>
-      </w:pPr>
+          <w:rFonts w:asciiTheme="majorHAnsi" w:eastAsia="Times New Roman" w:hAnsiTheme="majorHAnsi" w:cstheme="majorHAnsi"/>
+          <w:lang w:eastAsia="en-IN"/>
+        </w:rPr>
+      </w:pPr>
+      <w:r>
+        <w:rPr>
+          <w:rFonts w:asciiTheme="majorHAnsi" w:eastAsia="Times New Roman" w:hAnsiTheme="majorHAnsi" w:cstheme="majorHAnsi"/>
+          <w:lang w:eastAsia="en-IN"/>
+        </w:rPr>
+        <w:br w:type="page"/>
+      </w:r>
     </w:p>
     <w:p>
       <w:pPr>
         <w:pStyle w:val="Heading1"/>
         <w:rPr>
-          <w:rFonts w:eastAsia="Times New Roman"/>
-          <w:lang w:eastAsia="en-IN"/>
-        </w:rPr>
-      </w:pPr>
-      <w:bookmarkStart w:id="0" w:name="_Toc219109839"/>
-      <w:r>
-        <w:rPr>
-          <w:rFonts w:eastAsia="Times New Roman"/>
-          <w:lang w:eastAsia="en-IN"/>
-        </w:rPr>
+          <w:rFonts w:eastAsia="Times New Roman" w:cstheme="majorHAnsi"/>
+          <w:lang w:eastAsia="en-IN"/>
+        </w:rPr>
+      </w:pPr>
+      <w:bookmarkStart w:id="0" w:name="_Toc219160059"/>
+      <w:bookmarkStart w:id="1" w:name="_Toc219160206"/>
+      <w:r>
+        <w:rPr>
+          <w:rFonts w:eastAsia="Times New Roman" w:cstheme="majorHAnsi"/>
+          <w:lang w:eastAsia="en-IN"/>
+        </w:rPr>
+        <w:lastRenderedPageBreak/>
         <w:t>Introduction</w:t>
       </w:r>
       <w:bookmarkEnd w:id="0"/>
-    </w:p>
-    <w:p>
-      <w:pPr>
-        <w:spacing w:before="100" w:beforeAutospacing="1" w:after="100" w:afterAutospacing="1" w:line="240" w:lineRule="auto"/>
-        <w:rPr>
-          <w:rFonts w:ascii="Times New Roman" w:eastAsia="Times New Roman" w:hAnsi="Times New Roman" w:cs="Times New Roman"/>
-          <w:sz w:val="24"/>
-          <w:szCs w:val="24"/>
-          <w:lang w:eastAsia="en-IN"/>
-        </w:rPr>
-      </w:pPr>
-      <w:r>
-        <w:rPr>
-          <w:rFonts w:ascii="Times New Roman" w:eastAsia="Times New Roman" w:hAnsi="Times New Roman" w:cs="Times New Roman"/>
+      <w:bookmarkEnd w:id="1"/>
+    </w:p>
+    <w:p>
+      <w:pPr>
+        <w:rPr>
+          <w:rFonts w:asciiTheme="majorHAnsi" w:eastAsia="Times New Roman" w:hAnsiTheme="majorHAnsi" w:cstheme="majorHAnsi"/>
+          <w:sz w:val="24"/>
+          <w:szCs w:val="24"/>
+          <w:lang w:eastAsia="en-IN"/>
+        </w:rPr>
+      </w:pPr>
+      <w:r>
+        <w:rPr>
+          <w:rFonts w:asciiTheme="majorHAnsi" w:eastAsia="Times New Roman" w:hAnsiTheme="majorHAnsi" w:cstheme="majorHAnsi"/>
+          <w:sz w:val="24"/>
+          <w:szCs w:val="24"/>
+          <w:lang w:eastAsia="en-IN"/>
+        </w:rPr>
+        <w:t>This document presents the architecture design of the Smart Cart application.</w:t>
+      </w:r>
+    </w:p>
+    <w:p>
+      <w:pPr>
+        <w:rPr>
+          <w:rFonts w:asciiTheme="majorHAnsi" w:eastAsia="Times New Roman" w:hAnsiTheme="majorHAnsi" w:cstheme="majorHAnsi"/>
+          <w:sz w:val="24"/>
+          <w:szCs w:val="24"/>
+          <w:lang w:eastAsia="en-IN"/>
+        </w:rPr>
+      </w:pPr>
+      <w:r>
+        <w:rPr>
+          <w:rFonts w:asciiTheme="majorHAnsi" w:eastAsia="Times New Roman" w:hAnsiTheme="majorHAnsi" w:cstheme="majorHAnsi"/>
           <w:sz w:val="24"/>
           <w:szCs w:val="24"/>
           <w:lang w:eastAsia="en-IN"/>
@@ -1639,7 +1787,7 @@
       <w:pPr>
         <w:spacing w:after="0" w:line="240" w:lineRule="auto"/>
         <w:rPr>
-          <w:rFonts w:ascii="Times New Roman" w:eastAsia="Times New Roman" w:hAnsi="Times New Roman" w:cs="Times New Roman"/>
+          <w:rFonts w:asciiTheme="majorHAnsi" w:eastAsia="Times New Roman" w:hAnsiTheme="majorHAnsi" w:cstheme="majorHAnsi"/>
           <w:sz w:val="24"/>
           <w:szCs w:val="24"/>
           <w:lang w:eastAsia="en-IN"/>
@@ -1650,19 +1798,21 @@
       <w:pPr>
         <w:pStyle w:val="Heading1"/>
         <w:rPr>
-          <w:rFonts w:eastAsia="Times New Roman"/>
-          <w:lang w:eastAsia="en-IN"/>
-        </w:rPr>
-      </w:pPr>
-      <w:bookmarkStart w:id="1" w:name="_Toc219109840"/>
-      <w:r>
-        <w:rPr>
-          <w:rFonts w:eastAsia="Times New Roman"/>
+          <w:rFonts w:eastAsia="Times New Roman" w:cstheme="majorHAnsi"/>
+          <w:lang w:eastAsia="en-IN"/>
+        </w:rPr>
+      </w:pPr>
+      <w:bookmarkStart w:id="2" w:name="_Toc219160060"/>
+      <w:bookmarkStart w:id="3" w:name="_Toc219160207"/>
+      <w:r>
+        <w:rPr>
+          <w:rFonts w:eastAsia="Times New Roman" w:cstheme="majorHAnsi"/>
           <w:lang w:eastAsia="en-IN"/>
         </w:rPr>
         <w:t>Objectives</w:t>
       </w:r>
-      <w:bookmarkEnd w:id="1"/>
+      <w:bookmarkEnd w:id="2"/>
+      <w:bookmarkEnd w:id="3"/>
     </w:p>
     <w:p>
       <w:pPr>
@@ -1672,15 +1822,15 @@
         </w:numPr>
         <w:spacing w:before="100" w:beforeAutospacing="1" w:after="100" w:afterAutospacing="1" w:line="240" w:lineRule="auto"/>
         <w:rPr>
-          <w:rFonts w:ascii="Times New Roman" w:eastAsia="Times New Roman" w:hAnsi="Times New Roman" w:cs="Times New Roman"/>
-          <w:sz w:val="24"/>
-          <w:szCs w:val="24"/>
-          <w:lang w:eastAsia="en-IN"/>
-        </w:rPr>
-      </w:pPr>
-      <w:r>
-        <w:rPr>
-          <w:rFonts w:ascii="Times New Roman" w:eastAsia="Times New Roman" w:hAnsi="Times New Roman" w:cs="Times New Roman"/>
+          <w:rFonts w:asciiTheme="majorHAnsi" w:eastAsia="Times New Roman" w:hAnsiTheme="majorHAnsi" w:cstheme="majorHAnsi"/>
+          <w:sz w:val="24"/>
+          <w:szCs w:val="24"/>
+          <w:lang w:eastAsia="en-IN"/>
+        </w:rPr>
+      </w:pPr>
+      <w:r>
+        <w:rPr>
+          <w:rFonts w:asciiTheme="majorHAnsi" w:eastAsia="Times New Roman" w:hAnsiTheme="majorHAnsi" w:cstheme="majorHAnsi"/>
           <w:sz w:val="24"/>
           <w:szCs w:val="24"/>
           <w:lang w:eastAsia="en-IN"/>
@@ -1696,15 +1846,15 @@
         </w:numPr>
         <w:spacing w:before="100" w:beforeAutospacing="1" w:after="100" w:afterAutospacing="1" w:line="240" w:lineRule="auto"/>
         <w:rPr>
-          <w:rFonts w:ascii="Times New Roman" w:eastAsia="Times New Roman" w:hAnsi="Times New Roman" w:cs="Times New Roman"/>
-          <w:sz w:val="24"/>
-          <w:szCs w:val="24"/>
-          <w:lang w:eastAsia="en-IN"/>
-        </w:rPr>
-      </w:pPr>
-      <w:r>
-        <w:rPr>
-          <w:rFonts w:ascii="Times New Roman" w:eastAsia="Times New Roman" w:hAnsi="Times New Roman" w:cs="Times New Roman"/>
+          <w:rFonts w:asciiTheme="majorHAnsi" w:eastAsia="Times New Roman" w:hAnsiTheme="majorHAnsi" w:cstheme="majorHAnsi"/>
+          <w:sz w:val="24"/>
+          <w:szCs w:val="24"/>
+          <w:lang w:eastAsia="en-IN"/>
+        </w:rPr>
+      </w:pPr>
+      <w:r>
+        <w:rPr>
+          <w:rFonts w:asciiTheme="majorHAnsi" w:eastAsia="Times New Roman" w:hAnsiTheme="majorHAnsi" w:cstheme="majorHAnsi"/>
           <w:sz w:val="24"/>
           <w:szCs w:val="24"/>
           <w:lang w:eastAsia="en-IN"/>
@@ -1720,15 +1870,15 @@
         </w:numPr>
         <w:spacing w:before="100" w:beforeAutospacing="1" w:after="100" w:afterAutospacing="1" w:line="240" w:lineRule="auto"/>
         <w:rPr>
-          <w:rFonts w:ascii="Times New Roman" w:eastAsia="Times New Roman" w:hAnsi="Times New Roman" w:cs="Times New Roman"/>
-          <w:sz w:val="24"/>
-          <w:szCs w:val="24"/>
-          <w:lang w:eastAsia="en-IN"/>
-        </w:rPr>
-      </w:pPr>
-      <w:r>
-        <w:rPr>
-          <w:rFonts w:ascii="Times New Roman" w:eastAsia="Times New Roman" w:hAnsi="Times New Roman" w:cs="Times New Roman"/>
+          <w:rFonts w:asciiTheme="majorHAnsi" w:eastAsia="Times New Roman" w:hAnsiTheme="majorHAnsi" w:cstheme="majorHAnsi"/>
+          <w:sz w:val="24"/>
+          <w:szCs w:val="24"/>
+          <w:lang w:eastAsia="en-IN"/>
+        </w:rPr>
+      </w:pPr>
+      <w:r>
+        <w:rPr>
+          <w:rFonts w:asciiTheme="majorHAnsi" w:eastAsia="Times New Roman" w:hAnsiTheme="majorHAnsi" w:cstheme="majorHAnsi"/>
           <w:sz w:val="24"/>
           <w:szCs w:val="24"/>
           <w:lang w:eastAsia="en-IN"/>
@@ -1744,15 +1894,15 @@
         </w:numPr>
         <w:spacing w:before="100" w:beforeAutospacing="1" w:after="100" w:afterAutospacing="1" w:line="240" w:lineRule="auto"/>
         <w:rPr>
-          <w:rFonts w:ascii="Times New Roman" w:eastAsia="Times New Roman" w:hAnsi="Times New Roman" w:cs="Times New Roman"/>
-          <w:sz w:val="24"/>
-          <w:szCs w:val="24"/>
-          <w:lang w:eastAsia="en-IN"/>
-        </w:rPr>
-      </w:pPr>
-      <w:r>
-        <w:rPr>
-          <w:rFonts w:ascii="Times New Roman" w:eastAsia="Times New Roman" w:hAnsi="Times New Roman" w:cs="Times New Roman"/>
+          <w:rFonts w:asciiTheme="majorHAnsi" w:eastAsia="Times New Roman" w:hAnsiTheme="majorHAnsi" w:cstheme="majorHAnsi"/>
+          <w:sz w:val="24"/>
+          <w:szCs w:val="24"/>
+          <w:lang w:eastAsia="en-IN"/>
+        </w:rPr>
+      </w:pPr>
+      <w:r>
+        <w:rPr>
+          <w:rFonts w:asciiTheme="majorHAnsi" w:eastAsia="Times New Roman" w:hAnsiTheme="majorHAnsi" w:cstheme="majorHAnsi"/>
           <w:sz w:val="24"/>
           <w:szCs w:val="24"/>
           <w:lang w:eastAsia="en-IN"/>
@@ -1764,23 +1914,26 @@
       <w:pPr>
         <w:pStyle w:val="Heading1"/>
         <w:rPr>
-          <w:rFonts w:eastAsia="Times New Roman"/>
-          <w:lang w:eastAsia="en-IN"/>
-        </w:rPr>
-      </w:pPr>
-      <w:bookmarkStart w:id="2" w:name="_Toc219109841"/>
-      <w:r>
-        <w:rPr>
-          <w:rFonts w:eastAsia="Times New Roman"/>
+          <w:rFonts w:eastAsia="Times New Roman" w:cstheme="majorHAnsi"/>
+          <w:lang w:eastAsia="en-IN"/>
+        </w:rPr>
+      </w:pPr>
+      <w:bookmarkStart w:id="4" w:name="_Toc219160061"/>
+      <w:bookmarkStart w:id="5" w:name="_Toc219160208"/>
+      <w:r>
+        <w:rPr>
+          <w:rFonts w:eastAsia="Times New Roman" w:cstheme="majorHAnsi"/>
           <w:lang w:eastAsia="en-IN"/>
         </w:rPr>
         <w:t>Technology Stack</w:t>
       </w:r>
-      <w:bookmarkEnd w:id="2"/>
-    </w:p>
-    <w:p>
-      <w:pPr>
-        <w:rPr>
+      <w:bookmarkEnd w:id="4"/>
+      <w:bookmarkEnd w:id="5"/>
+    </w:p>
+    <w:p>
+      <w:pPr>
+        <w:rPr>
+          <w:rFonts w:asciiTheme="majorHAnsi" w:hAnsiTheme="majorHAnsi" w:cstheme="majorHAnsi"/>
           <w:b/>
           <w:u w:val="single"/>
           <w:lang w:eastAsia="en-IN"/>
@@ -1788,6 +1941,7 @@
       </w:pPr>
       <w:r>
         <w:rPr>
+          <w:rFonts w:asciiTheme="majorHAnsi" w:hAnsiTheme="majorHAnsi" w:cstheme="majorHAnsi"/>
           <w:b/>
           <w:u w:val="single"/>
           <w:lang w:eastAsia="en-IN"/>
@@ -1803,22 +1957,23 @@
         </w:numPr>
         <w:spacing w:before="100" w:beforeAutospacing="1" w:after="100" w:afterAutospacing="1" w:line="240" w:lineRule="auto"/>
         <w:rPr>
-          <w:rFonts w:ascii="Times New Roman" w:eastAsia="Times New Roman" w:hAnsi="Times New Roman" w:cs="Times New Roman"/>
-          <w:sz w:val="24"/>
-          <w:szCs w:val="24"/>
-          <w:lang w:eastAsia="en-IN"/>
-        </w:rPr>
-      </w:pPr>
-      <w:r>
-        <w:rPr>
-          <w:rFonts w:ascii="Times New Roman" w:eastAsia="Times New Roman" w:hAnsi="Times New Roman" w:cs="Times New Roman"/>
-          <w:sz w:val="24"/>
-          <w:szCs w:val="24"/>
-          <w:lang w:eastAsia="en-IN"/>
-        </w:rPr>
-        <w:lastRenderedPageBreak/>
+          <w:rFonts w:asciiTheme="majorHAnsi" w:eastAsia="Times New Roman" w:hAnsiTheme="majorHAnsi" w:cstheme="majorHAnsi"/>
+          <w:sz w:val="24"/>
+          <w:szCs w:val="24"/>
+          <w:lang w:eastAsia="en-IN"/>
+        </w:rPr>
+      </w:pPr>
+      <w:proofErr w:type="spellStart"/>
+      <w:r>
+        <w:rPr>
+          <w:rFonts w:asciiTheme="majorHAnsi" w:eastAsia="Times New Roman" w:hAnsiTheme="majorHAnsi" w:cstheme="majorHAnsi"/>
+          <w:sz w:val="24"/>
+          <w:szCs w:val="24"/>
+          <w:lang w:eastAsia="en-IN"/>
+        </w:rPr>
         <w:t>ReactJS</w:t>
       </w:r>
+      <w:proofErr w:type="spellEnd"/>
     </w:p>
     <w:p>
       <w:pPr>
@@ -1828,15 +1983,15 @@
         </w:numPr>
         <w:spacing w:before="100" w:beforeAutospacing="1" w:after="100" w:afterAutospacing="1" w:line="240" w:lineRule="auto"/>
         <w:rPr>
-          <w:rFonts w:ascii="Times New Roman" w:eastAsia="Times New Roman" w:hAnsi="Times New Roman" w:cs="Times New Roman"/>
-          <w:sz w:val="24"/>
-          <w:szCs w:val="24"/>
-          <w:lang w:eastAsia="en-IN"/>
-        </w:rPr>
-      </w:pPr>
-      <w:r>
-        <w:rPr>
-          <w:rFonts w:ascii="Times New Roman" w:eastAsia="Times New Roman" w:hAnsi="Times New Roman" w:cs="Times New Roman"/>
+          <w:rFonts w:asciiTheme="majorHAnsi" w:eastAsia="Times New Roman" w:hAnsiTheme="majorHAnsi" w:cstheme="majorHAnsi"/>
+          <w:sz w:val="24"/>
+          <w:szCs w:val="24"/>
+          <w:lang w:eastAsia="en-IN"/>
+        </w:rPr>
+      </w:pPr>
+      <w:r>
+        <w:rPr>
+          <w:rFonts w:asciiTheme="majorHAnsi" w:eastAsia="Times New Roman" w:hAnsiTheme="majorHAnsi" w:cstheme="majorHAnsi"/>
           <w:sz w:val="24"/>
           <w:szCs w:val="24"/>
           <w:lang w:eastAsia="en-IN"/>
@@ -1852,15 +2007,15 @@
         </w:numPr>
         <w:spacing w:before="100" w:beforeAutospacing="1" w:after="100" w:afterAutospacing="1" w:line="240" w:lineRule="auto"/>
         <w:rPr>
-          <w:rFonts w:ascii="Times New Roman" w:eastAsia="Times New Roman" w:hAnsi="Times New Roman" w:cs="Times New Roman"/>
-          <w:sz w:val="24"/>
-          <w:szCs w:val="24"/>
-          <w:lang w:eastAsia="en-IN"/>
-        </w:rPr>
-      </w:pPr>
-      <w:r>
-        <w:rPr>
-          <w:rFonts w:ascii="Times New Roman" w:eastAsia="Times New Roman" w:hAnsi="Times New Roman" w:cs="Times New Roman"/>
+          <w:rFonts w:asciiTheme="majorHAnsi" w:eastAsia="Times New Roman" w:hAnsiTheme="majorHAnsi" w:cstheme="majorHAnsi"/>
+          <w:sz w:val="24"/>
+          <w:szCs w:val="24"/>
+          <w:lang w:eastAsia="en-IN"/>
+        </w:rPr>
+      </w:pPr>
+      <w:r>
+        <w:rPr>
+          <w:rFonts w:asciiTheme="majorHAnsi" w:eastAsia="Times New Roman" w:hAnsiTheme="majorHAnsi" w:cstheme="majorHAnsi"/>
           <w:sz w:val="24"/>
           <w:szCs w:val="24"/>
           <w:lang w:eastAsia="en-IN"/>
@@ -1876,15 +2031,15 @@
         </w:numPr>
         <w:spacing w:before="100" w:beforeAutospacing="1" w:after="100" w:afterAutospacing="1" w:line="240" w:lineRule="auto"/>
         <w:rPr>
-          <w:rFonts w:ascii="Times New Roman" w:eastAsia="Times New Roman" w:hAnsi="Times New Roman" w:cs="Times New Roman"/>
-          <w:sz w:val="24"/>
-          <w:szCs w:val="24"/>
-          <w:lang w:eastAsia="en-IN"/>
-        </w:rPr>
-      </w:pPr>
-      <w:r>
-        <w:rPr>
-          <w:rFonts w:ascii="Times New Roman" w:eastAsia="Times New Roman" w:hAnsi="Times New Roman" w:cs="Times New Roman"/>
+          <w:rFonts w:asciiTheme="majorHAnsi" w:eastAsia="Times New Roman" w:hAnsiTheme="majorHAnsi" w:cstheme="majorHAnsi"/>
+          <w:sz w:val="24"/>
+          <w:szCs w:val="24"/>
+          <w:lang w:eastAsia="en-IN"/>
+        </w:rPr>
+      </w:pPr>
+      <w:r>
+        <w:rPr>
+          <w:rFonts w:asciiTheme="majorHAnsi" w:eastAsia="Times New Roman" w:hAnsiTheme="majorHAnsi" w:cstheme="majorHAnsi"/>
           <w:sz w:val="24"/>
           <w:szCs w:val="24"/>
           <w:lang w:eastAsia="en-IN"/>
@@ -1895,6 +2050,7 @@
     <w:p>
       <w:pPr>
         <w:rPr>
+          <w:rFonts w:asciiTheme="majorHAnsi" w:hAnsiTheme="majorHAnsi" w:cstheme="majorHAnsi"/>
           <w:b/>
           <w:u w:val="single"/>
           <w:lang w:eastAsia="en-IN"/>
@@ -1902,6 +2058,7 @@
       </w:pPr>
       <w:r>
         <w:rPr>
+          <w:rFonts w:asciiTheme="majorHAnsi" w:hAnsiTheme="majorHAnsi" w:cstheme="majorHAnsi"/>
           <w:b/>
           <w:u w:val="single"/>
           <w:lang w:eastAsia="en-IN"/>
@@ -1917,15 +2074,15 @@
         </w:numPr>
         <w:spacing w:before="100" w:beforeAutospacing="1" w:after="100" w:afterAutospacing="1" w:line="240" w:lineRule="auto"/>
         <w:rPr>
-          <w:rFonts w:ascii="Times New Roman" w:eastAsia="Times New Roman" w:hAnsi="Times New Roman" w:cs="Times New Roman"/>
-          <w:sz w:val="24"/>
-          <w:szCs w:val="24"/>
-          <w:lang w:eastAsia="en-IN"/>
-        </w:rPr>
-      </w:pPr>
-      <w:r>
-        <w:rPr>
-          <w:rFonts w:ascii="Times New Roman" w:eastAsia="Times New Roman" w:hAnsi="Times New Roman" w:cs="Times New Roman"/>
+          <w:rFonts w:asciiTheme="majorHAnsi" w:eastAsia="Times New Roman" w:hAnsiTheme="majorHAnsi" w:cstheme="majorHAnsi"/>
+          <w:sz w:val="24"/>
+          <w:szCs w:val="24"/>
+          <w:lang w:eastAsia="en-IN"/>
+        </w:rPr>
+      </w:pPr>
+      <w:r>
+        <w:rPr>
+          <w:rFonts w:asciiTheme="majorHAnsi" w:eastAsia="Times New Roman" w:hAnsiTheme="majorHAnsi" w:cstheme="majorHAnsi"/>
           <w:sz w:val="24"/>
           <w:szCs w:val="24"/>
           <w:lang w:eastAsia="en-IN"/>
@@ -1941,15 +2098,15 @@
         </w:numPr>
         <w:spacing w:before="100" w:beforeAutospacing="1" w:after="100" w:afterAutospacing="1" w:line="240" w:lineRule="auto"/>
         <w:rPr>
-          <w:rFonts w:ascii="Times New Roman" w:eastAsia="Times New Roman" w:hAnsi="Times New Roman" w:cs="Times New Roman"/>
-          <w:sz w:val="24"/>
-          <w:szCs w:val="24"/>
-          <w:lang w:eastAsia="en-IN"/>
-        </w:rPr>
-      </w:pPr>
-      <w:r>
-        <w:rPr>
-          <w:rFonts w:ascii="Times New Roman" w:eastAsia="Times New Roman" w:hAnsi="Times New Roman" w:cs="Times New Roman"/>
+          <w:rFonts w:asciiTheme="majorHAnsi" w:eastAsia="Times New Roman" w:hAnsiTheme="majorHAnsi" w:cstheme="majorHAnsi"/>
+          <w:sz w:val="24"/>
+          <w:szCs w:val="24"/>
+          <w:lang w:eastAsia="en-IN"/>
+        </w:rPr>
+      </w:pPr>
+      <w:r>
+        <w:rPr>
+          <w:rFonts w:asciiTheme="majorHAnsi" w:eastAsia="Times New Roman" w:hAnsiTheme="majorHAnsi" w:cstheme="majorHAnsi"/>
           <w:sz w:val="24"/>
           <w:szCs w:val="24"/>
           <w:lang w:eastAsia="en-IN"/>
@@ -1965,15 +2122,15 @@
         </w:numPr>
         <w:spacing w:before="100" w:beforeAutospacing="1" w:after="100" w:afterAutospacing="1" w:line="240" w:lineRule="auto"/>
         <w:rPr>
-          <w:rFonts w:ascii="Times New Roman" w:eastAsia="Times New Roman" w:hAnsi="Times New Roman" w:cs="Times New Roman"/>
-          <w:sz w:val="24"/>
-          <w:szCs w:val="24"/>
-          <w:lang w:eastAsia="en-IN"/>
-        </w:rPr>
-      </w:pPr>
-      <w:r>
-        <w:rPr>
-          <w:rFonts w:ascii="Times New Roman" w:eastAsia="Times New Roman" w:hAnsi="Times New Roman" w:cs="Times New Roman"/>
+          <w:rFonts w:asciiTheme="majorHAnsi" w:eastAsia="Times New Roman" w:hAnsiTheme="majorHAnsi" w:cstheme="majorHAnsi"/>
+          <w:sz w:val="24"/>
+          <w:szCs w:val="24"/>
+          <w:lang w:eastAsia="en-IN"/>
+        </w:rPr>
+      </w:pPr>
+      <w:r>
+        <w:rPr>
+          <w:rFonts w:asciiTheme="majorHAnsi" w:eastAsia="Times New Roman" w:hAnsiTheme="majorHAnsi" w:cstheme="majorHAnsi"/>
           <w:sz w:val="24"/>
           <w:szCs w:val="24"/>
           <w:lang w:eastAsia="en-IN"/>
@@ -1989,29 +2146,20 @@
         </w:numPr>
         <w:spacing w:before="100" w:beforeAutospacing="1" w:after="100" w:afterAutospacing="1" w:line="240" w:lineRule="auto"/>
         <w:rPr>
-          <w:rFonts w:ascii="Times New Roman" w:eastAsia="Times New Roman" w:hAnsi="Times New Roman" w:cs="Times New Roman"/>
-          <w:sz w:val="24"/>
-          <w:szCs w:val="24"/>
-          <w:lang w:eastAsia="en-IN"/>
-        </w:rPr>
-      </w:pPr>
-      <w:r>
-        <w:rPr>
-          <w:rFonts w:ascii="Times New Roman" w:eastAsia="Times New Roman" w:hAnsi="Times New Roman" w:cs="Times New Roman"/>
-          <w:sz w:val="24"/>
-          <w:szCs w:val="24"/>
-          <w:lang w:eastAsia="en-IN"/>
-        </w:rPr>
-        <w:t>Redis (Caching)</w:t>
-      </w:r>
-      <w:r>
-        <w:rPr>
-          <w:rFonts w:ascii="Times New Roman" w:eastAsia="Times New Roman" w:hAnsi="Times New Roman" w:cs="Times New Roman"/>
-          <w:sz w:val="24"/>
-          <w:szCs w:val="24"/>
-          <w:lang w:eastAsia="en-IN"/>
-        </w:rPr>
-        <w:t xml:space="preserve"> for faster search result</w:t>
+          <w:rFonts w:asciiTheme="majorHAnsi" w:eastAsia="Times New Roman" w:hAnsiTheme="majorHAnsi" w:cstheme="majorHAnsi"/>
+          <w:sz w:val="24"/>
+          <w:szCs w:val="24"/>
+          <w:lang w:eastAsia="en-IN"/>
+        </w:rPr>
+      </w:pPr>
+      <w:r>
+        <w:rPr>
+          <w:rFonts w:asciiTheme="majorHAnsi" w:eastAsia="Times New Roman" w:hAnsiTheme="majorHAnsi" w:cstheme="majorHAnsi"/>
+          <w:sz w:val="24"/>
+          <w:szCs w:val="24"/>
+          <w:lang w:eastAsia="en-IN"/>
+        </w:rPr>
+        <w:t>Redis (Caching) for faster search result</w:t>
       </w:r>
     </w:p>
     <w:p>
@@ -2022,15 +2170,15 @@
         </w:numPr>
         <w:spacing w:before="100" w:beforeAutospacing="1" w:after="100" w:afterAutospacing="1" w:line="240" w:lineRule="auto"/>
         <w:rPr>
-          <w:rFonts w:ascii="Times New Roman" w:eastAsia="Times New Roman" w:hAnsi="Times New Roman" w:cs="Times New Roman"/>
-          <w:sz w:val="24"/>
-          <w:szCs w:val="24"/>
-          <w:lang w:eastAsia="en-IN"/>
-        </w:rPr>
-      </w:pPr>
-      <w:r>
-        <w:rPr>
-          <w:rFonts w:ascii="Times New Roman" w:eastAsia="Times New Roman" w:hAnsi="Times New Roman" w:cs="Times New Roman"/>
+          <w:rFonts w:asciiTheme="majorHAnsi" w:eastAsia="Times New Roman" w:hAnsiTheme="majorHAnsi" w:cstheme="majorHAnsi"/>
+          <w:sz w:val="24"/>
+          <w:szCs w:val="24"/>
+          <w:lang w:eastAsia="en-IN"/>
+        </w:rPr>
+      </w:pPr>
+      <w:r>
+        <w:rPr>
+          <w:rFonts w:asciiTheme="majorHAnsi" w:eastAsia="Times New Roman" w:hAnsiTheme="majorHAnsi" w:cstheme="majorHAnsi"/>
           <w:sz w:val="24"/>
           <w:szCs w:val="24"/>
           <w:lang w:eastAsia="en-IN"/>
@@ -2042,7 +2190,7 @@
       <w:pPr>
         <w:spacing w:after="0" w:line="240" w:lineRule="auto"/>
         <w:rPr>
-          <w:rFonts w:ascii="Times New Roman" w:eastAsia="Times New Roman" w:hAnsi="Times New Roman" w:cs="Times New Roman"/>
+          <w:rFonts w:asciiTheme="majorHAnsi" w:eastAsia="Times New Roman" w:hAnsiTheme="majorHAnsi" w:cstheme="majorHAnsi"/>
           <w:b/>
           <w:sz w:val="24"/>
           <w:szCs w:val="24"/>
@@ -2052,7 +2200,7 @@
       </w:pPr>
       <w:r>
         <w:rPr>
-          <w:rFonts w:ascii="Times New Roman" w:eastAsia="Times New Roman" w:hAnsi="Times New Roman" w:cs="Times New Roman"/>
+          <w:rFonts w:asciiTheme="majorHAnsi" w:eastAsia="Times New Roman" w:hAnsiTheme="majorHAnsi" w:cstheme="majorHAnsi"/>
           <w:b/>
           <w:sz w:val="24"/>
           <w:szCs w:val="24"/>
@@ -2070,15 +2218,15 @@
         </w:numPr>
         <w:spacing w:before="100" w:beforeAutospacing="1" w:after="100" w:afterAutospacing="1" w:line="240" w:lineRule="auto"/>
         <w:rPr>
-          <w:rFonts w:ascii="Times New Roman" w:eastAsia="Times New Roman" w:hAnsi="Times New Roman" w:cs="Times New Roman"/>
-          <w:sz w:val="24"/>
-          <w:szCs w:val="24"/>
-          <w:lang w:eastAsia="en-IN"/>
-        </w:rPr>
-      </w:pPr>
-      <w:r>
-        <w:rPr>
-          <w:rFonts w:ascii="Times New Roman" w:eastAsia="Times New Roman" w:hAnsi="Times New Roman" w:cs="Times New Roman"/>
+          <w:rFonts w:asciiTheme="majorHAnsi" w:eastAsia="Times New Roman" w:hAnsiTheme="majorHAnsi" w:cstheme="majorHAnsi"/>
+          <w:sz w:val="24"/>
+          <w:szCs w:val="24"/>
+          <w:lang w:eastAsia="en-IN"/>
+        </w:rPr>
+      </w:pPr>
+      <w:r>
+        <w:rPr>
+          <w:rFonts w:asciiTheme="majorHAnsi" w:eastAsia="Times New Roman" w:hAnsiTheme="majorHAnsi" w:cstheme="majorHAnsi"/>
           <w:sz w:val="24"/>
           <w:szCs w:val="24"/>
           <w:lang w:eastAsia="en-IN"/>
@@ -2090,58 +2238,39 @@
       <w:pPr>
         <w:pStyle w:val="Heading1"/>
         <w:rPr>
-          <w:rFonts w:eastAsia="Times New Roman"/>
-          <w:lang w:eastAsia="en-IN"/>
-        </w:rPr>
-      </w:pPr>
-      <w:bookmarkStart w:id="3" w:name="_Toc219109842"/>
-      <w:r>
-        <w:rPr>
-          <w:rFonts w:eastAsia="Times New Roman"/>
+          <w:rFonts w:eastAsia="Times New Roman" w:cstheme="majorHAnsi"/>
+          <w:lang w:eastAsia="en-IN"/>
+        </w:rPr>
+      </w:pPr>
+      <w:bookmarkStart w:id="6" w:name="_Toc219160062"/>
+      <w:bookmarkStart w:id="7" w:name="_Toc219160209"/>
+      <w:r>
+        <w:rPr>
+          <w:rFonts w:eastAsia="Times New Roman" w:cstheme="majorHAnsi"/>
           <w:lang w:eastAsia="en-IN"/>
         </w:rPr>
         <w:t>Architectural Style</w:t>
       </w:r>
-      <w:bookmarkEnd w:id="3"/>
-    </w:p>
-    <w:p>
-      <w:pPr>
-        <w:rPr>
-          <w:lang w:eastAsia="en-IN"/>
-        </w:rPr>
-      </w:pPr>
-      <w:r>
-        <w:rPr>
-          <w:lang w:eastAsia="en-IN"/>
-        </w:rPr>
-        <w:t>Chosen Architecture</w:t>
-      </w:r>
-      <w:r>
-        <w:rPr>
-          <w:lang w:eastAsia="en-IN"/>
-        </w:rPr>
-        <w:t xml:space="preserve"> </w:t>
-      </w:r>
-      <w:r>
-        <w:rPr>
-          <w:lang w:eastAsia="en-IN"/>
-        </w:rPr>
-        <w:t>Rationale</w:t>
-      </w:r>
-      <w:r>
-        <w:rPr>
-          <w:lang w:eastAsia="en-IN"/>
-        </w:rPr>
-        <w:t xml:space="preserve"> for </w:t>
-      </w:r>
-      <w:r>
-        <w:rPr>
-          <w:lang w:eastAsia="en-IN"/>
-        </w:rPr>
-        <w:t>Monolith</w:t>
-      </w:r>
-      <w:r>
-        <w:rPr>
+      <w:bookmarkEnd w:id="6"/>
+      <w:bookmarkEnd w:id="7"/>
+    </w:p>
+    <w:p>
+      <w:pPr>
+        <w:rPr>
+          <w:rFonts w:asciiTheme="majorHAnsi" w:hAnsiTheme="majorHAnsi" w:cstheme="majorHAnsi"/>
+          <w:lang w:eastAsia="en-IN"/>
+        </w:rPr>
+      </w:pPr>
+      <w:r>
+        <w:rPr>
+          <w:rFonts w:asciiTheme="majorHAnsi" w:hAnsiTheme="majorHAnsi" w:cstheme="majorHAnsi"/>
+          <w:lang w:eastAsia="en-IN"/>
+        </w:rPr>
+        <w:t>Chosen Architecture Rationale for Monolith</w:t>
+      </w:r>
+      <w:r>
+        <w:rPr>
+          <w:rFonts w:asciiTheme="majorHAnsi" w:hAnsiTheme="majorHAnsi" w:cstheme="majorHAnsi"/>
           <w:lang w:eastAsia="en-IN"/>
         </w:rPr>
         <w:t xml:space="preserve"> API</w:t>
@@ -2155,15 +2284,15 @@
         </w:numPr>
         <w:spacing w:before="100" w:beforeAutospacing="1" w:after="100" w:afterAutospacing="1" w:line="240" w:lineRule="auto"/>
         <w:rPr>
-          <w:rFonts w:ascii="Times New Roman" w:eastAsia="Times New Roman" w:hAnsi="Times New Roman" w:cs="Times New Roman"/>
-          <w:sz w:val="24"/>
-          <w:szCs w:val="24"/>
-          <w:lang w:eastAsia="en-IN"/>
-        </w:rPr>
-      </w:pPr>
-      <w:r>
-        <w:rPr>
-          <w:rFonts w:ascii="Times New Roman" w:eastAsia="Times New Roman" w:hAnsi="Times New Roman" w:cs="Times New Roman"/>
+          <w:rFonts w:asciiTheme="majorHAnsi" w:eastAsia="Times New Roman" w:hAnsiTheme="majorHAnsi" w:cstheme="majorHAnsi"/>
+          <w:sz w:val="24"/>
+          <w:szCs w:val="24"/>
+          <w:lang w:eastAsia="en-IN"/>
+        </w:rPr>
+      </w:pPr>
+      <w:r>
+        <w:rPr>
+          <w:rFonts w:asciiTheme="majorHAnsi" w:eastAsia="Times New Roman" w:hAnsiTheme="majorHAnsi" w:cstheme="majorHAnsi"/>
           <w:sz w:val="24"/>
           <w:szCs w:val="24"/>
           <w:lang w:eastAsia="en-IN"/>
@@ -2179,52 +2308,80 @@
         </w:numPr>
         <w:spacing w:before="100" w:beforeAutospacing="1" w:after="100" w:afterAutospacing="1" w:line="240" w:lineRule="auto"/>
         <w:rPr>
-          <w:rFonts w:ascii="Times New Roman" w:eastAsia="Times New Roman" w:hAnsi="Times New Roman" w:cs="Times New Roman"/>
-          <w:sz w:val="24"/>
-          <w:szCs w:val="24"/>
-          <w:lang w:eastAsia="en-IN"/>
-        </w:rPr>
-      </w:pPr>
-      <w:r>
-        <w:rPr>
-          <w:rFonts w:ascii="Times New Roman" w:eastAsia="Times New Roman" w:hAnsi="Times New Roman" w:cs="Times New Roman"/>
-          <w:sz w:val="24"/>
-          <w:szCs w:val="24"/>
-          <w:lang w:eastAsia="en-IN"/>
-        </w:rPr>
-        <w:t>Simpler deployment compared to microservices</w:t>
-      </w:r>
+          <w:rFonts w:asciiTheme="majorHAnsi" w:eastAsia="Times New Roman" w:hAnsiTheme="majorHAnsi" w:cstheme="majorHAnsi"/>
+          <w:sz w:val="24"/>
+          <w:szCs w:val="24"/>
+          <w:lang w:eastAsia="en-IN"/>
+        </w:rPr>
+      </w:pPr>
+      <w:r>
+        <w:rPr>
+          <w:rFonts w:asciiTheme="majorHAnsi" w:eastAsia="Times New Roman" w:hAnsiTheme="majorHAnsi" w:cstheme="majorHAnsi"/>
+          <w:sz w:val="24"/>
+          <w:szCs w:val="24"/>
+          <w:lang w:eastAsia="en-IN"/>
+        </w:rPr>
+        <w:t xml:space="preserve">Simpler deployment compared to </w:t>
+      </w:r>
+      <w:proofErr w:type="spellStart"/>
+      <w:r>
+        <w:rPr>
+          <w:rFonts w:asciiTheme="majorHAnsi" w:eastAsia="Times New Roman" w:hAnsiTheme="majorHAnsi" w:cstheme="majorHAnsi"/>
+          <w:sz w:val="24"/>
+          <w:szCs w:val="24"/>
+          <w:lang w:eastAsia="en-IN"/>
+        </w:rPr>
+        <w:t>microservices</w:t>
+      </w:r>
+      <w:proofErr w:type="spellEnd"/>
+    </w:p>
+    <w:p>
+      <w:pPr>
+        <w:spacing w:before="100" w:beforeAutospacing="1" w:after="100" w:afterAutospacing="1" w:line="240" w:lineRule="auto"/>
+        <w:rPr>
+          <w:rFonts w:asciiTheme="majorHAnsi" w:eastAsia="Times New Roman" w:hAnsiTheme="majorHAnsi" w:cstheme="majorHAnsi"/>
+          <w:sz w:val="24"/>
+          <w:szCs w:val="24"/>
+          <w:lang w:eastAsia="en-IN"/>
+        </w:rPr>
+      </w:pPr>
     </w:p>
     <w:p>
       <w:pPr>
         <w:pStyle w:val="Heading1"/>
         <w:rPr>
-          <w:rFonts w:eastAsia="Times New Roman"/>
-          <w:lang w:eastAsia="en-IN"/>
-        </w:rPr>
-      </w:pPr>
-      <w:bookmarkStart w:id="4" w:name="_Toc219109843"/>
-      <w:r>
-        <w:rPr>
-          <w:rFonts w:eastAsia="Times New Roman"/>
-          <w:lang w:eastAsia="en-IN"/>
-        </w:rPr>
+          <w:rFonts w:eastAsia="Times New Roman" w:cstheme="majorHAnsi"/>
+          <w:lang w:eastAsia="en-IN"/>
+        </w:rPr>
+      </w:pPr>
+      <w:bookmarkStart w:id="8" w:name="_Toc219160063"/>
+      <w:bookmarkStart w:id="9" w:name="_Toc219160210"/>
+      <w:r>
+        <w:rPr>
+          <w:rFonts w:eastAsia="Times New Roman" w:cstheme="majorHAnsi"/>
+          <w:lang w:eastAsia="en-IN"/>
+        </w:rPr>
+        <w:lastRenderedPageBreak/>
         <w:t>High-Level System Architecture</w:t>
       </w:r>
-      <w:bookmarkEnd w:id="4"/>
+      <w:bookmarkEnd w:id="8"/>
+      <w:bookmarkEnd w:id="9"/>
     </w:p>
     <w:p>
       <w:pPr>
         <w:pStyle w:val="Heading2"/>
         <w:rPr>
+          <w:rFonts w:asciiTheme="majorHAnsi" w:hAnsiTheme="majorHAnsi" w:cstheme="majorHAnsi"/>
           <w:b w:val="0"/>
           <w:color w:val="5B9BD5" w:themeColor="accent1"/>
           <w:sz w:val="28"/>
         </w:rPr>
       </w:pPr>
-      <w:bookmarkStart w:id="5" w:name="_Toc219109844"/>
-      <w:r>
-        <w:rPr>
+      <w:bookmarkStart w:id="10" w:name="_Toc219160064"/>
+      <w:bookmarkStart w:id="11" w:name="_Toc219160211"/>
+      <w:r>
+        <w:rPr>
+          <w:rFonts w:asciiTheme="majorHAnsi" w:hAnsiTheme="majorHAnsi" w:cstheme="majorHAnsi"/>
           <w:b w:val="0"/>
           <w:color w:val="5B9BD5" w:themeColor="accent1"/>
           <w:sz w:val="28"/>
@@ -2233,13 +2390,15 @@
       </w:r>
       <w:r>
         <w:rPr>
+          <w:rFonts w:asciiTheme="majorHAnsi" w:hAnsiTheme="majorHAnsi" w:cstheme="majorHAnsi"/>
           <w:b w:val="0"/>
           <w:color w:val="5B9BD5" w:themeColor="accent1"/>
           <w:sz w:val="28"/>
         </w:rPr>
         <w:t>Components</w:t>
       </w:r>
-      <w:bookmarkEnd w:id="5"/>
+      <w:bookmarkEnd w:id="10"/>
+      <w:bookmarkEnd w:id="11"/>
     </w:p>
     <w:p>
       <w:pPr>
@@ -2249,21 +2408,41 @@
         </w:numPr>
         <w:spacing w:before="100" w:beforeAutospacing="1" w:after="100" w:afterAutospacing="1" w:line="240" w:lineRule="auto"/>
         <w:rPr>
-          <w:rFonts w:ascii="Times New Roman" w:eastAsia="Times New Roman" w:hAnsi="Times New Roman" w:cs="Times New Roman"/>
-          <w:sz w:val="24"/>
-          <w:szCs w:val="24"/>
-          <w:lang w:eastAsia="en-IN"/>
-        </w:rPr>
-      </w:pPr>
-      <w:r>
-        <w:rPr>
-          <w:rFonts w:ascii="Times New Roman" w:eastAsia="Times New Roman" w:hAnsi="Times New Roman" w:cs="Times New Roman"/>
-          <w:sz w:val="24"/>
-          <w:szCs w:val="24"/>
-          <w:lang w:eastAsia="en-IN"/>
-        </w:rPr>
-        <w:t>React Frontend Application</w:t>
-      </w:r>
+          <w:rFonts w:asciiTheme="majorHAnsi" w:eastAsia="Times New Roman" w:hAnsiTheme="majorHAnsi" w:cstheme="majorHAnsi"/>
+          <w:sz w:val="24"/>
+          <w:szCs w:val="24"/>
+          <w:lang w:eastAsia="en-IN"/>
+        </w:rPr>
+      </w:pPr>
+      <w:r>
+        <w:rPr>
+          <w:rFonts w:asciiTheme="majorHAnsi" w:eastAsia="Times New Roman" w:hAnsiTheme="majorHAnsi" w:cstheme="majorHAnsi"/>
+          <w:sz w:val="24"/>
+          <w:szCs w:val="24"/>
+          <w:lang w:eastAsia="en-IN"/>
+        </w:rPr>
+        <w:t>Frontend Application</w:t>
+      </w:r>
+      <w:r>
+        <w:rPr>
+          <w:rFonts w:asciiTheme="majorHAnsi" w:eastAsia="Times New Roman" w:hAnsiTheme="majorHAnsi" w:cstheme="majorHAnsi"/>
+          <w:sz w:val="24"/>
+          <w:szCs w:val="24"/>
+          <w:lang w:eastAsia="en-IN"/>
+        </w:rPr>
+        <w:t xml:space="preserve"> built in </w:t>
+      </w:r>
+      <w:proofErr w:type="spellStart"/>
+      <w:r>
+        <w:rPr>
+          <w:rFonts w:asciiTheme="majorHAnsi" w:eastAsia="Times New Roman" w:hAnsiTheme="majorHAnsi" w:cstheme="majorHAnsi"/>
+          <w:sz w:val="24"/>
+          <w:szCs w:val="24"/>
+          <w:lang w:eastAsia="en-IN"/>
+        </w:rPr>
+        <w:t>ReactJS</w:t>
+      </w:r>
+      <w:proofErr w:type="spellEnd"/>
     </w:p>
     <w:p>
       <w:pPr>
@@ -2273,20 +2452,38 @@
         </w:numPr>
         <w:spacing w:before="100" w:beforeAutospacing="1" w:after="100" w:afterAutospacing="1" w:line="240" w:lineRule="auto"/>
         <w:rPr>
-          <w:rFonts w:ascii="Times New Roman" w:eastAsia="Times New Roman" w:hAnsi="Times New Roman" w:cs="Times New Roman"/>
-          <w:sz w:val="24"/>
-          <w:szCs w:val="24"/>
-          <w:lang w:eastAsia="en-IN"/>
-        </w:rPr>
-      </w:pPr>
-      <w:r>
-        <w:rPr>
-          <w:rFonts w:ascii="Times New Roman" w:eastAsia="Times New Roman" w:hAnsi="Times New Roman" w:cs="Times New Roman"/>
-          <w:sz w:val="24"/>
-          <w:szCs w:val="24"/>
-          <w:lang w:eastAsia="en-IN"/>
-        </w:rPr>
-        <w:t>.NET Core Backend API</w:t>
+          <w:rFonts w:asciiTheme="majorHAnsi" w:eastAsia="Times New Roman" w:hAnsiTheme="majorHAnsi" w:cstheme="majorHAnsi"/>
+          <w:sz w:val="24"/>
+          <w:szCs w:val="24"/>
+          <w:lang w:eastAsia="en-IN"/>
+        </w:rPr>
+      </w:pPr>
+      <w:r>
+        <w:rPr>
+          <w:rFonts w:asciiTheme="majorHAnsi" w:eastAsia="Times New Roman" w:hAnsiTheme="majorHAnsi" w:cstheme="majorHAnsi"/>
+          <w:sz w:val="24"/>
+          <w:szCs w:val="24"/>
+          <w:lang w:eastAsia="en-IN"/>
+        </w:rPr>
+        <w:t>Backend API</w:t>
+      </w:r>
+      <w:r>
+        <w:rPr>
+          <w:rFonts w:asciiTheme="majorHAnsi" w:eastAsia="Times New Roman" w:hAnsiTheme="majorHAnsi" w:cstheme="majorHAnsi"/>
+          <w:sz w:val="24"/>
+          <w:szCs w:val="24"/>
+          <w:lang w:eastAsia="en-IN"/>
+        </w:rPr>
+        <w:t xml:space="preserve"> built in </w:t>
+      </w:r>
+      <w:r>
+        <w:rPr>
+          <w:rFonts w:asciiTheme="majorHAnsi" w:eastAsia="Times New Roman" w:hAnsiTheme="majorHAnsi" w:cstheme="majorHAnsi"/>
+          <w:sz w:val="24"/>
+          <w:szCs w:val="24"/>
+          <w:lang w:eastAsia="en-IN"/>
+        </w:rPr>
+        <w:t xml:space="preserve">.NET Core </w:t>
       </w:r>
     </w:p>
     <w:p>
@@ -2297,20 +2494,20 @@
         </w:numPr>
         <w:spacing w:before="100" w:beforeAutospacing="1" w:after="100" w:afterAutospacing="1" w:line="240" w:lineRule="auto"/>
         <w:rPr>
-          <w:rFonts w:ascii="Times New Roman" w:eastAsia="Times New Roman" w:hAnsi="Times New Roman" w:cs="Times New Roman"/>
-          <w:sz w:val="24"/>
-          <w:szCs w:val="24"/>
-          <w:lang w:eastAsia="en-IN"/>
-        </w:rPr>
-      </w:pPr>
-      <w:r>
-        <w:rPr>
-          <w:rFonts w:ascii="Times New Roman" w:eastAsia="Times New Roman" w:hAnsi="Times New Roman" w:cs="Times New Roman"/>
-          <w:sz w:val="24"/>
-          <w:szCs w:val="24"/>
-          <w:lang w:eastAsia="en-IN"/>
-        </w:rPr>
-        <w:t>Redis Cache</w:t>
+          <w:rFonts w:asciiTheme="majorHAnsi" w:eastAsia="Times New Roman" w:hAnsiTheme="majorHAnsi" w:cstheme="majorHAnsi"/>
+          <w:sz w:val="24"/>
+          <w:szCs w:val="24"/>
+          <w:lang w:eastAsia="en-IN"/>
+        </w:rPr>
+      </w:pPr>
+      <w:r>
+        <w:rPr>
+          <w:rFonts w:asciiTheme="majorHAnsi" w:eastAsia="Times New Roman" w:hAnsiTheme="majorHAnsi" w:cstheme="majorHAnsi"/>
+          <w:sz w:val="24"/>
+          <w:szCs w:val="24"/>
+          <w:lang w:eastAsia="en-IN"/>
+        </w:rPr>
+        <w:t xml:space="preserve">Repository for DB operations built in .NET Core </w:t>
       </w:r>
     </w:p>
     <w:p>
@@ -2321,15 +2518,48 @@
         </w:numPr>
         <w:spacing w:before="100" w:beforeAutospacing="1" w:after="100" w:afterAutospacing="1" w:line="240" w:lineRule="auto"/>
         <w:rPr>
-          <w:rFonts w:ascii="Times New Roman" w:eastAsia="Times New Roman" w:hAnsi="Times New Roman" w:cs="Times New Roman"/>
-          <w:sz w:val="24"/>
-          <w:szCs w:val="24"/>
-          <w:lang w:eastAsia="en-IN"/>
-        </w:rPr>
-      </w:pPr>
-      <w:r>
-        <w:rPr>
-          <w:rFonts w:ascii="Times New Roman" w:eastAsia="Times New Roman" w:hAnsi="Times New Roman" w:cs="Times New Roman"/>
+          <w:rFonts w:asciiTheme="majorHAnsi" w:eastAsia="Times New Roman" w:hAnsiTheme="majorHAnsi" w:cstheme="majorHAnsi"/>
+          <w:sz w:val="24"/>
+          <w:szCs w:val="24"/>
+          <w:lang w:eastAsia="en-IN"/>
+        </w:rPr>
+      </w:pPr>
+      <w:r>
+        <w:rPr>
+          <w:rFonts w:asciiTheme="majorHAnsi" w:eastAsia="Times New Roman" w:hAnsiTheme="majorHAnsi" w:cstheme="majorHAnsi"/>
+          <w:sz w:val="24"/>
+          <w:szCs w:val="24"/>
+          <w:lang w:eastAsia="en-IN"/>
+        </w:rPr>
+        <w:t>Redis Cache</w:t>
+      </w:r>
+      <w:r>
+        <w:rPr>
+          <w:rFonts w:asciiTheme="majorHAnsi" w:eastAsia="Times New Roman" w:hAnsiTheme="majorHAnsi" w:cstheme="majorHAnsi"/>
+          <w:sz w:val="24"/>
+          <w:szCs w:val="24"/>
+          <w:lang w:eastAsia="en-IN"/>
+        </w:rPr>
+        <w:t xml:space="preserve"> for search</w:t>
+      </w:r>
+    </w:p>
+    <w:p>
+      <w:pPr>
+        <w:numPr>
+          <w:ilvl w:val="0"/>
+          <w:numId w:val="6"/>
+        </w:numPr>
+        <w:spacing w:before="100" w:beforeAutospacing="1" w:after="100" w:afterAutospacing="1" w:line="240" w:lineRule="auto"/>
+        <w:rPr>
+          <w:rFonts w:asciiTheme="majorHAnsi" w:eastAsia="Times New Roman" w:hAnsiTheme="majorHAnsi" w:cstheme="majorHAnsi"/>
+          <w:sz w:val="24"/>
+          <w:szCs w:val="24"/>
+          <w:lang w:eastAsia="en-IN"/>
+        </w:rPr>
+      </w:pPr>
+      <w:r>
+        <w:rPr>
+          <w:rFonts w:asciiTheme="majorHAnsi" w:eastAsia="Times New Roman" w:hAnsiTheme="majorHAnsi" w:cstheme="majorHAnsi"/>
           <w:sz w:val="24"/>
           <w:szCs w:val="24"/>
           <w:lang w:eastAsia="en-IN"/>
@@ -2341,47 +2571,57 @@
       <w:pPr>
         <w:pStyle w:val="Heading2"/>
         <w:rPr>
+          <w:rFonts w:asciiTheme="majorHAnsi" w:hAnsiTheme="majorHAnsi" w:cstheme="majorHAnsi"/>
           <w:b w:val="0"/>
           <w:color w:val="5B9BD5" w:themeColor="accent1"/>
           <w:sz w:val="28"/>
         </w:rPr>
       </w:pPr>
-      <w:bookmarkStart w:id="6" w:name="_Toc219109845"/>
-      <w:r>
-        <w:rPr>
+      <w:bookmarkStart w:id="12" w:name="_Toc219160065"/>
+      <w:bookmarkStart w:id="13" w:name="_Toc219160212"/>
+      <w:r>
+        <w:rPr>
+          <w:rFonts w:asciiTheme="majorHAnsi" w:hAnsiTheme="majorHAnsi" w:cstheme="majorHAnsi"/>
           <w:b w:val="0"/>
           <w:color w:val="5B9BD5" w:themeColor="accent1"/>
           <w:sz w:val="28"/>
         </w:rPr>
         <w:t>Architecture Diagram</w:t>
       </w:r>
-      <w:bookmarkEnd w:id="6"/>
+      <w:bookmarkEnd w:id="12"/>
+      <w:bookmarkEnd w:id="13"/>
     </w:p>
     <w:p>
       <w:pPr>
         <w:pStyle w:val="Heading3"/>
         <w:rPr>
+          <w:rFonts w:asciiTheme="majorHAnsi" w:hAnsiTheme="majorHAnsi" w:cstheme="majorHAnsi"/>
           <w:b w:val="0"/>
           <w:color w:val="5B9BD5" w:themeColor="accent1"/>
           <w:sz w:val="26"/>
           <w:szCs w:val="26"/>
         </w:rPr>
       </w:pPr>
-      <w:r>
-        <w:rPr>
+      <w:bookmarkStart w:id="14" w:name="_Toc219160067"/>
+      <w:bookmarkStart w:id="15" w:name="_Toc219160214"/>
+      <w:r>
+        <w:rPr>
+          <w:rFonts w:asciiTheme="majorHAnsi" w:hAnsiTheme="majorHAnsi" w:cstheme="majorHAnsi"/>
           <w:b w:val="0"/>
           <w:color w:val="5B9BD5" w:themeColor="accent1"/>
           <w:sz w:val="26"/>
           <w:szCs w:val="26"/>
         </w:rPr>
-        <w:t>Logical View</w:t>
-      </w:r>
+        <w:t>Components View</w:t>
+      </w:r>
+      <w:bookmarkEnd w:id="14"/>
+      <w:bookmarkEnd w:id="15"/>
     </w:p>
     <w:p>
       <w:pPr>
         <w:spacing w:after="0" w:line="240" w:lineRule="auto"/>
         <w:rPr>
-          <w:rFonts w:ascii="Times New Roman" w:eastAsia="Times New Roman" w:hAnsi="Times New Roman" w:cs="Times New Roman"/>
+          <w:rFonts w:asciiTheme="majorHAnsi" w:eastAsia="Times New Roman" w:hAnsiTheme="majorHAnsi" w:cstheme="majorHAnsi"/>
           <w:sz w:val="24"/>
           <w:szCs w:val="24"/>
           <w:lang w:eastAsia="en-IN"/>
@@ -2393,9 +2633,9 @@
           <w:lang w:eastAsia="en-IN"/>
         </w:rPr>
         <w:drawing>
-          <wp:inline distT="0" distB="0" distL="0" distR="0" wp14:anchorId="35FA8535" wp14:editId="4AD2426E">
-            <wp:extent cx="5731510" cy="2167255"/>
-            <wp:effectExtent l="19050" t="19050" r="21590" b="23495"/>
+          <wp:inline distT="0" distB="0" distL="0" distR="0" wp14:anchorId="4FB23F2D" wp14:editId="042E90D8">
+            <wp:extent cx="5731510" cy="2199005"/>
+            <wp:effectExtent l="0" t="0" r="2540" b="0"/>
             <wp:docPr id="1" name="Picture 1"/>
             <wp:cNvGraphicFramePr>
               <a:graphicFrameLocks xmlns:a="http://schemas.openxmlformats.org/drawingml/2006/main" noChangeAspect="1"/>
@@ -2416,16 +2656,21 @@
                   <pic:spPr>
                     <a:xfrm>
                       <a:off x="0" y="0"/>
-                      <a:ext cx="5731510" cy="2167255"/>
+                      <a:ext cx="5731510" cy="2199005"/>
                     </a:xfrm>
                     <a:prstGeom prst="rect">
                       <a:avLst/>
                     </a:prstGeom>
-                    <a:ln>
-                      <a:solidFill>
-                        <a:schemeClr val="accent1"/>
-                      </a:solidFill>
+                    <a:ln w="228600" cap="sq" cmpd="thickThin">
+                      <a:noFill/>
+                      <a:prstDash val="solid"/>
+                      <a:miter lim="800000"/>
                     </a:ln>
+                    <a:effectLst>
+                      <a:innerShdw blurRad="76200">
+                        <a:srgbClr val="000000"/>
+                      </a:innerShdw>
+                    </a:effectLst>
                   </pic:spPr>
                 </pic:pic>
               </a:graphicData>
@@ -2438,445 +2683,70 @@
       <w:pPr>
         <w:spacing w:after="0" w:line="240" w:lineRule="auto"/>
         <w:rPr>
-          <w:rFonts w:ascii="Times New Roman" w:eastAsia="Times New Roman" w:hAnsi="Times New Roman" w:cs="Times New Roman"/>
-          <w:sz w:val="24"/>
-          <w:szCs w:val="24"/>
-          <w:lang w:eastAsia="en-IN"/>
-        </w:rPr>
-      </w:pPr>
+          <w:rFonts w:asciiTheme="majorHAnsi" w:eastAsia="Times New Roman" w:hAnsiTheme="majorHAnsi" w:cstheme="majorHAnsi"/>
+          <w:sz w:val="24"/>
+          <w:szCs w:val="24"/>
+          <w:lang w:eastAsia="en-IN"/>
+        </w:rPr>
+      </w:pPr>
+    </w:p>
+    <w:p>
+      <w:pPr>
+        <w:rPr>
+          <w:rFonts w:asciiTheme="majorHAnsi" w:eastAsia="Times New Roman" w:hAnsiTheme="majorHAnsi" w:cstheme="majorHAnsi"/>
+          <w:sz w:val="24"/>
+          <w:szCs w:val="24"/>
+          <w:lang w:eastAsia="en-IN"/>
+        </w:rPr>
+      </w:pPr>
+      <w:r>
+        <w:rPr>
+          <w:rFonts w:asciiTheme="majorHAnsi" w:eastAsia="Times New Roman" w:hAnsiTheme="majorHAnsi" w:cstheme="majorHAnsi"/>
+          <w:sz w:val="24"/>
+          <w:szCs w:val="24"/>
+          <w:lang w:eastAsia="en-IN"/>
+        </w:rPr>
+        <w:br w:type="page"/>
+      </w:r>
     </w:p>
     <w:p>
       <w:pPr>
         <w:pStyle w:val="Heading3"/>
         <w:rPr>
+          <w:rFonts w:asciiTheme="majorHAnsi" w:hAnsiTheme="majorHAnsi" w:cstheme="majorHAnsi"/>
           <w:b w:val="0"/>
           <w:color w:val="5B9BD5" w:themeColor="accent1"/>
           <w:sz w:val="26"/>
           <w:szCs w:val="26"/>
         </w:rPr>
       </w:pPr>
-      <w:r>
-        <w:rPr>
+      <w:bookmarkStart w:id="16" w:name="_Toc219160068"/>
+      <w:bookmarkStart w:id="17" w:name="_Toc219160215"/>
+      <w:bookmarkStart w:id="18" w:name="_GoBack"/>
+      <w:bookmarkEnd w:id="18"/>
+      <w:r>
+        <w:rPr>
+          <w:rFonts w:asciiTheme="majorHAnsi" w:hAnsiTheme="majorHAnsi" w:cstheme="majorHAnsi"/>
           <w:b w:val="0"/>
           <w:color w:val="5B9BD5" w:themeColor="accent1"/>
           <w:sz w:val="26"/>
           <w:szCs w:val="26"/>
         </w:rPr>
         <w:lastRenderedPageBreak/>
-        <w:t>Components View</w:t>
-      </w:r>
-    </w:p>
-    <w:p>
-      <w:pPr>
-        <w:spacing w:after="0" w:line="240" w:lineRule="auto"/>
-        <w:rPr>
-          <w:rFonts w:ascii="Times New Roman" w:eastAsia="Times New Roman" w:hAnsi="Times New Roman" w:cs="Times New Roman"/>
-          <w:sz w:val="24"/>
-          <w:szCs w:val="24"/>
-          <w:lang w:eastAsia="en-IN"/>
-        </w:rPr>
-      </w:pPr>
-      <w:r>
-        <w:rPr>
-          <w:noProof/>
-          <w:lang w:eastAsia="en-IN"/>
-        </w:rPr>
-        <w:drawing>
-          <wp:inline distT="0" distB="0" distL="0" distR="0" wp14:anchorId="65A44424" wp14:editId="66E27E31">
-            <wp:extent cx="5731510" cy="3062605"/>
-            <wp:effectExtent l="19050" t="19050" r="21590" b="23495"/>
-            <wp:docPr id="2" name="Picture 2"/>
-            <wp:cNvGraphicFramePr>
-              <a:graphicFrameLocks xmlns:a="http://schemas.openxmlformats.org/drawingml/2006/main" noChangeAspect="1"/>
-            </wp:cNvGraphicFramePr>
-            <a:graphic xmlns:a="http://schemas.openxmlformats.org/drawingml/2006/main">
-              <a:graphicData uri="http://schemas.openxmlformats.org/drawingml/2006/picture">
-                <pic:pic xmlns:pic="http://schemas.openxmlformats.org/drawingml/2006/picture">
-                  <pic:nvPicPr>
-                    <pic:cNvPr id="1" name=""/>
-                    <pic:cNvPicPr/>
-                  </pic:nvPicPr>
-                  <pic:blipFill>
-                    <a:blip r:embed="rId7"/>
-                    <a:stretch>
-                      <a:fillRect/>
-                    </a:stretch>
-                  </pic:blipFill>
-                  <pic:spPr>
-                    <a:xfrm>
-                      <a:off x="0" y="0"/>
-                      <a:ext cx="5731510" cy="3062605"/>
-                    </a:xfrm>
-                    <a:prstGeom prst="rect">
-                      <a:avLst/>
-                    </a:prstGeom>
-                    <a:ln>
-                      <a:solidFill>
-                        <a:schemeClr val="accent1"/>
-                      </a:solidFill>
-                    </a:ln>
-                  </pic:spPr>
-                </pic:pic>
-              </a:graphicData>
-            </a:graphic>
-          </wp:inline>
-        </w:drawing>
-      </w:r>
-    </w:p>
-    <w:p>
-      <w:pPr>
-        <w:spacing w:after="0" w:line="240" w:lineRule="auto"/>
-        <w:rPr>
-          <w:rFonts w:ascii="Times New Roman" w:eastAsia="Times New Roman" w:hAnsi="Times New Roman" w:cs="Times New Roman"/>
-          <w:sz w:val="24"/>
-          <w:szCs w:val="24"/>
-          <w:lang w:eastAsia="en-IN"/>
-        </w:rPr>
-      </w:pPr>
-    </w:p>
-    <w:p>
-      <w:pPr>
-        <w:spacing w:after="0" w:line="240" w:lineRule="auto"/>
-        <w:rPr>
-          <w:rFonts w:ascii="Times New Roman" w:eastAsia="Times New Roman" w:hAnsi="Times New Roman" w:cs="Times New Roman"/>
-          <w:sz w:val="24"/>
-          <w:szCs w:val="24"/>
-          <w:lang w:eastAsia="en-IN"/>
-        </w:rPr>
-      </w:pPr>
-    </w:p>
-    <w:p>
-      <w:pPr>
-        <w:spacing w:after="0" w:line="240" w:lineRule="auto"/>
-        <w:rPr>
-          <w:rFonts w:ascii="Times New Roman" w:eastAsia="Times New Roman" w:hAnsi="Times New Roman" w:cs="Times New Roman"/>
-          <w:sz w:val="24"/>
-          <w:szCs w:val="24"/>
-          <w:lang w:eastAsia="en-IN"/>
-        </w:rPr>
-      </w:pPr>
-    </w:p>
-    <w:p>
-      <w:pPr>
-        <w:spacing w:after="0" w:line="240" w:lineRule="auto"/>
-        <w:rPr>
-          <w:rFonts w:ascii="Times New Roman" w:eastAsia="Times New Roman" w:hAnsi="Times New Roman" w:cs="Times New Roman"/>
-          <w:sz w:val="24"/>
-          <w:szCs w:val="24"/>
-          <w:lang w:eastAsia="en-IN"/>
-        </w:rPr>
-      </w:pPr>
-    </w:p>
-    <w:p>
-      <w:pPr>
-        <w:spacing w:after="0" w:line="240" w:lineRule="auto"/>
-        <w:rPr>
-          <w:rFonts w:ascii="Times New Roman" w:eastAsia="Times New Roman" w:hAnsi="Times New Roman" w:cs="Times New Roman"/>
-          <w:sz w:val="24"/>
-          <w:szCs w:val="24"/>
-          <w:lang w:eastAsia="en-IN"/>
-        </w:rPr>
-      </w:pPr>
-    </w:p>
-    <w:p>
-      <w:pPr>
-        <w:spacing w:after="0" w:line="240" w:lineRule="auto"/>
-        <w:rPr>
-          <w:rFonts w:ascii="Times New Roman" w:eastAsia="Times New Roman" w:hAnsi="Times New Roman" w:cs="Times New Roman"/>
-          <w:sz w:val="24"/>
-          <w:szCs w:val="24"/>
-          <w:lang w:eastAsia="en-IN"/>
-        </w:rPr>
-      </w:pPr>
-    </w:p>
-    <w:p>
-      <w:pPr>
-        <w:spacing w:after="0" w:line="240" w:lineRule="auto"/>
-        <w:rPr>
-          <w:rFonts w:ascii="Times New Roman" w:eastAsia="Times New Roman" w:hAnsi="Times New Roman" w:cs="Times New Roman"/>
-          <w:sz w:val="24"/>
-          <w:szCs w:val="24"/>
-          <w:lang w:eastAsia="en-IN"/>
-        </w:rPr>
-      </w:pPr>
-    </w:p>
-    <w:p>
-      <w:pPr>
-        <w:spacing w:after="0" w:line="240" w:lineRule="auto"/>
-        <w:rPr>
-          <w:rFonts w:ascii="Times New Roman" w:eastAsia="Times New Roman" w:hAnsi="Times New Roman" w:cs="Times New Roman"/>
-          <w:sz w:val="24"/>
-          <w:szCs w:val="24"/>
-          <w:lang w:eastAsia="en-IN"/>
-        </w:rPr>
-      </w:pPr>
-    </w:p>
-    <w:p>
-      <w:pPr>
-        <w:spacing w:after="0" w:line="240" w:lineRule="auto"/>
-        <w:rPr>
-          <w:rFonts w:ascii="Times New Roman" w:eastAsia="Times New Roman" w:hAnsi="Times New Roman" w:cs="Times New Roman"/>
-          <w:sz w:val="24"/>
-          <w:szCs w:val="24"/>
-          <w:lang w:eastAsia="en-IN"/>
-        </w:rPr>
-      </w:pPr>
-    </w:p>
-    <w:p>
-      <w:pPr>
-        <w:spacing w:after="0" w:line="240" w:lineRule="auto"/>
-        <w:rPr>
-          <w:rFonts w:ascii="Times New Roman" w:eastAsia="Times New Roman" w:hAnsi="Times New Roman" w:cs="Times New Roman"/>
-          <w:sz w:val="24"/>
-          <w:szCs w:val="24"/>
-          <w:lang w:eastAsia="en-IN"/>
-        </w:rPr>
-      </w:pPr>
-    </w:p>
-    <w:p>
-      <w:pPr>
-        <w:spacing w:after="0" w:line="240" w:lineRule="auto"/>
-        <w:rPr>
-          <w:rFonts w:ascii="Times New Roman" w:eastAsia="Times New Roman" w:hAnsi="Times New Roman" w:cs="Times New Roman"/>
-          <w:sz w:val="24"/>
-          <w:szCs w:val="24"/>
-          <w:lang w:eastAsia="en-IN"/>
-        </w:rPr>
-      </w:pPr>
-    </w:p>
-    <w:p>
-      <w:pPr>
-        <w:spacing w:after="0" w:line="240" w:lineRule="auto"/>
-        <w:rPr>
-          <w:rFonts w:ascii="Times New Roman" w:eastAsia="Times New Roman" w:hAnsi="Times New Roman" w:cs="Times New Roman"/>
-          <w:sz w:val="24"/>
-          <w:szCs w:val="24"/>
-          <w:lang w:eastAsia="en-IN"/>
-        </w:rPr>
-      </w:pPr>
-    </w:p>
-    <w:p>
-      <w:pPr>
-        <w:spacing w:after="0" w:line="240" w:lineRule="auto"/>
-        <w:rPr>
-          <w:rFonts w:ascii="Times New Roman" w:eastAsia="Times New Roman" w:hAnsi="Times New Roman" w:cs="Times New Roman"/>
-          <w:sz w:val="24"/>
-          <w:szCs w:val="24"/>
-          <w:lang w:eastAsia="en-IN"/>
-        </w:rPr>
-      </w:pPr>
-    </w:p>
-    <w:p>
-      <w:pPr>
-        <w:spacing w:after="0" w:line="240" w:lineRule="auto"/>
-        <w:rPr>
-          <w:rFonts w:ascii="Times New Roman" w:eastAsia="Times New Roman" w:hAnsi="Times New Roman" w:cs="Times New Roman"/>
-          <w:sz w:val="24"/>
-          <w:szCs w:val="24"/>
-          <w:lang w:eastAsia="en-IN"/>
-        </w:rPr>
-      </w:pPr>
-    </w:p>
-    <w:p>
-      <w:pPr>
-        <w:spacing w:after="0" w:line="240" w:lineRule="auto"/>
-        <w:rPr>
-          <w:rFonts w:ascii="Times New Roman" w:eastAsia="Times New Roman" w:hAnsi="Times New Roman" w:cs="Times New Roman"/>
-          <w:sz w:val="24"/>
-          <w:szCs w:val="24"/>
-          <w:lang w:eastAsia="en-IN"/>
-        </w:rPr>
-      </w:pPr>
-    </w:p>
-    <w:p>
-      <w:pPr>
-        <w:spacing w:after="0" w:line="240" w:lineRule="auto"/>
-        <w:rPr>
-          <w:rFonts w:ascii="Times New Roman" w:eastAsia="Times New Roman" w:hAnsi="Times New Roman" w:cs="Times New Roman"/>
-          <w:sz w:val="24"/>
-          <w:szCs w:val="24"/>
-          <w:lang w:eastAsia="en-IN"/>
-        </w:rPr>
-      </w:pPr>
-    </w:p>
-    <w:p>
-      <w:pPr>
-        <w:spacing w:after="0" w:line="240" w:lineRule="auto"/>
-        <w:rPr>
-          <w:rFonts w:ascii="Times New Roman" w:eastAsia="Times New Roman" w:hAnsi="Times New Roman" w:cs="Times New Roman"/>
-          <w:sz w:val="24"/>
-          <w:szCs w:val="24"/>
-          <w:lang w:eastAsia="en-IN"/>
-        </w:rPr>
-      </w:pPr>
-    </w:p>
-    <w:p>
-      <w:pPr>
-        <w:spacing w:after="0" w:line="240" w:lineRule="auto"/>
-        <w:rPr>
-          <w:rFonts w:ascii="Times New Roman" w:eastAsia="Times New Roman" w:hAnsi="Times New Roman" w:cs="Times New Roman"/>
-          <w:sz w:val="24"/>
-          <w:szCs w:val="24"/>
-          <w:lang w:eastAsia="en-IN"/>
-        </w:rPr>
-      </w:pPr>
-    </w:p>
-    <w:p>
-      <w:pPr>
-        <w:spacing w:after="0" w:line="240" w:lineRule="auto"/>
-        <w:rPr>
-          <w:rFonts w:ascii="Times New Roman" w:eastAsia="Times New Roman" w:hAnsi="Times New Roman" w:cs="Times New Roman"/>
-          <w:sz w:val="24"/>
-          <w:szCs w:val="24"/>
-          <w:lang w:eastAsia="en-IN"/>
-        </w:rPr>
-      </w:pPr>
-    </w:p>
-    <w:p>
-      <w:pPr>
-        <w:spacing w:after="0" w:line="240" w:lineRule="auto"/>
-        <w:rPr>
-          <w:rFonts w:ascii="Times New Roman" w:eastAsia="Times New Roman" w:hAnsi="Times New Roman" w:cs="Times New Roman"/>
-          <w:sz w:val="24"/>
-          <w:szCs w:val="24"/>
-          <w:lang w:eastAsia="en-IN"/>
-        </w:rPr>
-      </w:pPr>
-    </w:p>
-    <w:p>
-      <w:pPr>
-        <w:spacing w:after="0" w:line="240" w:lineRule="auto"/>
-        <w:rPr>
-          <w:rFonts w:ascii="Times New Roman" w:eastAsia="Times New Roman" w:hAnsi="Times New Roman" w:cs="Times New Roman"/>
-          <w:sz w:val="24"/>
-          <w:szCs w:val="24"/>
-          <w:lang w:eastAsia="en-IN"/>
-        </w:rPr>
-      </w:pPr>
-    </w:p>
-    <w:p>
-      <w:pPr>
-        <w:spacing w:after="0" w:line="240" w:lineRule="auto"/>
-        <w:rPr>
-          <w:rFonts w:ascii="Times New Roman" w:eastAsia="Times New Roman" w:hAnsi="Times New Roman" w:cs="Times New Roman"/>
-          <w:sz w:val="24"/>
-          <w:szCs w:val="24"/>
-          <w:lang w:eastAsia="en-IN"/>
-        </w:rPr>
-      </w:pPr>
-    </w:p>
-    <w:p>
-      <w:pPr>
-        <w:spacing w:after="0" w:line="240" w:lineRule="auto"/>
-        <w:rPr>
-          <w:rFonts w:ascii="Times New Roman" w:eastAsia="Times New Roman" w:hAnsi="Times New Roman" w:cs="Times New Roman"/>
-          <w:sz w:val="24"/>
-          <w:szCs w:val="24"/>
-          <w:lang w:eastAsia="en-IN"/>
-        </w:rPr>
-      </w:pPr>
-    </w:p>
-    <w:p>
-      <w:pPr>
-        <w:spacing w:after="0" w:line="240" w:lineRule="auto"/>
-        <w:rPr>
-          <w:rFonts w:ascii="Times New Roman" w:eastAsia="Times New Roman" w:hAnsi="Times New Roman" w:cs="Times New Roman"/>
-          <w:sz w:val="24"/>
-          <w:szCs w:val="24"/>
-          <w:lang w:eastAsia="en-IN"/>
-        </w:rPr>
-      </w:pPr>
-    </w:p>
-    <w:p>
-      <w:pPr>
-        <w:spacing w:after="0" w:line="240" w:lineRule="auto"/>
-        <w:rPr>
-          <w:rFonts w:ascii="Times New Roman" w:eastAsia="Times New Roman" w:hAnsi="Times New Roman" w:cs="Times New Roman"/>
-          <w:sz w:val="24"/>
-          <w:szCs w:val="24"/>
-          <w:lang w:eastAsia="en-IN"/>
-        </w:rPr>
-      </w:pPr>
-    </w:p>
-    <w:p>
-      <w:pPr>
-        <w:spacing w:after="0" w:line="240" w:lineRule="auto"/>
-        <w:rPr>
-          <w:rFonts w:ascii="Times New Roman" w:eastAsia="Times New Roman" w:hAnsi="Times New Roman" w:cs="Times New Roman"/>
-          <w:sz w:val="24"/>
-          <w:szCs w:val="24"/>
-          <w:lang w:eastAsia="en-IN"/>
-        </w:rPr>
-      </w:pPr>
-    </w:p>
-    <w:p>
-      <w:pPr>
-        <w:spacing w:after="0" w:line="240" w:lineRule="auto"/>
-        <w:rPr>
-          <w:rFonts w:ascii="Times New Roman" w:eastAsia="Times New Roman" w:hAnsi="Times New Roman" w:cs="Times New Roman"/>
-          <w:sz w:val="24"/>
-          <w:szCs w:val="24"/>
-          <w:lang w:eastAsia="en-IN"/>
-        </w:rPr>
-      </w:pPr>
-    </w:p>
-    <w:p>
-      <w:pPr>
-        <w:spacing w:after="0" w:line="240" w:lineRule="auto"/>
-        <w:rPr>
-          <w:rFonts w:ascii="Times New Roman" w:eastAsia="Times New Roman" w:hAnsi="Times New Roman" w:cs="Times New Roman"/>
-          <w:sz w:val="24"/>
-          <w:szCs w:val="24"/>
-          <w:lang w:eastAsia="en-IN"/>
-        </w:rPr>
-      </w:pPr>
-    </w:p>
-    <w:p>
-      <w:pPr>
-        <w:spacing w:after="0" w:line="240" w:lineRule="auto"/>
-        <w:rPr>
-          <w:rFonts w:ascii="Times New Roman" w:eastAsia="Times New Roman" w:hAnsi="Times New Roman" w:cs="Times New Roman"/>
-          <w:sz w:val="24"/>
-          <w:szCs w:val="24"/>
-          <w:lang w:eastAsia="en-IN"/>
-        </w:rPr>
-      </w:pPr>
-    </w:p>
-    <w:p>
-      <w:pPr>
-        <w:spacing w:after="0" w:line="240" w:lineRule="auto"/>
-        <w:rPr>
-          <w:rFonts w:ascii="Times New Roman" w:eastAsia="Times New Roman" w:hAnsi="Times New Roman" w:cs="Times New Roman"/>
-          <w:sz w:val="24"/>
-          <w:szCs w:val="24"/>
-          <w:lang w:eastAsia="en-IN"/>
-        </w:rPr>
-      </w:pPr>
-    </w:p>
-    <w:p>
-      <w:pPr>
-        <w:pStyle w:val="Heading3"/>
-        <w:rPr>
-          <w:b w:val="0"/>
-          <w:color w:val="5B9BD5" w:themeColor="accent1"/>
-          <w:sz w:val="26"/>
-          <w:szCs w:val="26"/>
-        </w:rPr>
-      </w:pPr>
-      <w:r>
-        <w:rPr>
-          <w:b w:val="0"/>
-          <w:color w:val="5B9BD5" w:themeColor="accent1"/>
-          <w:sz w:val="26"/>
-          <w:szCs w:val="26"/>
-        </w:rPr>
-        <w:lastRenderedPageBreak/>
         <w:t>Sequence/Dataflow diagram</w:t>
       </w:r>
-    </w:p>
-    <w:p>
-      <w:r>
-        <w:rPr>
+      <w:bookmarkEnd w:id="16"/>
+      <w:bookmarkEnd w:id="17"/>
+    </w:p>
+    <w:p>
+      <w:pPr>
+        <w:rPr>
+          <w:rFonts w:asciiTheme="majorHAnsi" w:hAnsiTheme="majorHAnsi" w:cstheme="majorHAnsi"/>
+        </w:rPr>
+      </w:pPr>
+      <w:r>
+        <w:rPr>
+          <w:rFonts w:asciiTheme="majorHAnsi" w:hAnsiTheme="majorHAnsi" w:cstheme="majorHAnsi"/>
           <w:noProof/>
           <w:lang w:eastAsia="en-IN"/>
         </w:rPr>
@@ -2896,7 +2766,7 @@
                     <pic:cNvPicPr/>
                   </pic:nvPicPr>
                   <pic:blipFill>
-                    <a:blip r:embed="rId8"/>
+                    <a:blip r:embed="rId7"/>
                     <a:stretch>
                       <a:fillRect/>
                     </a:stretch>
@@ -2923,17 +2793,125 @@
       </w:r>
     </w:p>
     <w:p>
-      <w:r>
-        <w:rPr>
+      <w:pPr>
+        <w:rPr>
+          <w:rFonts w:asciiTheme="majorHAnsi" w:hAnsiTheme="majorHAnsi" w:cstheme="majorHAnsi"/>
+        </w:rPr>
+      </w:pPr>
+      <w:r>
+        <w:rPr>
+          <w:rFonts w:asciiTheme="majorHAnsi" w:hAnsiTheme="majorHAnsi" w:cstheme="majorHAnsi"/>
           <w:noProof/>
           <w:lang w:eastAsia="en-IN"/>
         </w:rPr>
-        <w:lastRenderedPageBreak/>
         <w:drawing>
           <wp:inline distT="0" distB="0" distL="0" distR="0" wp14:anchorId="75FD7729" wp14:editId="24DAB368">
-            <wp:extent cx="6270784" cy="4290060"/>
-            <wp:effectExtent l="19050" t="19050" r="15875" b="15240"/>
+            <wp:extent cx="6303010" cy="3086100"/>
+            <wp:effectExtent l="19050" t="19050" r="21590" b="19050"/>
             <wp:docPr id="33" name="Picture 33"/>
+            <wp:cNvGraphicFramePr>
+              <a:graphicFrameLocks xmlns:a="http://schemas.openxmlformats.org/drawingml/2006/main" noChangeAspect="1"/>
+            </wp:cNvGraphicFramePr>
+            <a:graphic xmlns:a="http://schemas.openxmlformats.org/drawingml/2006/main">
+              <a:graphicData uri="http://schemas.openxmlformats.org/drawingml/2006/picture">
+                <pic:pic xmlns:pic="http://schemas.openxmlformats.org/drawingml/2006/picture">
+                  <pic:nvPicPr>
+                    <pic:cNvPr id="1" name=""/>
+                    <pic:cNvPicPr/>
+                  </pic:nvPicPr>
+                  <pic:blipFill rotWithShape="1">
+                    <a:blip r:embed="rId8"/>
+                    <a:srcRect t="1" b="28061"/>
+                    <a:stretch/>
+                  </pic:blipFill>
+                  <pic:spPr bwMode="auto">
+                    <a:xfrm>
+                      <a:off x="0" y="0"/>
+                      <a:ext cx="6303010" cy="3086100"/>
+                    </a:xfrm>
+                    <a:prstGeom prst="rect">
+                      <a:avLst/>
+                    </a:prstGeom>
+                    <a:ln w="9525" cap="flat" cmpd="sng" algn="ctr">
+                      <a:solidFill>
+                        <a:srgbClr val="5B9BD5"/>
+                      </a:solidFill>
+                      <a:prstDash val="solid"/>
+                      <a:round/>
+                      <a:headEnd type="none" w="med" len="med"/>
+                      <a:tailEnd type="none" w="med" len="med"/>
+                    </a:ln>
+                    <a:extLst>
+                      <a:ext uri="{53640926-AAD7-44D8-BBD7-CCE9431645EC}">
+                        <a14:shadowObscured xmlns:a14="http://schemas.microsoft.com/office/drawing/2010/main"/>
+                      </a:ext>
+                    </a:extLst>
+                  </pic:spPr>
+                </pic:pic>
+              </a:graphicData>
+            </a:graphic>
+          </wp:inline>
+        </w:drawing>
+      </w:r>
+    </w:p>
+    <w:p>
+      <w:pPr>
+        <w:pStyle w:val="Heading2"/>
+        <w:rPr>
+          <w:b w:val="0"/>
+          <w:color w:val="5B9BD5" w:themeColor="accent1"/>
+          <w:sz w:val="28"/>
+        </w:rPr>
+      </w:pPr>
+      <w:r>
+        <w:br w:type="page"/>
+      </w:r>
+      <w:bookmarkStart w:id="19" w:name="_Toc219160069"/>
+      <w:bookmarkStart w:id="20" w:name="_Toc219160216"/>
+      <w:r>
+        <w:rPr>
+          <w:b w:val="0"/>
+          <w:color w:val="5B9BD5" w:themeColor="accent1"/>
+          <w:sz w:val="28"/>
+        </w:rPr>
+        <w:lastRenderedPageBreak/>
+        <w:t>Database Design</w:t>
+      </w:r>
+      <w:bookmarkEnd w:id="19"/>
+      <w:bookmarkEnd w:id="20"/>
+    </w:p>
+    <w:p>
+      <w:pPr>
+        <w:spacing w:after="0" w:line="240" w:lineRule="auto"/>
+        <w:rPr>
+          <w:rFonts w:asciiTheme="majorHAnsi" w:eastAsia="Times New Roman" w:hAnsiTheme="majorHAnsi" w:cstheme="majorHAnsi"/>
+          <w:sz w:val="24"/>
+          <w:szCs w:val="24"/>
+          <w:lang w:eastAsia="en-IN"/>
+        </w:rPr>
+      </w:pPr>
+    </w:p>
+    <w:p>
+      <w:pPr>
+        <w:spacing w:after="0" w:line="240" w:lineRule="auto"/>
+        <w:rPr>
+          <w:rFonts w:asciiTheme="majorHAnsi" w:eastAsia="Times New Roman" w:hAnsiTheme="majorHAnsi" w:cstheme="majorHAnsi"/>
+          <w:sz w:val="24"/>
+          <w:szCs w:val="24"/>
+          <w:lang w:eastAsia="en-IN"/>
+        </w:rPr>
+      </w:pPr>
+      <w:r>
+        <w:rPr>
+          <w:rFonts w:asciiTheme="majorHAnsi" w:hAnsiTheme="majorHAnsi" w:cstheme="majorHAnsi"/>
+          <w:noProof/>
+          <w:lang w:eastAsia="en-IN"/>
+        </w:rPr>
+        <w:drawing>
+          <wp:inline distT="0" distB="0" distL="0" distR="0" wp14:anchorId="006CDFD3" wp14:editId="1BFE5E3C">
+            <wp:extent cx="5731510" cy="6453505"/>
+            <wp:effectExtent l="0" t="0" r="2540" b="4445"/>
+            <wp:docPr id="3" name="Picture 3"/>
             <wp:cNvGraphicFramePr>
               <a:graphicFrameLocks xmlns:a="http://schemas.openxmlformats.org/drawingml/2006/main" noChangeAspect="1"/>
             </wp:cNvGraphicFramePr>
@@ -2953,102 +2931,6 @@
                   <pic:spPr>
                     <a:xfrm>
                       <a:off x="0" y="0"/>
-                      <a:ext cx="6277278" cy="4294503"/>
-                    </a:xfrm>
-                    <a:prstGeom prst="rect">
-                      <a:avLst/>
-                    </a:prstGeom>
-                    <a:ln>
-                      <a:solidFill>
-                        <a:schemeClr val="accent1"/>
-                      </a:solidFill>
-                    </a:ln>
-                  </pic:spPr>
-                </pic:pic>
-              </a:graphicData>
-            </a:graphic>
-          </wp:inline>
-        </w:drawing>
-      </w:r>
-    </w:p>
-    <w:p>
-      <w:r>
-        <w:br w:type="page"/>
-      </w:r>
-      <w:bookmarkStart w:id="7" w:name="_GoBack"/>
-      <w:bookmarkEnd w:id="7"/>
-    </w:p>
-    <w:p>
-      <w:pPr>
-        <w:pStyle w:val="Heading2"/>
-        <w:rPr>
-          <w:b w:val="0"/>
-          <w:color w:val="5B9BD5" w:themeColor="accent1"/>
-          <w:sz w:val="28"/>
-        </w:rPr>
-      </w:pPr>
-      <w:bookmarkStart w:id="8" w:name="_Toc219109850"/>
-      <w:r>
-        <w:rPr>
-          <w:b w:val="0"/>
-          <w:color w:val="5B9BD5" w:themeColor="accent1"/>
-          <w:sz w:val="28"/>
-        </w:rPr>
-        <w:lastRenderedPageBreak/>
-        <w:t>Database Design</w:t>
-      </w:r>
-      <w:bookmarkEnd w:id="8"/>
-    </w:p>
-    <w:p>
-      <w:pPr>
-        <w:spacing w:after="0" w:line="240" w:lineRule="auto"/>
-        <w:rPr>
-          <w:rFonts w:ascii="Times New Roman" w:eastAsia="Times New Roman" w:hAnsi="Times New Roman" w:cs="Times New Roman"/>
-          <w:sz w:val="24"/>
-          <w:szCs w:val="24"/>
-          <w:lang w:eastAsia="en-IN"/>
-        </w:rPr>
-      </w:pPr>
-    </w:p>
-    <w:p>
-      <w:pPr>
-        <w:spacing w:after="0" w:line="240" w:lineRule="auto"/>
-        <w:rPr>
-          <w:rFonts w:ascii="Times New Roman" w:eastAsia="Times New Roman" w:hAnsi="Times New Roman" w:cs="Times New Roman"/>
-          <w:sz w:val="24"/>
-          <w:szCs w:val="24"/>
-          <w:lang w:eastAsia="en-IN"/>
-        </w:rPr>
-      </w:pPr>
-      <w:r>
-        <w:rPr>
-          <w:noProof/>
-          <w:lang w:eastAsia="en-IN"/>
-        </w:rPr>
-        <w:drawing>
-          <wp:inline distT="0" distB="0" distL="0" distR="0" wp14:anchorId="006CDFD3" wp14:editId="1BFE5E3C">
-            <wp:extent cx="5731510" cy="6453505"/>
-            <wp:effectExtent l="0" t="0" r="2540" b="4445"/>
-            <wp:docPr id="3" name="Picture 3"/>
-            <wp:cNvGraphicFramePr>
-              <a:graphicFrameLocks xmlns:a="http://schemas.openxmlformats.org/drawingml/2006/main" noChangeAspect="1"/>
-            </wp:cNvGraphicFramePr>
-            <a:graphic xmlns:a="http://schemas.openxmlformats.org/drawingml/2006/main">
-              <a:graphicData uri="http://schemas.openxmlformats.org/drawingml/2006/picture">
-                <pic:pic xmlns:pic="http://schemas.openxmlformats.org/drawingml/2006/picture">
-                  <pic:nvPicPr>
-                    <pic:cNvPr id="1" name=""/>
-                    <pic:cNvPicPr/>
-                  </pic:nvPicPr>
-                  <pic:blipFill>
-                    <a:blip r:embed="rId10"/>
-                    <a:stretch>
-                      <a:fillRect/>
-                    </a:stretch>
-                  </pic:blipFill>
-                  <pic:spPr>
-                    <a:xfrm>
-                      <a:off x="0" y="0"/>
                       <a:ext cx="5731510" cy="6453505"/>
                     </a:xfrm>
                     <a:prstGeom prst="rect">
@@ -3066,7 +2948,7 @@
       <w:pPr>
         <w:spacing w:after="0" w:line="240" w:lineRule="auto"/>
         <w:rPr>
-          <w:rFonts w:ascii="Times New Roman" w:eastAsia="Times New Roman" w:hAnsi="Times New Roman" w:cs="Times New Roman"/>
+          <w:rFonts w:asciiTheme="majorHAnsi" w:eastAsia="Times New Roman" w:hAnsiTheme="majorHAnsi" w:cstheme="majorHAnsi"/>
           <w:sz w:val="24"/>
           <w:szCs w:val="24"/>
           <w:lang w:eastAsia="en-IN"/>
@@ -3077,7 +2959,7 @@
       <w:pPr>
         <w:spacing w:after="0" w:line="240" w:lineRule="auto"/>
         <w:rPr>
-          <w:rFonts w:ascii="Times New Roman" w:eastAsia="Times New Roman" w:hAnsi="Times New Roman" w:cs="Times New Roman"/>
+          <w:rFonts w:asciiTheme="majorHAnsi" w:eastAsia="Times New Roman" w:hAnsiTheme="majorHAnsi" w:cstheme="majorHAnsi"/>
           <w:sz w:val="24"/>
           <w:szCs w:val="24"/>
           <w:lang w:eastAsia="en-IN"/>
@@ -3088,19 +2970,21 @@
       <w:pPr>
         <w:pStyle w:val="Heading1"/>
         <w:rPr>
-          <w:rFonts w:eastAsia="Times New Roman"/>
-          <w:lang w:eastAsia="en-IN"/>
-        </w:rPr>
-      </w:pPr>
-      <w:bookmarkStart w:id="9" w:name="_Toc219109851"/>
-      <w:r>
-        <w:rPr>
-          <w:rFonts w:eastAsia="Times New Roman"/>
+          <w:rFonts w:eastAsia="Times New Roman" w:cstheme="majorHAnsi"/>
+          <w:lang w:eastAsia="en-IN"/>
+        </w:rPr>
+      </w:pPr>
+      <w:bookmarkStart w:id="21" w:name="_Toc219160070"/>
+      <w:bookmarkStart w:id="22" w:name="_Toc219160217"/>
+      <w:r>
+        <w:rPr>
+          <w:rFonts w:eastAsia="Times New Roman" w:cstheme="majorHAnsi"/>
           <w:lang w:eastAsia="en-IN"/>
         </w:rPr>
         <w:t>Security</w:t>
       </w:r>
-      <w:bookmarkEnd w:id="9"/>
+      <w:bookmarkEnd w:id="21"/>
+      <w:bookmarkEnd w:id="22"/>
     </w:p>
     <w:p>
       <w:pPr>
@@ -3110,20 +2994,29 @@
         </w:numPr>
         <w:spacing w:before="100" w:beforeAutospacing="1" w:after="100" w:afterAutospacing="1" w:line="240" w:lineRule="auto"/>
         <w:rPr>
-          <w:rFonts w:ascii="Times New Roman" w:eastAsia="Times New Roman" w:hAnsi="Times New Roman" w:cs="Times New Roman"/>
-          <w:sz w:val="24"/>
-          <w:szCs w:val="24"/>
-          <w:lang w:eastAsia="en-IN"/>
-        </w:rPr>
-      </w:pPr>
-      <w:r>
-        <w:rPr>
-          <w:rFonts w:ascii="Times New Roman" w:eastAsia="Times New Roman" w:hAnsi="Times New Roman" w:cs="Times New Roman"/>
+          <w:rFonts w:asciiTheme="majorHAnsi" w:eastAsia="Times New Roman" w:hAnsiTheme="majorHAnsi" w:cstheme="majorHAnsi"/>
+          <w:sz w:val="24"/>
+          <w:szCs w:val="24"/>
+          <w:lang w:eastAsia="en-IN"/>
+        </w:rPr>
+      </w:pPr>
+      <w:r>
+        <w:rPr>
+          <w:rFonts w:asciiTheme="majorHAnsi" w:eastAsia="Times New Roman" w:hAnsiTheme="majorHAnsi" w:cstheme="majorHAnsi"/>
           <w:sz w:val="24"/>
           <w:szCs w:val="24"/>
           <w:lang w:eastAsia="en-IN"/>
         </w:rPr>
         <w:t>Role based UI component rendering</w:t>
+      </w:r>
+      <w:r>
+        <w:rPr>
+          <w:rFonts w:asciiTheme="majorHAnsi" w:eastAsia="Times New Roman" w:hAnsiTheme="majorHAnsi" w:cstheme="majorHAnsi"/>
+          <w:sz w:val="24"/>
+          <w:szCs w:val="24"/>
+          <w:lang w:eastAsia="en-IN"/>
+        </w:rPr>
+        <w:t xml:space="preserve"> is implemented for normal users and admins. </w:t>
       </w:r>
     </w:p>
     <w:p>
@@ -3134,15 +3027,15 @@
         </w:numPr>
         <w:spacing w:before="100" w:beforeAutospacing="1" w:after="100" w:afterAutospacing="1" w:line="240" w:lineRule="auto"/>
         <w:rPr>
-          <w:rFonts w:ascii="Times New Roman" w:eastAsia="Times New Roman" w:hAnsi="Times New Roman" w:cs="Times New Roman"/>
-          <w:sz w:val="24"/>
-          <w:szCs w:val="24"/>
-          <w:lang w:eastAsia="en-IN"/>
-        </w:rPr>
-      </w:pPr>
-      <w:r>
-        <w:rPr>
-          <w:rFonts w:ascii="Times New Roman" w:eastAsia="Times New Roman" w:hAnsi="Times New Roman" w:cs="Times New Roman"/>
+          <w:rFonts w:asciiTheme="majorHAnsi" w:eastAsia="Times New Roman" w:hAnsiTheme="majorHAnsi" w:cstheme="majorHAnsi"/>
+          <w:sz w:val="24"/>
+          <w:szCs w:val="24"/>
+          <w:lang w:eastAsia="en-IN"/>
+        </w:rPr>
+      </w:pPr>
+      <w:r>
+        <w:rPr>
+          <w:rFonts w:asciiTheme="majorHAnsi" w:eastAsia="Times New Roman" w:hAnsiTheme="majorHAnsi" w:cstheme="majorHAnsi"/>
           <w:sz w:val="24"/>
           <w:szCs w:val="24"/>
           <w:lang w:eastAsia="en-IN"/>
@@ -3158,15 +3051,15 @@
         </w:numPr>
         <w:spacing w:before="100" w:beforeAutospacing="1" w:after="100" w:afterAutospacing="1" w:line="240" w:lineRule="auto"/>
         <w:rPr>
-          <w:rFonts w:ascii="Times New Roman" w:eastAsia="Times New Roman" w:hAnsi="Times New Roman" w:cs="Times New Roman"/>
-          <w:sz w:val="24"/>
-          <w:szCs w:val="24"/>
-          <w:lang w:eastAsia="en-IN"/>
-        </w:rPr>
-      </w:pPr>
-      <w:r>
-        <w:rPr>
-          <w:rFonts w:ascii="Times New Roman" w:eastAsia="Times New Roman" w:hAnsi="Times New Roman" w:cs="Times New Roman"/>
+          <w:rFonts w:asciiTheme="majorHAnsi" w:eastAsia="Times New Roman" w:hAnsiTheme="majorHAnsi" w:cstheme="majorHAnsi"/>
+          <w:sz w:val="24"/>
+          <w:szCs w:val="24"/>
+          <w:lang w:eastAsia="en-IN"/>
+        </w:rPr>
+      </w:pPr>
+      <w:r>
+        <w:rPr>
+          <w:rFonts w:asciiTheme="majorHAnsi" w:eastAsia="Times New Roman" w:hAnsiTheme="majorHAnsi" w:cstheme="majorHAnsi"/>
           <w:sz w:val="24"/>
           <w:szCs w:val="24"/>
           <w:lang w:eastAsia="en-IN"/>
@@ -3182,15 +3075,15 @@
         </w:numPr>
         <w:spacing w:before="100" w:beforeAutospacing="1" w:after="100" w:afterAutospacing="1" w:line="240" w:lineRule="auto"/>
         <w:rPr>
-          <w:rFonts w:ascii="Times New Roman" w:eastAsia="Times New Roman" w:hAnsi="Times New Roman" w:cs="Times New Roman"/>
-          <w:sz w:val="24"/>
-          <w:szCs w:val="24"/>
-          <w:lang w:eastAsia="en-IN"/>
-        </w:rPr>
-      </w:pPr>
-      <w:r>
-        <w:rPr>
-          <w:rFonts w:ascii="Times New Roman" w:eastAsia="Times New Roman" w:hAnsi="Times New Roman" w:cs="Times New Roman"/>
+          <w:rFonts w:asciiTheme="majorHAnsi" w:eastAsia="Times New Roman" w:hAnsiTheme="majorHAnsi" w:cstheme="majorHAnsi"/>
+          <w:sz w:val="24"/>
+          <w:szCs w:val="24"/>
+          <w:lang w:eastAsia="en-IN"/>
+        </w:rPr>
+      </w:pPr>
+      <w:r>
+        <w:rPr>
+          <w:rFonts w:asciiTheme="majorHAnsi" w:eastAsia="Times New Roman" w:hAnsiTheme="majorHAnsi" w:cstheme="majorHAnsi"/>
           <w:sz w:val="24"/>
           <w:szCs w:val="24"/>
           <w:lang w:eastAsia="en-IN"/>
@@ -3202,7 +3095,7 @@
       <w:pPr>
         <w:spacing w:after="0" w:line="240" w:lineRule="auto"/>
         <w:rPr>
-          <w:rFonts w:ascii="Times New Roman" w:eastAsia="Times New Roman" w:hAnsi="Times New Roman" w:cs="Times New Roman"/>
+          <w:rFonts w:asciiTheme="majorHAnsi" w:eastAsia="Times New Roman" w:hAnsiTheme="majorHAnsi" w:cstheme="majorHAnsi"/>
           <w:sz w:val="24"/>
           <w:szCs w:val="24"/>
           <w:lang w:eastAsia="en-IN"/>
@@ -3213,19 +3106,21 @@
       <w:pPr>
         <w:pStyle w:val="Heading1"/>
         <w:rPr>
-          <w:rFonts w:eastAsia="Times New Roman"/>
-          <w:lang w:eastAsia="en-IN"/>
-        </w:rPr>
-      </w:pPr>
-      <w:bookmarkStart w:id="10" w:name="_Toc219109852"/>
-      <w:r>
-        <w:rPr>
-          <w:rFonts w:eastAsia="Times New Roman"/>
+          <w:rFonts w:eastAsia="Times New Roman" w:cstheme="majorHAnsi"/>
+          <w:lang w:eastAsia="en-IN"/>
+        </w:rPr>
+      </w:pPr>
+      <w:bookmarkStart w:id="23" w:name="_Toc219160071"/>
+      <w:bookmarkStart w:id="24" w:name="_Toc219160218"/>
+      <w:r>
+        <w:rPr>
+          <w:rFonts w:eastAsia="Times New Roman" w:cstheme="majorHAnsi"/>
           <w:lang w:eastAsia="en-IN"/>
         </w:rPr>
         <w:t>Scalability</w:t>
       </w:r>
-      <w:bookmarkEnd w:id="10"/>
+      <w:bookmarkEnd w:id="23"/>
+      <w:bookmarkEnd w:id="24"/>
     </w:p>
     <w:p>
       <w:pPr>
@@ -3235,15 +3130,15 @@
         </w:numPr>
         <w:spacing w:before="100" w:beforeAutospacing="1" w:after="100" w:afterAutospacing="1" w:line="240" w:lineRule="auto"/>
         <w:rPr>
-          <w:rFonts w:ascii="Times New Roman" w:eastAsia="Times New Roman" w:hAnsi="Times New Roman" w:cs="Times New Roman"/>
-          <w:sz w:val="24"/>
-          <w:szCs w:val="24"/>
-          <w:lang w:eastAsia="en-IN"/>
-        </w:rPr>
-      </w:pPr>
-      <w:r>
-        <w:rPr>
-          <w:rFonts w:ascii="Times New Roman" w:eastAsia="Times New Roman" w:hAnsi="Times New Roman" w:cs="Times New Roman"/>
+          <w:rFonts w:asciiTheme="majorHAnsi" w:eastAsia="Times New Roman" w:hAnsiTheme="majorHAnsi" w:cstheme="majorHAnsi"/>
+          <w:sz w:val="24"/>
+          <w:szCs w:val="24"/>
+          <w:lang w:eastAsia="en-IN"/>
+        </w:rPr>
+      </w:pPr>
+      <w:r>
+        <w:rPr>
+          <w:rFonts w:asciiTheme="majorHAnsi" w:eastAsia="Times New Roman" w:hAnsiTheme="majorHAnsi" w:cstheme="majorHAnsi"/>
           <w:sz w:val="24"/>
           <w:szCs w:val="24"/>
           <w:lang w:eastAsia="en-IN"/>
@@ -3259,15 +3154,15 @@
         </w:numPr>
         <w:spacing w:before="100" w:beforeAutospacing="1" w:after="100" w:afterAutospacing="1" w:line="240" w:lineRule="auto"/>
         <w:rPr>
-          <w:rFonts w:ascii="Times New Roman" w:eastAsia="Times New Roman" w:hAnsi="Times New Roman" w:cs="Times New Roman"/>
-          <w:sz w:val="24"/>
-          <w:szCs w:val="24"/>
-          <w:lang w:eastAsia="en-IN"/>
-        </w:rPr>
-      </w:pPr>
-      <w:r>
-        <w:rPr>
-          <w:rFonts w:ascii="Times New Roman" w:eastAsia="Times New Roman" w:hAnsi="Times New Roman" w:cs="Times New Roman"/>
+          <w:rFonts w:asciiTheme="majorHAnsi" w:eastAsia="Times New Roman" w:hAnsiTheme="majorHAnsi" w:cstheme="majorHAnsi"/>
+          <w:sz w:val="24"/>
+          <w:szCs w:val="24"/>
+          <w:lang w:eastAsia="en-IN"/>
+        </w:rPr>
+      </w:pPr>
+      <w:r>
+        <w:rPr>
+          <w:rFonts w:asciiTheme="majorHAnsi" w:eastAsia="Times New Roman" w:hAnsiTheme="majorHAnsi" w:cstheme="majorHAnsi"/>
           <w:sz w:val="24"/>
           <w:szCs w:val="24"/>
           <w:lang w:eastAsia="en-IN"/>
@@ -3283,15 +3178,15 @@
         </w:numPr>
         <w:spacing w:before="100" w:beforeAutospacing="1" w:after="100" w:afterAutospacing="1" w:line="240" w:lineRule="auto"/>
         <w:rPr>
-          <w:rFonts w:ascii="Times New Roman" w:eastAsia="Times New Roman" w:hAnsi="Times New Roman" w:cs="Times New Roman"/>
-          <w:sz w:val="24"/>
-          <w:szCs w:val="24"/>
-          <w:lang w:eastAsia="en-IN"/>
-        </w:rPr>
-      </w:pPr>
-      <w:r>
-        <w:rPr>
-          <w:rFonts w:ascii="Times New Roman" w:eastAsia="Times New Roman" w:hAnsi="Times New Roman" w:cs="Times New Roman"/>
+          <w:rFonts w:asciiTheme="majorHAnsi" w:eastAsia="Times New Roman" w:hAnsiTheme="majorHAnsi" w:cstheme="majorHAnsi"/>
+          <w:sz w:val="24"/>
+          <w:szCs w:val="24"/>
+          <w:lang w:eastAsia="en-IN"/>
+        </w:rPr>
+      </w:pPr>
+      <w:r>
+        <w:rPr>
+          <w:rFonts w:asciiTheme="majorHAnsi" w:eastAsia="Times New Roman" w:hAnsiTheme="majorHAnsi" w:cstheme="majorHAnsi"/>
           <w:sz w:val="24"/>
           <w:szCs w:val="24"/>
           <w:lang w:eastAsia="en-IN"/>
@@ -3307,15 +3202,15 @@
         </w:numPr>
         <w:spacing w:before="100" w:beforeAutospacing="1" w:after="100" w:afterAutospacing="1" w:line="240" w:lineRule="auto"/>
         <w:rPr>
-          <w:rFonts w:ascii="Times New Roman" w:eastAsia="Times New Roman" w:hAnsi="Times New Roman" w:cs="Times New Roman"/>
-          <w:sz w:val="24"/>
-          <w:szCs w:val="24"/>
-          <w:lang w:eastAsia="en-IN"/>
-        </w:rPr>
-      </w:pPr>
-      <w:r>
-        <w:rPr>
-          <w:rFonts w:ascii="Times New Roman" w:eastAsia="Times New Roman" w:hAnsi="Times New Roman" w:cs="Times New Roman"/>
+          <w:rFonts w:asciiTheme="majorHAnsi" w:eastAsia="Times New Roman" w:hAnsiTheme="majorHAnsi" w:cstheme="majorHAnsi"/>
+          <w:sz w:val="24"/>
+          <w:szCs w:val="24"/>
+          <w:lang w:eastAsia="en-IN"/>
+        </w:rPr>
+      </w:pPr>
+      <w:r>
+        <w:rPr>
+          <w:rFonts w:asciiTheme="majorHAnsi" w:eastAsia="Times New Roman" w:hAnsiTheme="majorHAnsi" w:cstheme="majorHAnsi"/>
           <w:sz w:val="24"/>
           <w:szCs w:val="24"/>
           <w:lang w:eastAsia="en-IN"/>
@@ -3327,7 +3222,7 @@
       <w:pPr>
         <w:spacing w:after="0" w:line="240" w:lineRule="auto"/>
         <w:rPr>
-          <w:rFonts w:ascii="Times New Roman" w:eastAsia="Times New Roman" w:hAnsi="Times New Roman" w:cs="Times New Roman"/>
+          <w:rFonts w:asciiTheme="majorHAnsi" w:eastAsia="Times New Roman" w:hAnsiTheme="majorHAnsi" w:cstheme="majorHAnsi"/>
           <w:sz w:val="24"/>
           <w:szCs w:val="24"/>
           <w:lang w:eastAsia="en-IN"/>
@@ -3338,23 +3233,26 @@
       <w:pPr>
         <w:pStyle w:val="Heading1"/>
         <w:rPr>
-          <w:rFonts w:eastAsia="Times New Roman"/>
-          <w:lang w:eastAsia="en-IN"/>
-        </w:rPr>
-      </w:pPr>
-      <w:bookmarkStart w:id="11" w:name="_Toc219109853"/>
-      <w:r>
-        <w:rPr>
-          <w:rFonts w:eastAsia="Times New Roman"/>
+          <w:rFonts w:eastAsia="Times New Roman" w:cstheme="majorHAnsi"/>
+          <w:lang w:eastAsia="en-IN"/>
+        </w:rPr>
+      </w:pPr>
+      <w:bookmarkStart w:id="25" w:name="_Toc219160072"/>
+      <w:bookmarkStart w:id="26" w:name="_Toc219160219"/>
+      <w:r>
+        <w:rPr>
+          <w:rFonts w:eastAsia="Times New Roman" w:cstheme="majorHAnsi"/>
           <w:lang w:eastAsia="en-IN"/>
         </w:rPr>
         <w:t>Deployment Architecture</w:t>
       </w:r>
-      <w:bookmarkEnd w:id="11"/>
-    </w:p>
-    <w:p>
-      <w:pPr>
-        <w:rPr>
+      <w:bookmarkEnd w:id="25"/>
+      <w:bookmarkEnd w:id="26"/>
+    </w:p>
+    <w:p>
+      <w:pPr>
+        <w:rPr>
+          <w:rFonts w:asciiTheme="majorHAnsi" w:hAnsiTheme="majorHAnsi" w:cstheme="majorHAnsi"/>
           <w:b/>
           <w:sz w:val="24"/>
           <w:u w:val="single"/>
@@ -3363,6 +3261,7 @@
       </w:pPr>
       <w:r>
         <w:rPr>
+          <w:rFonts w:asciiTheme="majorHAnsi" w:hAnsiTheme="majorHAnsi" w:cstheme="majorHAnsi"/>
           <w:b/>
           <w:sz w:val="24"/>
           <w:u w:val="single"/>
@@ -3379,15 +3278,15 @@
         </w:numPr>
         <w:spacing w:before="100" w:beforeAutospacing="1" w:after="100" w:afterAutospacing="1" w:line="240" w:lineRule="auto"/>
         <w:rPr>
-          <w:rFonts w:ascii="Times New Roman" w:eastAsia="Times New Roman" w:hAnsi="Times New Roman" w:cs="Times New Roman"/>
-          <w:sz w:val="24"/>
-          <w:szCs w:val="24"/>
-          <w:lang w:eastAsia="en-IN"/>
-        </w:rPr>
-      </w:pPr>
-      <w:r>
-        <w:rPr>
-          <w:rFonts w:ascii="Times New Roman" w:eastAsia="Times New Roman" w:hAnsi="Times New Roman" w:cs="Times New Roman"/>
+          <w:rFonts w:asciiTheme="majorHAnsi" w:eastAsia="Times New Roman" w:hAnsiTheme="majorHAnsi" w:cstheme="majorHAnsi"/>
+          <w:sz w:val="24"/>
+          <w:szCs w:val="24"/>
+          <w:lang w:eastAsia="en-IN"/>
+        </w:rPr>
+      </w:pPr>
+      <w:r>
+        <w:rPr>
+          <w:rFonts w:asciiTheme="majorHAnsi" w:eastAsia="Times New Roman" w:hAnsiTheme="majorHAnsi" w:cstheme="majorHAnsi"/>
           <w:sz w:val="24"/>
           <w:szCs w:val="24"/>
           <w:lang w:eastAsia="en-IN"/>
@@ -3403,15 +3302,15 @@
         </w:numPr>
         <w:spacing w:before="100" w:beforeAutospacing="1" w:after="100" w:afterAutospacing="1" w:line="240" w:lineRule="auto"/>
         <w:rPr>
-          <w:rFonts w:ascii="Times New Roman" w:eastAsia="Times New Roman" w:hAnsi="Times New Roman" w:cs="Times New Roman"/>
-          <w:sz w:val="24"/>
-          <w:szCs w:val="24"/>
-          <w:lang w:eastAsia="en-IN"/>
-        </w:rPr>
-      </w:pPr>
-      <w:r>
-        <w:rPr>
-          <w:rFonts w:ascii="Times New Roman" w:eastAsia="Times New Roman" w:hAnsi="Times New Roman" w:cs="Times New Roman"/>
+          <w:rFonts w:asciiTheme="majorHAnsi" w:eastAsia="Times New Roman" w:hAnsiTheme="majorHAnsi" w:cstheme="majorHAnsi"/>
+          <w:sz w:val="24"/>
+          <w:szCs w:val="24"/>
+          <w:lang w:eastAsia="en-IN"/>
+        </w:rPr>
+      </w:pPr>
+      <w:r>
+        <w:rPr>
+          <w:rFonts w:asciiTheme="majorHAnsi" w:eastAsia="Times New Roman" w:hAnsiTheme="majorHAnsi" w:cstheme="majorHAnsi"/>
           <w:sz w:val="24"/>
           <w:szCs w:val="24"/>
           <w:lang w:eastAsia="en-IN"/>
@@ -3427,15 +3326,15 @@
         </w:numPr>
         <w:spacing w:before="100" w:beforeAutospacing="1" w:after="100" w:afterAutospacing="1" w:line="240" w:lineRule="auto"/>
         <w:rPr>
-          <w:rFonts w:ascii="Times New Roman" w:eastAsia="Times New Roman" w:hAnsi="Times New Roman" w:cs="Times New Roman"/>
-          <w:sz w:val="24"/>
-          <w:szCs w:val="24"/>
-          <w:lang w:eastAsia="en-IN"/>
-        </w:rPr>
-      </w:pPr>
-      <w:r>
-        <w:rPr>
-          <w:rFonts w:ascii="Times New Roman" w:eastAsia="Times New Roman" w:hAnsi="Times New Roman" w:cs="Times New Roman"/>
+          <w:rFonts w:asciiTheme="majorHAnsi" w:eastAsia="Times New Roman" w:hAnsiTheme="majorHAnsi" w:cstheme="majorHAnsi"/>
+          <w:sz w:val="24"/>
+          <w:szCs w:val="24"/>
+          <w:lang w:eastAsia="en-IN"/>
+        </w:rPr>
+      </w:pPr>
+      <w:r>
+        <w:rPr>
+          <w:rFonts w:asciiTheme="majorHAnsi" w:eastAsia="Times New Roman" w:hAnsiTheme="majorHAnsi" w:cstheme="majorHAnsi"/>
           <w:sz w:val="24"/>
           <w:szCs w:val="24"/>
           <w:lang w:eastAsia="en-IN"/>
@@ -3451,15 +3350,15 @@
         </w:numPr>
         <w:spacing w:before="100" w:beforeAutospacing="1" w:after="100" w:afterAutospacing="1" w:line="240" w:lineRule="auto"/>
         <w:rPr>
-          <w:rFonts w:ascii="Times New Roman" w:eastAsia="Times New Roman" w:hAnsi="Times New Roman" w:cs="Times New Roman"/>
-          <w:sz w:val="24"/>
-          <w:szCs w:val="24"/>
-          <w:lang w:eastAsia="en-IN"/>
-        </w:rPr>
-      </w:pPr>
-      <w:r>
-        <w:rPr>
-          <w:rFonts w:ascii="Times New Roman" w:eastAsia="Times New Roman" w:hAnsi="Times New Roman" w:cs="Times New Roman"/>
+          <w:rFonts w:asciiTheme="majorHAnsi" w:eastAsia="Times New Roman" w:hAnsiTheme="majorHAnsi" w:cstheme="majorHAnsi"/>
+          <w:sz w:val="24"/>
+          <w:szCs w:val="24"/>
+          <w:lang w:eastAsia="en-IN"/>
+        </w:rPr>
+      </w:pPr>
+      <w:r>
+        <w:rPr>
+          <w:rFonts w:asciiTheme="majorHAnsi" w:eastAsia="Times New Roman" w:hAnsiTheme="majorHAnsi" w:cstheme="majorHAnsi"/>
           <w:sz w:val="24"/>
           <w:szCs w:val="24"/>
           <w:lang w:eastAsia="en-IN"/>
@@ -3471,7 +3370,7 @@
       <w:pPr>
         <w:spacing w:after="0" w:line="240" w:lineRule="auto"/>
         <w:rPr>
-          <w:rFonts w:ascii="Times New Roman" w:eastAsia="Times New Roman" w:hAnsi="Times New Roman" w:cs="Times New Roman"/>
+          <w:rFonts w:asciiTheme="majorHAnsi" w:eastAsia="Times New Roman" w:hAnsiTheme="majorHAnsi" w:cstheme="majorHAnsi"/>
           <w:sz w:val="24"/>
           <w:szCs w:val="24"/>
           <w:lang w:eastAsia="en-IN"/>
@@ -3482,19 +3381,21 @@
       <w:pPr>
         <w:pStyle w:val="Heading1"/>
         <w:rPr>
-          <w:rFonts w:eastAsia="Times New Roman"/>
-          <w:lang w:eastAsia="en-IN"/>
-        </w:rPr>
-      </w:pPr>
-      <w:bookmarkStart w:id="12" w:name="_Toc219109854"/>
-      <w:r>
-        <w:rPr>
-          <w:rFonts w:eastAsia="Times New Roman"/>
+          <w:rFonts w:eastAsia="Times New Roman" w:cstheme="majorHAnsi"/>
+          <w:lang w:eastAsia="en-IN"/>
+        </w:rPr>
+      </w:pPr>
+      <w:bookmarkStart w:id="27" w:name="_Toc219160073"/>
+      <w:bookmarkStart w:id="28" w:name="_Toc219160220"/>
+      <w:r>
+        <w:rPr>
+          <w:rFonts w:eastAsia="Times New Roman" w:cstheme="majorHAnsi"/>
           <w:lang w:eastAsia="en-IN"/>
         </w:rPr>
         <w:t>Future Enhancements</w:t>
       </w:r>
-      <w:bookmarkEnd w:id="12"/>
+      <w:bookmarkEnd w:id="27"/>
+      <w:bookmarkEnd w:id="28"/>
     </w:p>
     <w:p>
       <w:pPr>
@@ -3504,15 +3405,15 @@
         </w:numPr>
         <w:spacing w:before="100" w:beforeAutospacing="1" w:after="100" w:afterAutospacing="1" w:line="240" w:lineRule="auto"/>
         <w:rPr>
-          <w:rFonts w:ascii="Times New Roman" w:eastAsia="Times New Roman" w:hAnsi="Times New Roman" w:cs="Times New Roman"/>
-          <w:sz w:val="24"/>
-          <w:szCs w:val="24"/>
-          <w:lang w:eastAsia="en-IN"/>
-        </w:rPr>
-      </w:pPr>
-      <w:r>
-        <w:rPr>
-          <w:rFonts w:ascii="Times New Roman" w:eastAsia="Times New Roman" w:hAnsi="Times New Roman" w:cs="Times New Roman"/>
+          <w:rFonts w:asciiTheme="majorHAnsi" w:eastAsia="Times New Roman" w:hAnsiTheme="majorHAnsi" w:cstheme="majorHAnsi"/>
+          <w:sz w:val="24"/>
+          <w:szCs w:val="24"/>
+          <w:lang w:eastAsia="en-IN"/>
+        </w:rPr>
+      </w:pPr>
+      <w:r>
+        <w:rPr>
+          <w:rFonts w:asciiTheme="majorHAnsi" w:eastAsia="Times New Roman" w:hAnsiTheme="majorHAnsi" w:cstheme="majorHAnsi"/>
           <w:sz w:val="24"/>
           <w:szCs w:val="24"/>
           <w:lang w:eastAsia="en-IN"/>
@@ -3521,7 +3422,7 @@
       </w:r>
       <w:r>
         <w:rPr>
-          <w:rFonts w:ascii="Times New Roman" w:eastAsia="Times New Roman" w:hAnsi="Times New Roman" w:cs="Times New Roman"/>
+          <w:rFonts w:asciiTheme="majorHAnsi" w:eastAsia="Times New Roman" w:hAnsiTheme="majorHAnsi" w:cstheme="majorHAnsi"/>
           <w:sz w:val="24"/>
           <w:szCs w:val="24"/>
           <w:lang w:eastAsia="en-IN"/>
@@ -3530,22 +3431,24 @@
       </w:r>
       <w:r>
         <w:rPr>
-          <w:rFonts w:ascii="Times New Roman" w:eastAsia="Times New Roman" w:hAnsi="Times New Roman" w:cs="Times New Roman"/>
+          <w:rFonts w:asciiTheme="majorHAnsi" w:eastAsia="Times New Roman" w:hAnsiTheme="majorHAnsi" w:cstheme="majorHAnsi"/>
           <w:sz w:val="24"/>
           <w:szCs w:val="24"/>
           <w:lang w:eastAsia="en-IN"/>
         </w:rPr>
         <w:t xml:space="preserve"> to </w:t>
       </w:r>
-      <w:r>
-        <w:rPr>
-          <w:rFonts w:ascii="Times New Roman" w:eastAsia="Times New Roman" w:hAnsi="Times New Roman" w:cs="Times New Roman"/>
+      <w:proofErr w:type="spellStart"/>
+      <w:r>
+        <w:rPr>
+          <w:rFonts w:asciiTheme="majorHAnsi" w:eastAsia="Times New Roman" w:hAnsiTheme="majorHAnsi" w:cstheme="majorHAnsi"/>
           <w:sz w:val="24"/>
           <w:szCs w:val="24"/>
           <w:lang w:eastAsia="en-IN"/>
         </w:rPr>
         <w:t>Microservices</w:t>
       </w:r>
+      <w:proofErr w:type="spellEnd"/>
     </w:p>
     <w:p>
       <w:pPr>
@@ -3555,15 +3458,15 @@
         </w:numPr>
         <w:spacing w:before="100" w:beforeAutospacing="1" w:after="100" w:afterAutospacing="1" w:line="240" w:lineRule="auto"/>
         <w:rPr>
-          <w:rFonts w:ascii="Times New Roman" w:eastAsia="Times New Roman" w:hAnsi="Times New Roman" w:cs="Times New Roman"/>
-          <w:sz w:val="24"/>
-          <w:szCs w:val="24"/>
-          <w:lang w:eastAsia="en-IN"/>
-        </w:rPr>
-      </w:pPr>
-      <w:r>
-        <w:rPr>
-          <w:rFonts w:ascii="Times New Roman" w:eastAsia="Times New Roman" w:hAnsi="Times New Roman" w:cs="Times New Roman"/>
+          <w:rFonts w:asciiTheme="majorHAnsi" w:eastAsia="Times New Roman" w:hAnsiTheme="majorHAnsi" w:cstheme="majorHAnsi"/>
+          <w:sz w:val="24"/>
+          <w:szCs w:val="24"/>
+          <w:lang w:eastAsia="en-IN"/>
+        </w:rPr>
+      </w:pPr>
+      <w:r>
+        <w:rPr>
+          <w:rFonts w:asciiTheme="majorHAnsi" w:eastAsia="Times New Roman" w:hAnsiTheme="majorHAnsi" w:cstheme="majorHAnsi"/>
           <w:sz w:val="24"/>
           <w:szCs w:val="24"/>
           <w:lang w:eastAsia="en-IN"/>
@@ -3579,15 +3482,15 @@
         </w:numPr>
         <w:spacing w:before="100" w:beforeAutospacing="1" w:after="100" w:afterAutospacing="1" w:line="240" w:lineRule="auto"/>
         <w:rPr>
-          <w:rFonts w:ascii="Times New Roman" w:eastAsia="Times New Roman" w:hAnsi="Times New Roman" w:cs="Times New Roman"/>
-          <w:sz w:val="24"/>
-          <w:szCs w:val="24"/>
-          <w:lang w:eastAsia="en-IN"/>
-        </w:rPr>
-      </w:pPr>
-      <w:r>
-        <w:rPr>
-          <w:rFonts w:ascii="Times New Roman" w:eastAsia="Times New Roman" w:hAnsi="Times New Roman" w:cs="Times New Roman"/>
+          <w:rFonts w:asciiTheme="majorHAnsi" w:eastAsia="Times New Roman" w:hAnsiTheme="majorHAnsi" w:cstheme="majorHAnsi"/>
+          <w:sz w:val="24"/>
+          <w:szCs w:val="24"/>
+          <w:lang w:eastAsia="en-IN"/>
+        </w:rPr>
+      </w:pPr>
+      <w:r>
+        <w:rPr>
+          <w:rFonts w:asciiTheme="majorHAnsi" w:eastAsia="Times New Roman" w:hAnsiTheme="majorHAnsi" w:cstheme="majorHAnsi"/>
           <w:sz w:val="24"/>
           <w:szCs w:val="24"/>
           <w:lang w:eastAsia="en-IN"/>
@@ -3596,7 +3499,7 @@
       </w:r>
       <w:r>
         <w:rPr>
-          <w:rFonts w:ascii="Times New Roman" w:eastAsia="Times New Roman" w:hAnsi="Times New Roman" w:cs="Times New Roman"/>
+          <w:rFonts w:asciiTheme="majorHAnsi" w:eastAsia="Times New Roman" w:hAnsiTheme="majorHAnsi" w:cstheme="majorHAnsi"/>
           <w:sz w:val="24"/>
           <w:szCs w:val="24"/>
           <w:lang w:eastAsia="en-IN"/>
@@ -3605,7 +3508,7 @@
       </w:r>
       <w:r>
         <w:rPr>
-          <w:rFonts w:ascii="Times New Roman" w:eastAsia="Times New Roman" w:hAnsi="Times New Roman" w:cs="Times New Roman"/>
+          <w:rFonts w:asciiTheme="majorHAnsi" w:eastAsia="Times New Roman" w:hAnsiTheme="majorHAnsi" w:cstheme="majorHAnsi"/>
           <w:sz w:val="24"/>
           <w:szCs w:val="24"/>
           <w:lang w:eastAsia="en-IN"/>
@@ -3621,15 +3524,15 @@
         </w:numPr>
         <w:spacing w:before="100" w:beforeAutospacing="1" w:after="100" w:afterAutospacing="1" w:line="240" w:lineRule="auto"/>
         <w:rPr>
-          <w:rFonts w:ascii="Times New Roman" w:eastAsia="Times New Roman" w:hAnsi="Times New Roman" w:cs="Times New Roman"/>
-          <w:sz w:val="24"/>
-          <w:szCs w:val="24"/>
-          <w:lang w:eastAsia="en-IN"/>
-        </w:rPr>
-      </w:pPr>
-      <w:r>
-        <w:rPr>
-          <w:rFonts w:ascii="Times New Roman" w:eastAsia="Times New Roman" w:hAnsi="Times New Roman" w:cs="Times New Roman"/>
+          <w:rFonts w:asciiTheme="majorHAnsi" w:eastAsia="Times New Roman" w:hAnsiTheme="majorHAnsi" w:cstheme="majorHAnsi"/>
+          <w:sz w:val="24"/>
+          <w:szCs w:val="24"/>
+          <w:lang w:eastAsia="en-IN"/>
+        </w:rPr>
+      </w:pPr>
+      <w:r>
+        <w:rPr>
+          <w:rFonts w:asciiTheme="majorHAnsi" w:eastAsia="Times New Roman" w:hAnsiTheme="majorHAnsi" w:cstheme="majorHAnsi"/>
           <w:sz w:val="24"/>
           <w:szCs w:val="24"/>
           <w:lang w:eastAsia="en-IN"/>
@@ -3645,15 +3548,15 @@
         </w:numPr>
         <w:spacing w:before="100" w:beforeAutospacing="1" w:after="100" w:afterAutospacing="1" w:line="240" w:lineRule="auto"/>
         <w:rPr>
-          <w:rFonts w:ascii="Times New Roman" w:eastAsia="Times New Roman" w:hAnsi="Times New Roman" w:cs="Times New Roman"/>
-          <w:sz w:val="24"/>
-          <w:szCs w:val="24"/>
-          <w:lang w:eastAsia="en-IN"/>
-        </w:rPr>
-      </w:pPr>
-      <w:r>
-        <w:rPr>
-          <w:rFonts w:ascii="Times New Roman" w:eastAsia="Times New Roman" w:hAnsi="Times New Roman" w:cs="Times New Roman"/>
+          <w:rFonts w:asciiTheme="majorHAnsi" w:eastAsia="Times New Roman" w:hAnsiTheme="majorHAnsi" w:cstheme="majorHAnsi"/>
+          <w:sz w:val="24"/>
+          <w:szCs w:val="24"/>
+          <w:lang w:eastAsia="en-IN"/>
+        </w:rPr>
+      </w:pPr>
+      <w:r>
+        <w:rPr>
+          <w:rFonts w:asciiTheme="majorHAnsi" w:eastAsia="Times New Roman" w:hAnsiTheme="majorHAnsi" w:cstheme="majorHAnsi"/>
           <w:sz w:val="24"/>
           <w:szCs w:val="24"/>
           <w:lang w:eastAsia="en-IN"/>
@@ -3665,33 +3568,35 @@
       <w:pPr>
         <w:pStyle w:val="Heading1"/>
         <w:rPr>
-          <w:rFonts w:eastAsia="Times New Roman"/>
-          <w:lang w:eastAsia="en-IN"/>
-        </w:rPr>
-      </w:pPr>
-      <w:bookmarkStart w:id="13" w:name="_Toc219109855"/>
-      <w:r>
-        <w:rPr>
-          <w:rFonts w:eastAsia="Times New Roman"/>
+          <w:rFonts w:eastAsia="Times New Roman" w:cstheme="majorHAnsi"/>
+          <w:lang w:eastAsia="en-IN"/>
+        </w:rPr>
+      </w:pPr>
+      <w:bookmarkStart w:id="29" w:name="_Toc219160074"/>
+      <w:bookmarkStart w:id="30" w:name="_Toc219160221"/>
+      <w:r>
+        <w:rPr>
+          <w:rFonts w:eastAsia="Times New Roman" w:cstheme="majorHAnsi"/>
           <w:lang w:eastAsia="en-IN"/>
         </w:rPr>
         <w:t>Conclusion</w:t>
       </w:r>
-      <w:bookmarkEnd w:id="13"/>
+      <w:bookmarkEnd w:id="29"/>
+      <w:bookmarkEnd w:id="30"/>
     </w:p>
     <w:p>
       <w:pPr>
         <w:spacing w:before="100" w:beforeAutospacing="1" w:after="100" w:afterAutospacing="1" w:line="240" w:lineRule="auto"/>
         <w:rPr>
-          <w:rFonts w:ascii="Times New Roman" w:eastAsia="Times New Roman" w:hAnsi="Times New Roman" w:cs="Times New Roman"/>
-          <w:sz w:val="24"/>
-          <w:szCs w:val="24"/>
-          <w:lang w:eastAsia="en-IN"/>
-        </w:rPr>
-      </w:pPr>
-      <w:r>
-        <w:rPr>
-          <w:rFonts w:ascii="Times New Roman" w:eastAsia="Times New Roman" w:hAnsi="Times New Roman" w:cs="Times New Roman"/>
+          <w:rFonts w:asciiTheme="majorHAnsi" w:eastAsia="Times New Roman" w:hAnsiTheme="majorHAnsi" w:cstheme="majorHAnsi"/>
+          <w:sz w:val="24"/>
+          <w:szCs w:val="24"/>
+          <w:lang w:eastAsia="en-IN"/>
+        </w:rPr>
+      </w:pPr>
+      <w:r>
+        <w:rPr>
+          <w:rFonts w:asciiTheme="majorHAnsi" w:eastAsia="Times New Roman" w:hAnsiTheme="majorHAnsi" w:cstheme="majorHAnsi"/>
           <w:sz w:val="24"/>
           <w:szCs w:val="24"/>
           <w:lang w:eastAsia="en-IN"/>
@@ -3699,7 +3604,13 @@
         <w:t>The Smart Shopping Cart Application architecture ensures scalability, maintainability, and performance while maintaining simplicity. The chosen modular monolith architecture aligns well with current requirements and allows future expansion.</w:t>
       </w:r>
     </w:p>
-    <w:p/>
+    <w:p>
+      <w:pPr>
+        <w:rPr>
+          <w:rFonts w:asciiTheme="majorHAnsi" w:hAnsiTheme="majorHAnsi" w:cstheme="majorHAnsi"/>
+        </w:rPr>
+      </w:pPr>
+    </w:p>
     <w:sectPr>
       <w:pgSz w:w="11906" w:h="16838"/>
       <w:pgMar w:top="1440" w:right="1440" w:bottom="1440" w:left="1440" w:header="708" w:footer="708" w:gutter="0"/>
@@ -4626,7 +4537,7 @@
   <w:abstractNum w:abstractNumId="7" w15:restartNumberingAfterBreak="0">
     <w:nsid w:val="2D97273B"/>
     <w:multiLevelType w:val="multilevel"/>
-    <w:tmpl w:val="40090025"/>
+    <w:tmpl w:val="7A047C54"/>
     <w:lvl w:ilvl="0">
       <w:start w:val="1"/>
       <w:numFmt w:val="decimal"/>
@@ -4646,6 +4557,10 @@
       <w:pPr>
         <w:ind w:left="576" w:hanging="576"/>
       </w:pPr>
+      <w:rPr>
+        <w:b w:val="0"/>
+        <w:color w:val="5B9BD5" w:themeColor="accent1"/>
+      </w:rPr>
     </w:lvl>
     <w:lvl w:ilvl="2">
       <w:start w:val="1"/>
@@ -6439,6 +6354,9 @@
     <w:abstractNumId w:val="7"/>
   </w:num>
   <w:num w:numId="28">
+    <w:abstractNumId w:val="7"/>
+  </w:num>
+  <w:num w:numId="29">
     <w:abstractNumId w:val="7"/>
   </w:num>
 </w:numbering>
@@ -7664,7 +7582,7 @@
 </file>
 
 <file path=customXml/itemProps1.xml><?xml version="1.0" encoding="utf-8"?>
-<ds:datastoreItem xmlns:ds="http://schemas.openxmlformats.org/officeDocument/2006/customXml" ds:itemID="{70341B70-0C84-4F90-994E-C11FF5628B83}">
+<ds:datastoreItem xmlns:ds="http://schemas.openxmlformats.org/officeDocument/2006/customXml" ds:itemID="{A749D926-D623-4CD9-9820-85B538223BF0}">
   <ds:schemaRefs>
     <ds:schemaRef ds:uri="http://schemas.openxmlformats.org/officeDocument/2006/bibliography"/>
   </ds:schemaRefs>

--- a/Artifacts/Documents/Architecture Document - Smart Cart.docx
+++ b/Artifacts/Documents/Architecture Document - Smart Cart.docx
@@ -89,7 +89,11 @@
     <w:sdt>
       <w:sdtPr>
         <w:rPr>
-          <w:rFonts w:cstheme="majorHAnsi"/>
+          <w:rFonts w:asciiTheme="minorHAnsi" w:eastAsiaTheme="minorHAnsi" w:hAnsiTheme="minorHAnsi" w:cstheme="majorHAnsi"/>
+          <w:color w:val="auto"/>
+          <w:sz w:val="22"/>
+          <w:szCs w:val="22"/>
+          <w:lang w:val="en-IN"/>
         </w:rPr>
         <w:id w:val="1293562633"/>
         <w:docPartObj>
@@ -99,14 +103,9 @@
       </w:sdtPr>
       <w:sdtEndPr>
         <w:rPr>
-          <w:rFonts w:eastAsiaTheme="minorHAnsi"/>
           <w:b/>
           <w:bCs/>
           <w:noProof/>
-          <w:color w:val="auto"/>
-          <w:sz w:val="22"/>
-          <w:szCs w:val="22"/>
-          <w:lang w:val="en-IN"/>
         </w:rPr>
       </w:sdtEndPr>
       <w:sdtContent>
@@ -2722,8 +2721,6 @@
       </w:pPr>
       <w:bookmarkStart w:id="16" w:name="_Toc219160068"/>
       <w:bookmarkStart w:id="17" w:name="_Toc219160215"/>
-      <w:bookmarkStart w:id="18" w:name="_GoBack"/>
-      <w:bookmarkEnd w:id="18"/>
       <w:r>
         <w:rPr>
           <w:rFonts w:asciiTheme="majorHAnsi" w:hAnsiTheme="majorHAnsi" w:cstheme="majorHAnsi"/>
@@ -2800,15 +2797,15 @@
       </w:pPr>
       <w:r>
         <w:rPr>
-          <w:rFonts w:asciiTheme="majorHAnsi" w:hAnsiTheme="majorHAnsi" w:cstheme="majorHAnsi"/>
           <w:noProof/>
           <w:lang w:eastAsia="en-IN"/>
         </w:rPr>
+        <w:lastRenderedPageBreak/>
         <w:drawing>
-          <wp:inline distT="0" distB="0" distL="0" distR="0" wp14:anchorId="75FD7729" wp14:editId="24DAB368">
-            <wp:extent cx="6303010" cy="3086100"/>
-            <wp:effectExtent l="19050" t="19050" r="21590" b="19050"/>
-            <wp:docPr id="33" name="Picture 33"/>
+          <wp:inline distT="0" distB="0" distL="0" distR="0" wp14:anchorId="0EBC6EF5" wp14:editId="12F4415B">
+            <wp:extent cx="6333067" cy="3428950"/>
+            <wp:effectExtent l="19050" t="19050" r="10795" b="19685"/>
+            <wp:docPr id="2" name="Picture 2"/>
             <wp:cNvGraphicFramePr>
               <a:graphicFrameLocks xmlns:a="http://schemas.openxmlformats.org/drawingml/2006/main" noChangeAspect="1"/>
             </wp:cNvGraphicFramePr>
@@ -2819,33 +2816,25 @@
                     <pic:cNvPr id="1" name=""/>
                     <pic:cNvPicPr/>
                   </pic:nvPicPr>
-                  <pic:blipFill rotWithShape="1">
+                  <pic:blipFill>
                     <a:blip r:embed="rId8"/>
-                    <a:srcRect t="1" b="28061"/>
-                    <a:stretch/>
+                    <a:stretch>
+                      <a:fillRect/>
+                    </a:stretch>
                   </pic:blipFill>
-                  <pic:spPr bwMode="auto">
+                  <pic:spPr>
                     <a:xfrm>
                       <a:off x="0" y="0"/>
-                      <a:ext cx="6303010" cy="3086100"/>
+                      <a:ext cx="6351008" cy="3438664"/>
                     </a:xfrm>
                     <a:prstGeom prst="rect">
                       <a:avLst/>
                     </a:prstGeom>
-                    <a:ln w="9525" cap="flat" cmpd="sng" algn="ctr">
+                    <a:ln>
                       <a:solidFill>
-                        <a:srgbClr val="5B9BD5"/>
+                        <a:schemeClr val="accent1"/>
                       </a:solidFill>
-                      <a:prstDash val="solid"/>
-                      <a:round/>
-                      <a:headEnd type="none" w="med" len="med"/>
-                      <a:tailEnd type="none" w="med" len="med"/>
                     </a:ln>
-                    <a:extLst>
-                      <a:ext uri="{53640926-AAD7-44D8-BBD7-CCE9431645EC}">
-                        <a14:shadowObscured xmlns:a14="http://schemas.microsoft.com/office/drawing/2010/main"/>
-                      </a:ext>
-                    </a:extLst>
                   </pic:spPr>
                 </pic:pic>
               </a:graphicData>
@@ -2853,6 +2842,8 @@
           </wp:inline>
         </w:drawing>
       </w:r>
+      <w:bookmarkStart w:id="18" w:name="_GoBack"/>
+      <w:bookmarkEnd w:id="18"/>
     </w:p>
     <w:p>
       <w:pPr>
@@ -7582,7 +7573,7 @@
 </file>
 
 <file path=customXml/itemProps1.xml><?xml version="1.0" encoding="utf-8"?>
-<ds:datastoreItem xmlns:ds="http://schemas.openxmlformats.org/officeDocument/2006/customXml" ds:itemID="{A749D926-D623-4CD9-9820-85B538223BF0}">
+<ds:datastoreItem xmlns:ds="http://schemas.openxmlformats.org/officeDocument/2006/customXml" ds:itemID="{08CD5161-E637-494B-A2D1-6EB1C390EAB4}">
   <ds:schemaRefs>
     <ds:schemaRef ds:uri="http://schemas.openxmlformats.org/officeDocument/2006/bibliography"/>
   </ds:schemaRefs>
